--- a/v2.0/word/学情预警系统_AI功能测试手册.docx
+++ b/v2.0/word/学情预警系统_AI功能测试手册.docx
@@ -285,7 +285,7 @@
                 <w:sz w:val="19"/>
                 <w:szCs w:val="19"/>
               </w:rPr>
-              <w:t xml:space="preserve">① 学生端学习评价报告；② 学生端预警解释卡；③ 教师端班级报告 + 预警解释卡；④ 辅导员端行政班报告；⑤ 辅导员/教务端干预闭环看板</w:t>
+              <w:t xml:space="preserve">① 学生端学习评价报告；② 学生端预警解释卡；③ 教师端班级报告 + 预警解释卡；④ 辅导员端行政班报告；⑤ 辅导员/教务端干预闭环看板；⑥ 学生端课程答疑（RAG · 带页码引用）+ 教师上传课件自动入库</w:t>
             </w:r>
           </w:p>
         </w:tc>
@@ -5111,7 +5111,162 @@
           <w:sz w:val="32"/>
           <w:szCs w:val="32"/>
         </w:rPr>
-        <w:t xml:space="preserve">6 测试记录表（打印出来打勾用）</w:t>
+        <w:t xml:space="preserve">6 课程答疑与课件入库（RAG）</w:t>
+      </w:r>
+    </w:p>
+    <w:p>
+      <w:pPr>
+        <w:pStyle w:val="Heading2"/>
+        <w:spacing w:after="120" w:before="220" w:line="380"/>
+      </w:pPr>
+      <w:r>
+        <w:rPr>
+          <w:rFonts w:ascii="Times New Roman" w:eastAsia="黑体" w:hAnsi="Times New Roman"/>
+          <w:b/>
+          <w:bCs/>
+          <w:color w:val="000000"/>
+          <w:sz w:val="28"/>
+          <w:szCs w:val="28"/>
+        </w:rPr>
+        <w:t xml:space="preserve">6.1 学生怎么问</w:t>
+      </w:r>
+    </w:p>
+    <w:p>
+      <w:pPr>
+        <w:spacing w:after="60" w:line="340"/>
+        <w:ind w:left="420" w:hanging="240"/>
+      </w:pPr>
+      <w:r>
+        <w:rPr>
+          <w:rFonts w:ascii="Times New Roman" w:eastAsia="宋体" w:hAnsi="Times New Roman"/>
+          <w:b w:val="false"/>
+          <w:bCs w:val="false"/>
+          <w:sz w:val="21"/>
+          <w:szCs w:val="21"/>
+        </w:rPr>
+        <w:t xml:space="preserve">1．</w:t>
+      </w:r>
+      <w:r>
+        <w:rPr>
+          <w:rFonts w:ascii="Times New Roman" w:eastAsia="宋体" w:hAnsi="Times New Roman"/>
+          <w:b w:val="false"/>
+          <w:bCs w:val="false"/>
+          <w:sz w:val="21"/>
+          <w:szCs w:val="21"/>
+        </w:rPr>
+        <w:t xml:space="preserve">用 20250001 登录，左侧点「</w:t>
+      </w:r>
+      <w:r>
+        <w:rPr>
+          <w:rFonts w:ascii="Times New Roman" w:eastAsia="宋体" w:hAnsi="Times New Roman"/>
+          <w:b/>
+          <w:bCs/>
+          <w:sz w:val="21"/>
+          <w:szCs w:val="21"/>
+        </w:rPr>
+        <w:t xml:space="preserve">学情预警</w:t>
+      </w:r>
+      <w:r>
+        <w:rPr>
+          <w:rFonts w:ascii="Times New Roman" w:eastAsia="宋体" w:hAnsi="Times New Roman"/>
+          <w:b w:val="false"/>
+          <w:bCs w:val="false"/>
+          <w:sz w:val="21"/>
+          <w:szCs w:val="21"/>
+        </w:rPr>
+        <w:t xml:space="preserve">」（/student/warnings）。</w:t>
+      </w:r>
+    </w:p>
+    <w:p>
+      <w:pPr>
+        <w:spacing w:after="60" w:line="340"/>
+        <w:ind w:left="420" w:hanging="240"/>
+      </w:pPr>
+      <w:r>
+        <w:rPr>
+          <w:rFonts w:ascii="Times New Roman" w:eastAsia="宋体" w:hAnsi="Times New Roman"/>
+          <w:b w:val="false"/>
+          <w:bCs w:val="false"/>
+          <w:sz w:val="21"/>
+          <w:szCs w:val="21"/>
+        </w:rPr>
+        <w:t xml:space="preserve">2．</w:t>
+      </w:r>
+      <w:r>
+        <w:rPr>
+          <w:rFonts w:ascii="Times New Roman" w:eastAsia="宋体" w:hAnsi="Times New Roman"/>
+          <w:b w:val="false"/>
+          <w:bCs w:val="false"/>
+          <w:sz w:val="21"/>
+          <w:szCs w:val="21"/>
+        </w:rPr>
+        <w:t xml:space="preserve">点任意一门课程的「</w:t>
+      </w:r>
+      <w:r>
+        <w:rPr>
+          <w:rFonts w:ascii="Times New Roman" w:eastAsia="宋体" w:hAnsi="Times New Roman"/>
+          <w:b/>
+          <w:bCs/>
+          <w:sz w:val="21"/>
+          <w:szCs w:val="21"/>
+        </w:rPr>
+        <w:t xml:space="preserve">查看详情</w:t>
+      </w:r>
+      <w:r>
+        <w:rPr>
+          <w:rFonts w:ascii="Times New Roman" w:eastAsia="宋体" w:hAnsi="Times New Roman"/>
+          <w:b w:val="false"/>
+          <w:bCs w:val="false"/>
+          <w:sz w:val="21"/>
+          <w:szCs w:val="21"/>
+        </w:rPr>
+        <w:t xml:space="preserve">」，右侧抽屉滑出后滚到最底部，找到「</w:t>
+      </w:r>
+      <w:r>
+        <w:rPr>
+          <w:rFonts w:ascii="Times New Roman" w:eastAsia="宋体" w:hAnsi="Times New Roman"/>
+          <w:b/>
+          <w:bCs/>
+          <w:sz w:val="21"/>
+          <w:szCs w:val="21"/>
+        </w:rPr>
+        <w:t xml:space="preserve">课程答疑（带引用）</w:t>
+      </w:r>
+      <w:r>
+        <w:rPr>
+          <w:rFonts w:ascii="Times New Roman" w:eastAsia="宋体" w:hAnsi="Times New Roman"/>
+          <w:b w:val="false"/>
+          <w:bCs w:val="false"/>
+          <w:sz w:val="21"/>
+          <w:szCs w:val="21"/>
+        </w:rPr>
+        <w:t xml:space="preserve">」。</w:t>
+      </w:r>
+    </w:p>
+    <w:p>
+      <w:pPr>
+        <w:spacing w:after="60" w:line="340"/>
+        <w:ind w:left="420" w:hanging="240"/>
+      </w:pPr>
+      <w:r>
+        <w:rPr>
+          <w:rFonts w:ascii="Times New Roman" w:eastAsia="宋体" w:hAnsi="Times New Roman"/>
+          <w:b w:val="false"/>
+          <w:bCs w:val="false"/>
+          <w:sz w:val="21"/>
+          <w:szCs w:val="21"/>
+        </w:rPr>
+        <w:t xml:space="preserve">3．</w:t>
+      </w:r>
+      <w:r>
+        <w:rPr>
+          <w:rFonts w:ascii="Times New Roman" w:eastAsia="宋体" w:hAnsi="Times New Roman"/>
+          <w:b w:val="false"/>
+          <w:bCs w:val="false"/>
+          <w:sz w:val="21"/>
+          <w:szCs w:val="21"/>
+        </w:rPr>
+        <w:t xml:space="preserve">输入问题（例如「VLOOKUP 返回 #N/A 是什么原因」），按回车或点「提问」，等 1–6 秒。</w:t>
       </w:r>
     </w:p>
     <w:p>
@@ -5127,7 +5282,962 @@
           <w:sz w:val="19"/>
           <w:szCs w:val="19"/>
         </w:rPr>
-        <w:t xml:space="preserve">表6-1 逐项打勾</w:t>
+        <w:t xml:space="preserve">表6-1 答疑验收点</w:t>
+      </w:r>
+    </w:p>
+    <w:tbl>
+      <w:tblPr>
+        <w:tblW w:type="dxa" w:w="9070"/>
+        <w:tblBorders>
+          <w:top w:val="single" w:color="808080" w:sz="4"/>
+          <w:left w:val="single" w:color="808080" w:sz="4"/>
+          <w:bottom w:val="single" w:color="808080" w:sz="4"/>
+          <w:right w:val="single" w:color="808080" w:sz="4"/>
+          <w:insideH w:val="single" w:color="808080" w:sz="4"/>
+          <w:insideV w:val="single" w:color="808080" w:sz="4"/>
+        </w:tblBorders>
+        <w:tblLayout w:type="fixed"/>
+      </w:tblPr>
+      <w:tblGrid>
+        <w:gridCol w:w="1451"/>
+        <w:gridCol w:w="7619"/>
+      </w:tblGrid>
+      <w:tr>
+        <w:trPr>
+          <w:tblHeader/>
+        </w:trPr>
+        <w:tc>
+          <w:tcPr>
+            <w:tcW w:type="dxa" w:w="1451"/>
+            <w:shd w:fill="EDF2F7"/>
+            <w:tcMar>
+              <w:top w:type="dxa" w:w="60"/>
+              <w:left w:type="dxa" w:w="90"/>
+              <w:bottom w:type="dxa" w:w="60"/>
+              <w:right w:type="dxa" w:w="90"/>
+            </w:tcMar>
+            <w:vAlign w:val="center"/>
+          </w:tcPr>
+          <w:p>
+            <w:pPr>
+              <w:spacing w:after="0" w:line="280"/>
+              <w:jc w:val="center"/>
+            </w:pPr>
+            <w:r>
+              <w:rPr>
+                <w:rFonts w:ascii="Times New Roman" w:eastAsia="宋体" w:hAnsi="Times New Roman"/>
+                <w:b/>
+                <w:bCs/>
+                <w:sz w:val="19"/>
+                <w:szCs w:val="19"/>
+              </w:rPr>
+              <w:t xml:space="preserve">检查项</w:t>
+            </w:r>
+          </w:p>
+        </w:tc>
+        <w:tc>
+          <w:tcPr>
+            <w:tcW w:type="dxa" w:w="7619"/>
+            <w:shd w:fill="EDF2F7"/>
+            <w:tcMar>
+              <w:top w:type="dxa" w:w="60"/>
+              <w:left w:type="dxa" w:w="90"/>
+              <w:bottom w:type="dxa" w:w="60"/>
+              <w:right w:type="dxa" w:w="90"/>
+            </w:tcMar>
+            <w:vAlign w:val="center"/>
+          </w:tcPr>
+          <w:p>
+            <w:pPr>
+              <w:spacing w:after="0" w:line="280"/>
+              <w:jc w:val="center"/>
+            </w:pPr>
+            <w:r>
+              <w:rPr>
+                <w:rFonts w:ascii="Times New Roman" w:eastAsia="宋体" w:hAnsi="Times New Roman"/>
+                <w:b/>
+                <w:bCs/>
+                <w:sz w:val="19"/>
+                <w:szCs w:val="19"/>
+              </w:rPr>
+              <w:t xml:space="preserve">期望</w:t>
+            </w:r>
+          </w:p>
+        </w:tc>
+      </w:tr>
+      <w:tr>
+        <w:tc>
+          <w:tcPr>
+            <w:tcW w:type="dxa" w:w="1451"/>
+            <w:tcMar>
+              <w:top w:type="dxa" w:w="60"/>
+              <w:left w:type="dxa" w:w="90"/>
+              <w:bottom w:type="dxa" w:w="60"/>
+              <w:right w:type="dxa" w:w="90"/>
+            </w:tcMar>
+            <w:vAlign w:val="center"/>
+          </w:tcPr>
+          <w:p>
+            <w:pPr>
+              <w:spacing w:after="0" w:line="280"/>
+            </w:pPr>
+            <w:r>
+              <w:rPr>
+                <w:rFonts w:ascii="Times New Roman" w:eastAsia="宋体" w:hAnsi="Times New Roman"/>
+                <w:b w:val="false"/>
+                <w:bCs w:val="false"/>
+                <w:sz w:val="19"/>
+                <w:szCs w:val="19"/>
+              </w:rPr>
+              <w:t xml:space="preserve">先结论后要点</w:t>
+            </w:r>
+          </w:p>
+        </w:tc>
+        <w:tc>
+          <w:tcPr>
+            <w:tcW w:type="dxa" w:w="7619"/>
+            <w:tcMar>
+              <w:top w:type="dxa" w:w="60"/>
+              <w:left w:type="dxa" w:w="90"/>
+              <w:bottom w:type="dxa" w:w="60"/>
+              <w:right w:type="dxa" w:w="90"/>
+            </w:tcMar>
+            <w:vAlign w:val="center"/>
+          </w:tcPr>
+          <w:p>
+            <w:pPr>
+              <w:spacing w:after="0" w:line="280"/>
+            </w:pPr>
+            <w:r>
+              <w:rPr>
+                <w:rFonts w:ascii="Times New Roman" w:eastAsia="宋体" w:hAnsi="Times New Roman"/>
+                <w:b w:val="false"/>
+                <w:bCs w:val="false"/>
+                <w:sz w:val="19"/>
+                <w:szCs w:val="19"/>
+              </w:rPr>
+              <w:t xml:space="preserve">2–3 句结论 + 编号要点，不出现 Markdown 星号或表格</w:t>
+            </w:r>
+          </w:p>
+        </w:tc>
+      </w:tr>
+      <w:tr>
+        <w:tc>
+          <w:tcPr>
+            <w:tcW w:type="dxa" w:w="1451"/>
+            <w:tcMar>
+              <w:top w:type="dxa" w:w="60"/>
+              <w:left w:type="dxa" w:w="90"/>
+              <w:bottom w:type="dxa" w:w="60"/>
+              <w:right w:type="dxa" w:w="90"/>
+            </w:tcMar>
+            <w:vAlign w:val="center"/>
+          </w:tcPr>
+          <w:p>
+            <w:pPr>
+              <w:spacing w:after="0" w:line="280"/>
+            </w:pPr>
+            <w:r>
+              <w:rPr>
+                <w:rFonts w:ascii="Times New Roman" w:eastAsia="宋体" w:hAnsi="Times New Roman"/>
+                <w:b w:val="false"/>
+                <w:bCs w:val="false"/>
+                <w:sz w:val="19"/>
+                <w:szCs w:val="19"/>
+              </w:rPr>
+              <w:t xml:space="preserve">引用可核</w:t>
+            </w:r>
+          </w:p>
+        </w:tc>
+        <w:tc>
+          <w:tcPr>
+            <w:tcW w:type="dxa" w:w="7619"/>
+            <w:tcMar>
+              <w:top w:type="dxa" w:w="60"/>
+              <w:left w:type="dxa" w:w="90"/>
+              <w:bottom w:type="dxa" w:w="60"/>
+              <w:right w:type="dxa" w:w="90"/>
+            </w:tcMar>
+            <w:vAlign w:val="center"/>
+          </w:tcPr>
+          <w:p>
+            <w:pPr>
+              <w:spacing w:after="0" w:line="280"/>
+            </w:pPr>
+            <w:r>
+              <w:rPr>
+                <w:rFonts w:ascii="Times New Roman" w:eastAsia="宋体" w:hAnsi="Times New Roman"/>
+                <w:b w:val="false"/>
+                <w:bCs w:val="false"/>
+                <w:sz w:val="19"/>
+                <w:szCs w:val="19"/>
+              </w:rPr>
+              <w:t xml:space="preserve">底部灰色小标签「依据：文档名 第N段」，PPTX 还会带「（第N页）」</w:t>
+            </w:r>
+          </w:p>
+        </w:tc>
+      </w:tr>
+      <w:tr>
+        <w:tc>
+          <w:tcPr>
+            <w:tcW w:type="dxa" w:w="1451"/>
+            <w:tcMar>
+              <w:top w:type="dxa" w:w="60"/>
+              <w:left w:type="dxa" w:w="90"/>
+              <w:bottom w:type="dxa" w:w="60"/>
+              <w:right w:type="dxa" w:w="90"/>
+            </w:tcMar>
+            <w:vAlign w:val="center"/>
+          </w:tcPr>
+          <w:p>
+            <w:pPr>
+              <w:spacing w:after="0" w:line="280"/>
+            </w:pPr>
+            <w:r>
+              <w:rPr>
+                <w:rFonts w:ascii="Times New Roman" w:eastAsia="宋体" w:hAnsi="Times New Roman"/>
+                <w:b w:val="false"/>
+                <w:bCs w:val="false"/>
+                <w:sz w:val="19"/>
+                <w:szCs w:val="19"/>
+              </w:rPr>
+              <w:t xml:space="preserve">只答本课程</w:t>
+            </w:r>
+          </w:p>
+        </w:tc>
+        <w:tc>
+          <w:tcPr>
+            <w:tcW w:type="dxa" w:w="7619"/>
+            <w:tcMar>
+              <w:top w:type="dxa" w:w="60"/>
+              <w:left w:type="dxa" w:w="90"/>
+              <w:bottom w:type="dxa" w:w="60"/>
+              <w:right w:type="dxa" w:w="90"/>
+            </w:tcMar>
+            <w:vAlign w:val="center"/>
+          </w:tcPr>
+          <w:p>
+            <w:pPr>
+              <w:spacing w:after="0" w:line="280"/>
+            </w:pPr>
+            <w:r>
+              <w:rPr>
+                <w:rFonts w:ascii="Times New Roman" w:eastAsia="宋体" w:hAnsi="Times New Roman"/>
+                <w:b w:val="false"/>
+                <w:bCs w:val="false"/>
+                <w:sz w:val="19"/>
+                <w:szCs w:val="19"/>
+              </w:rPr>
+              <w:t xml:space="preserve">答案里的数字与规则都能在课件 / 导学 / 资料里找到原文，不出现资料以外的知识</w:t>
+            </w:r>
+          </w:p>
+        </w:tc>
+      </w:tr>
+      <w:tr>
+        <w:tc>
+          <w:tcPr>
+            <w:tcW w:type="dxa" w:w="1451"/>
+            <w:tcMar>
+              <w:top w:type="dxa" w:w="60"/>
+              <w:left w:type="dxa" w:w="90"/>
+              <w:bottom w:type="dxa" w:w="60"/>
+              <w:right w:type="dxa" w:w="90"/>
+            </w:tcMar>
+            <w:vAlign w:val="center"/>
+          </w:tcPr>
+          <w:p>
+            <w:pPr>
+              <w:spacing w:after="0" w:line="280"/>
+            </w:pPr>
+            <w:r>
+              <w:rPr>
+                <w:rFonts w:ascii="Times New Roman" w:eastAsia="宋体" w:hAnsi="Times New Roman"/>
+                <w:b w:val="false"/>
+                <w:bCs w:val="false"/>
+                <w:sz w:val="19"/>
+                <w:szCs w:val="19"/>
+              </w:rPr>
+              <w:t xml:space="preserve">会拒答</w:t>
+            </w:r>
+          </w:p>
+        </w:tc>
+        <w:tc>
+          <w:tcPr>
+            <w:tcW w:type="dxa" w:w="7619"/>
+            <w:tcMar>
+              <w:top w:type="dxa" w:w="60"/>
+              <w:left w:type="dxa" w:w="90"/>
+              <w:bottom w:type="dxa" w:w="60"/>
+              <w:right w:type="dxa" w:w="90"/>
+            </w:tcMar>
+            <w:vAlign w:val="center"/>
+          </w:tcPr>
+          <w:p>
+            <w:pPr>
+              <w:spacing w:after="0" w:line="280"/>
+            </w:pPr>
+            <w:r>
+              <w:rPr>
+                <w:rFonts w:ascii="Times New Roman" w:eastAsia="宋体" w:hAnsi="Times New Roman"/>
+                <w:b w:val="false"/>
+                <w:bCs w:val="false"/>
+                <w:sz w:val="19"/>
+                <w:szCs w:val="19"/>
+              </w:rPr>
+              <w:t xml:space="preserve">问与课程无关的问题（例如「帮我写一份入党申请书」），直接返回「没有检索到足够可靠的依据」</w:t>
+            </w:r>
+          </w:p>
+        </w:tc>
+      </w:tr>
+      <w:tr>
+        <w:tc>
+          <w:tcPr>
+            <w:tcW w:type="dxa" w:w="1451"/>
+            <w:tcMar>
+              <w:top w:type="dxa" w:w="60"/>
+              <w:left w:type="dxa" w:w="90"/>
+              <w:bottom w:type="dxa" w:w="60"/>
+              <w:right w:type="dxa" w:w="90"/>
+            </w:tcMar>
+            <w:vAlign w:val="center"/>
+          </w:tcPr>
+          <w:p>
+            <w:pPr>
+              <w:spacing w:after="0" w:line="280"/>
+            </w:pPr>
+            <w:r>
+              <w:rPr>
+                <w:rFonts w:ascii="Times New Roman" w:eastAsia="宋体" w:hAnsi="Times New Roman"/>
+                <w:b w:val="false"/>
+                <w:bCs w:val="false"/>
+                <w:sz w:val="19"/>
+                <w:szCs w:val="19"/>
+              </w:rPr>
+              <w:t xml:space="preserve">匹配度展示</w:t>
+            </w:r>
+          </w:p>
+        </w:tc>
+        <w:tc>
+          <w:tcPr>
+            <w:tcW w:type="dxa" w:w="7619"/>
+            <w:tcMar>
+              <w:top w:type="dxa" w:w="60"/>
+              <w:left w:type="dxa" w:w="90"/>
+              <w:bottom w:type="dxa" w:w="60"/>
+              <w:right w:type="dxa" w:w="90"/>
+            </w:tcMar>
+            <w:vAlign w:val="center"/>
+          </w:tcPr>
+          <w:p>
+            <w:pPr>
+              <w:spacing w:after="0" w:line="280"/>
+            </w:pPr>
+            <w:r>
+              <w:rPr>
+                <w:rFonts w:ascii="Times New Roman" w:eastAsia="宋体" w:hAnsi="Times New Roman"/>
+                <w:b w:val="false"/>
+                <w:bCs w:val="false"/>
+                <w:sz w:val="19"/>
+                <w:szCs w:val="19"/>
+              </w:rPr>
+              <w:t xml:space="preserve">底部一行「命中 N 段材料，依据匹配度 XX%」</w:t>
+            </w:r>
+          </w:p>
+        </w:tc>
+      </w:tr>
+    </w:tbl>
+    <w:p>
+      <w:pPr>
+        <w:spacing w:after="80" w:before="0" w:line="340"/>
+        <w:ind w:left="420"/>
+      </w:pPr>
+      <w:r>
+        <w:rPr>
+          <w:rFonts w:ascii="Times New Roman" w:eastAsia="宋体" w:hAnsi="Times New Roman"/>
+          <w:b w:val="false"/>
+          <w:bCs w:val="false"/>
+          <w:color w:val="555555"/>
+          <w:sz w:val="19"/>
+          <w:szCs w:val="19"/>
+        </w:rPr>
+        <w:t xml:space="preserve">实测参照（课程 1 · 大学计算机基础（一））：「VLOOKUP 返回 #N/A 是什么原因」命中课件第 4 页（依据匹配度 47%），给出 3 条要点；「实验二的评分标准是什么」命中评分标准表（50%）；「帮我写一份入党申请书」零命中直接拒答。</w:t>
+      </w:r>
+    </w:p>
+    <w:p>
+      <w:pPr>
+        <w:pStyle w:val="Heading2"/>
+        <w:spacing w:after="120" w:before="220" w:line="380"/>
+      </w:pPr>
+      <w:r>
+        <w:rPr>
+          <w:rFonts w:ascii="Times New Roman" w:eastAsia="黑体" w:hAnsi="Times New Roman"/>
+          <w:b/>
+          <w:bCs/>
+          <w:color w:val="000000"/>
+          <w:sz w:val="28"/>
+          <w:szCs w:val="28"/>
+        </w:rPr>
+        <w:t xml:space="preserve">6.2 教师上传课件即入库</w:t>
+      </w:r>
+    </w:p>
+    <w:p>
+      <w:pPr>
+        <w:spacing w:after="60" w:line="340"/>
+        <w:ind w:left="420" w:hanging="240"/>
+      </w:pPr>
+      <w:r>
+        <w:rPr>
+          <w:rFonts w:ascii="Times New Roman" w:eastAsia="宋体" w:hAnsi="Times New Roman"/>
+          <w:b w:val="false"/>
+          <w:bCs w:val="false"/>
+          <w:sz w:val="21"/>
+          <w:szCs w:val="21"/>
+        </w:rPr>
+        <w:t xml:space="preserve">1．</w:t>
+      </w:r>
+      <w:r>
+        <w:rPr>
+          <w:rFonts w:ascii="Times New Roman" w:eastAsia="宋体" w:hAnsi="Times New Roman"/>
+          <w:b w:val="false"/>
+          <w:bCs w:val="false"/>
+          <w:sz w:val="21"/>
+          <w:szCs w:val="21"/>
+        </w:rPr>
+        <w:t xml:space="preserve">用 1001 登录，进「</w:t>
+      </w:r>
+      <w:r>
+        <w:rPr>
+          <w:rFonts w:ascii="Times New Roman" w:eastAsia="宋体" w:hAnsi="Times New Roman"/>
+          <w:b/>
+          <w:bCs/>
+          <w:sz w:val="21"/>
+          <w:szCs w:val="21"/>
+        </w:rPr>
+        <w:t xml:space="preserve">课程内容</w:t>
+      </w:r>
+      <w:r>
+        <w:rPr>
+          <w:rFonts w:ascii="Times New Roman" w:eastAsia="宋体" w:hAnsi="Times New Roman"/>
+          <w:b w:val="false"/>
+          <w:bCs w:val="false"/>
+          <w:sz w:val="21"/>
+          <w:szCs w:val="21"/>
+        </w:rPr>
+        <w:t xml:space="preserve">」→ 页签「</w:t>
+      </w:r>
+      <w:r>
+        <w:rPr>
+          <w:rFonts w:ascii="Times New Roman" w:eastAsia="宋体" w:hAnsi="Times New Roman"/>
+          <w:b/>
+          <w:bCs/>
+          <w:sz w:val="21"/>
+          <w:szCs w:val="21"/>
+        </w:rPr>
+        <w:t xml:space="preserve">资料库</w:t>
+      </w:r>
+      <w:r>
+        <w:rPr>
+          <w:rFonts w:ascii="Times New Roman" w:eastAsia="宋体" w:hAnsi="Times New Roman"/>
+          <w:b w:val="false"/>
+          <w:bCs w:val="false"/>
+          <w:sz w:val="21"/>
+          <w:szCs w:val="21"/>
+        </w:rPr>
+        <w:t xml:space="preserve">」。</w:t>
+      </w:r>
+    </w:p>
+    <w:p>
+      <w:pPr>
+        <w:spacing w:after="60" w:line="340"/>
+        <w:ind w:left="420" w:hanging="240"/>
+      </w:pPr>
+      <w:r>
+        <w:rPr>
+          <w:rFonts w:ascii="Times New Roman" w:eastAsia="宋体" w:hAnsi="Times New Roman"/>
+          <w:b w:val="false"/>
+          <w:bCs w:val="false"/>
+          <w:sz w:val="21"/>
+          <w:szCs w:val="21"/>
+        </w:rPr>
+        <w:t xml:space="preserve">2．</w:t>
+      </w:r>
+      <w:r>
+        <w:rPr>
+          <w:rFonts w:ascii="Times New Roman" w:eastAsia="宋体" w:hAnsi="Times New Roman"/>
+          <w:b w:val="false"/>
+          <w:bCs w:val="false"/>
+          <w:sz w:val="21"/>
+          <w:szCs w:val="21"/>
+        </w:rPr>
+        <w:t xml:space="preserve">点右上「</w:t>
+      </w:r>
+      <w:r>
+        <w:rPr>
+          <w:rFonts w:ascii="Times New Roman" w:eastAsia="宋体" w:hAnsi="Times New Roman"/>
+          <w:b/>
+          <w:bCs/>
+          <w:sz w:val="21"/>
+          <w:szCs w:val="21"/>
+        </w:rPr>
+        <w:t xml:space="preserve">上传文件</w:t>
+      </w:r>
+      <w:r>
+        <w:rPr>
+          <w:rFonts w:ascii="Times New Roman" w:eastAsia="宋体" w:hAnsi="Times New Roman"/>
+          <w:b w:val="false"/>
+          <w:bCs w:val="false"/>
+          <w:sz w:val="21"/>
+          <w:szCs w:val="21"/>
+        </w:rPr>
+        <w:t xml:space="preserve">」，选一份 .pptx 或 .docx 课件（例如 v2.0/demo/courseware/第2讲_Excel函数与图表.pptx）。</w:t>
+      </w:r>
+    </w:p>
+    <w:p>
+      <w:pPr>
+        <w:spacing w:after="60" w:line="340"/>
+        <w:ind w:left="420" w:hanging="240"/>
+      </w:pPr>
+      <w:r>
+        <w:rPr>
+          <w:rFonts w:ascii="Times New Roman" w:eastAsia="宋体" w:hAnsi="Times New Roman"/>
+          <w:b w:val="false"/>
+          <w:bCs w:val="false"/>
+          <w:sz w:val="21"/>
+          <w:szCs w:val="21"/>
+        </w:rPr>
+        <w:t xml:space="preserve">3．</w:t>
+      </w:r>
+      <w:r>
+        <w:rPr>
+          <w:rFonts w:ascii="Times New Roman" w:eastAsia="宋体" w:hAnsi="Times New Roman"/>
+          <w:b w:val="false"/>
+          <w:bCs w:val="false"/>
+          <w:sz w:val="21"/>
+          <w:szCs w:val="21"/>
+        </w:rPr>
+        <w:t xml:space="preserve">上传成功后</w:t>
+      </w:r>
+      <w:r>
+        <w:rPr>
+          <w:rFonts w:ascii="Times New Roman" w:eastAsia="宋体" w:hAnsi="Times New Roman"/>
+          <w:b/>
+          <w:bCs/>
+          <w:sz w:val="21"/>
+          <w:szCs w:val="21"/>
+        </w:rPr>
+        <w:t xml:space="preserve">不需要任何额外操作</w:t>
+      </w:r>
+      <w:r>
+        <w:rPr>
+          <w:rFonts w:ascii="Times New Roman" w:eastAsia="宋体" w:hAnsi="Times New Roman"/>
+          <w:b w:val="false"/>
+          <w:bCs w:val="false"/>
+          <w:sz w:val="21"/>
+          <w:szCs w:val="21"/>
+        </w:rPr>
+        <w:t xml:space="preserve">：文件已自动进本课程知识库。</w:t>
+      </w:r>
+    </w:p>
+    <w:p>
+      <w:pPr>
+        <w:spacing w:after="60" w:line="340"/>
+        <w:ind w:left="420" w:hanging="240"/>
+      </w:pPr>
+      <w:r>
+        <w:rPr>
+          <w:rFonts w:ascii="Times New Roman" w:eastAsia="宋体" w:hAnsi="Times New Roman"/>
+          <w:b w:val="false"/>
+          <w:bCs w:val="false"/>
+          <w:sz w:val="21"/>
+          <w:szCs w:val="21"/>
+        </w:rPr>
+        <w:t xml:space="preserve">4．</w:t>
+      </w:r>
+      <w:r>
+        <w:rPr>
+          <w:rFonts w:ascii="Times New Roman" w:eastAsia="宋体" w:hAnsi="Times New Roman"/>
+          <w:b w:val="false"/>
+          <w:bCs w:val="false"/>
+          <w:sz w:val="21"/>
+          <w:szCs w:val="21"/>
+        </w:rPr>
+        <w:t xml:space="preserve">回到 6.1，用学生账号问课件里的内容，应能命中这份课件并给出页码。</w:t>
+      </w:r>
+    </w:p>
+    <w:p>
+      <w:pPr>
+        <w:spacing w:after="60" w:before="120" w:line="300"/>
+        <w:jc w:val="center"/>
+      </w:pPr>
+      <w:r>
+        <w:rPr>
+          <w:rFonts w:ascii="Times New Roman" w:eastAsia="宋体" w:hAnsi="Times New Roman"/>
+          <w:b/>
+          <w:bCs/>
+          <w:sz w:val="19"/>
+          <w:szCs w:val="19"/>
+        </w:rPr>
+        <w:t xml:space="preserve">表6-2 入库验收点</w:t>
+      </w:r>
+    </w:p>
+    <w:tbl>
+      <w:tblPr>
+        <w:tblW w:type="dxa" w:w="9070"/>
+        <w:tblBorders>
+          <w:top w:val="single" w:color="808080" w:sz="4"/>
+          <w:left w:val="single" w:color="808080" w:sz="4"/>
+          <w:bottom w:val="single" w:color="808080" w:sz="4"/>
+          <w:right w:val="single" w:color="808080" w:sz="4"/>
+          <w:insideH w:val="single" w:color="808080" w:sz="4"/>
+          <w:insideV w:val="single" w:color="808080" w:sz="4"/>
+        </w:tblBorders>
+        <w:tblLayout w:type="fixed"/>
+      </w:tblPr>
+      <w:tblGrid>
+        <w:gridCol w:w="1451"/>
+        <w:gridCol w:w="7619"/>
+      </w:tblGrid>
+      <w:tr>
+        <w:trPr>
+          <w:tblHeader/>
+        </w:trPr>
+        <w:tc>
+          <w:tcPr>
+            <w:tcW w:type="dxa" w:w="1451"/>
+            <w:shd w:fill="EDF2F7"/>
+            <w:tcMar>
+              <w:top w:type="dxa" w:w="60"/>
+              <w:left w:type="dxa" w:w="90"/>
+              <w:bottom w:type="dxa" w:w="60"/>
+              <w:right w:type="dxa" w:w="90"/>
+            </w:tcMar>
+            <w:vAlign w:val="center"/>
+          </w:tcPr>
+          <w:p>
+            <w:pPr>
+              <w:spacing w:after="0" w:line="280"/>
+              <w:jc w:val="center"/>
+            </w:pPr>
+            <w:r>
+              <w:rPr>
+                <w:rFonts w:ascii="Times New Roman" w:eastAsia="宋体" w:hAnsi="Times New Roman"/>
+                <w:b/>
+                <w:bCs/>
+                <w:sz w:val="19"/>
+                <w:szCs w:val="19"/>
+              </w:rPr>
+              <w:t xml:space="preserve">检查项</w:t>
+            </w:r>
+          </w:p>
+        </w:tc>
+        <w:tc>
+          <w:tcPr>
+            <w:tcW w:type="dxa" w:w="7619"/>
+            <w:shd w:fill="EDF2F7"/>
+            <w:tcMar>
+              <w:top w:type="dxa" w:w="60"/>
+              <w:left w:type="dxa" w:w="90"/>
+              <w:bottom w:type="dxa" w:w="60"/>
+              <w:right w:type="dxa" w:w="90"/>
+            </w:tcMar>
+            <w:vAlign w:val="center"/>
+          </w:tcPr>
+          <w:p>
+            <w:pPr>
+              <w:spacing w:after="0" w:line="280"/>
+              <w:jc w:val="center"/>
+            </w:pPr>
+            <w:r>
+              <w:rPr>
+                <w:rFonts w:ascii="Times New Roman" w:eastAsia="宋体" w:hAnsi="Times New Roman"/>
+                <w:b/>
+                <w:bCs/>
+                <w:sz w:val="19"/>
+                <w:szCs w:val="19"/>
+              </w:rPr>
+              <w:t xml:space="preserve">期望</w:t>
+            </w:r>
+          </w:p>
+        </w:tc>
+      </w:tr>
+      <w:tr>
+        <w:tc>
+          <w:tcPr>
+            <w:tcW w:type="dxa" w:w="1451"/>
+            <w:tcMar>
+              <w:top w:type="dxa" w:w="60"/>
+              <w:left w:type="dxa" w:w="90"/>
+              <w:bottom w:type="dxa" w:w="60"/>
+              <w:right w:type="dxa" w:w="90"/>
+            </w:tcMar>
+            <w:vAlign w:val="center"/>
+          </w:tcPr>
+          <w:p>
+            <w:pPr>
+              <w:spacing w:after="0" w:line="280"/>
+            </w:pPr>
+            <w:r>
+              <w:rPr>
+                <w:rFonts w:ascii="Times New Roman" w:eastAsia="宋体" w:hAnsi="Times New Roman"/>
+                <w:b w:val="false"/>
+                <w:bCs w:val="false"/>
+                <w:sz w:val="19"/>
+                <w:szCs w:val="19"/>
+              </w:rPr>
+              <w:t xml:space="preserve">支持格式</w:t>
+            </w:r>
+          </w:p>
+        </w:tc>
+        <w:tc>
+          <w:tcPr>
+            <w:tcW w:type="dxa" w:w="7619"/>
+            <w:tcMar>
+              <w:top w:type="dxa" w:w="60"/>
+              <w:left w:type="dxa" w:w="90"/>
+              <w:bottom w:type="dxa" w:w="60"/>
+              <w:right w:type="dxa" w:w="90"/>
+            </w:tcMar>
+            <w:vAlign w:val="center"/>
+          </w:tcPr>
+          <w:p>
+            <w:pPr>
+              <w:spacing w:after="0" w:line="280"/>
+            </w:pPr>
+            <w:r>
+              <w:rPr>
+                <w:rFonts w:ascii="Times New Roman" w:eastAsia="宋体" w:hAnsi="Times New Roman"/>
+                <w:b w:val="false"/>
+                <w:bCs w:val="false"/>
+                <w:sz w:val="19"/>
+                <w:szCs w:val="19"/>
+              </w:rPr>
+              <w:t xml:space="preserve">txt / md / csv / docx / pptx；其它格式会跳过并提示「格式暂不支持入库」</w:t>
+            </w:r>
+          </w:p>
+        </w:tc>
+      </w:tr>
+      <w:tr>
+        <w:tc>
+          <w:tcPr>
+            <w:tcW w:type="dxa" w:w="1451"/>
+            <w:tcMar>
+              <w:top w:type="dxa" w:w="60"/>
+              <w:left w:type="dxa" w:w="90"/>
+              <w:bottom w:type="dxa" w:w="60"/>
+              <w:right w:type="dxa" w:w="90"/>
+            </w:tcMar>
+            <w:vAlign w:val="center"/>
+          </w:tcPr>
+          <w:p>
+            <w:pPr>
+              <w:spacing w:after="0" w:line="280"/>
+            </w:pPr>
+            <w:r>
+              <w:rPr>
+                <w:rFonts w:ascii="Times New Roman" w:eastAsia="宋体" w:hAnsi="Times New Roman"/>
+                <w:b w:val="false"/>
+                <w:bCs w:val="false"/>
+                <w:sz w:val="19"/>
+                <w:szCs w:val="19"/>
+              </w:rPr>
+              <w:t xml:space="preserve">页码可追溯</w:t>
+            </w:r>
+          </w:p>
+        </w:tc>
+        <w:tc>
+          <w:tcPr>
+            <w:tcW w:type="dxa" w:w="7619"/>
+            <w:tcMar>
+              <w:top w:type="dxa" w:w="60"/>
+              <w:left w:type="dxa" w:w="90"/>
+              <w:bottom w:type="dxa" w:w="60"/>
+              <w:right w:type="dxa" w:w="90"/>
+            </w:tcMar>
+            <w:vAlign w:val="center"/>
+          </w:tcPr>
+          <w:p>
+            <w:pPr>
+              <w:spacing w:after="0" w:line="280"/>
+            </w:pPr>
+            <w:r>
+              <w:rPr>
+                <w:rFonts w:ascii="Times New Roman" w:eastAsia="宋体" w:hAnsi="Times New Roman"/>
+                <w:b w:val="false"/>
+                <w:bCs w:val="false"/>
+                <w:sz w:val="19"/>
+                <w:szCs w:val="19"/>
+              </w:rPr>
+              <w:t xml:space="preserve">PPTX 的引用带「（第N页）」，页码等于课件实际页序</w:t>
+            </w:r>
+          </w:p>
+        </w:tc>
+      </w:tr>
+      <w:tr>
+        <w:tc>
+          <w:tcPr>
+            <w:tcW w:type="dxa" w:w="1451"/>
+            <w:tcMar>
+              <w:top w:type="dxa" w:w="60"/>
+              <w:left w:type="dxa" w:w="90"/>
+              <w:bottom w:type="dxa" w:w="60"/>
+              <w:right w:type="dxa" w:w="90"/>
+            </w:tcMar>
+            <w:vAlign w:val="center"/>
+          </w:tcPr>
+          <w:p>
+            <w:pPr>
+              <w:spacing w:after="0" w:line="280"/>
+            </w:pPr>
+            <w:r>
+              <w:rPr>
+                <w:rFonts w:ascii="Times New Roman" w:eastAsia="宋体" w:hAnsi="Times New Roman"/>
+                <w:b w:val="false"/>
+                <w:bCs w:val="false"/>
+                <w:sz w:val="19"/>
+                <w:szCs w:val="19"/>
+              </w:rPr>
+              <w:t xml:space="preserve">作废即下线</w:t>
+            </w:r>
+          </w:p>
+        </w:tc>
+        <w:tc>
+          <w:tcPr>
+            <w:tcW w:type="dxa" w:w="7619"/>
+            <w:tcMar>
+              <w:top w:type="dxa" w:w="60"/>
+              <w:left w:type="dxa" w:w="90"/>
+              <w:bottom w:type="dxa" w:w="60"/>
+              <w:right w:type="dxa" w:w="90"/>
+            </w:tcMar>
+            <w:vAlign w:val="center"/>
+          </w:tcPr>
+          <w:p>
+            <w:pPr>
+              <w:spacing w:after="0" w:line="280"/>
+            </w:pPr>
+            <w:r>
+              <w:rPr>
+                <w:rFonts w:ascii="Times New Roman" w:eastAsia="宋体" w:hAnsi="Times New Roman"/>
+                <w:b w:val="false"/>
+                <w:bCs w:val="false"/>
+                <w:sz w:val="19"/>
+                <w:szCs w:val="19"/>
+              </w:rPr>
+              <w:t xml:space="preserve">资料作废后教师端再触发一次入库，返回值 purged ≥ 1，检索不再召回该资料</w:t>
+            </w:r>
+          </w:p>
+        </w:tc>
+      </w:tr>
+      <w:tr>
+        <w:tc>
+          <w:tcPr>
+            <w:tcW w:type="dxa" w:w="1451"/>
+            <w:tcMar>
+              <w:top w:type="dxa" w:w="60"/>
+              <w:left w:type="dxa" w:w="90"/>
+              <w:bottom w:type="dxa" w:w="60"/>
+              <w:right w:type="dxa" w:w="90"/>
+            </w:tcMar>
+            <w:vAlign w:val="center"/>
+          </w:tcPr>
+          <w:p>
+            <w:pPr>
+              <w:spacing w:after="0" w:line="280"/>
+            </w:pPr>
+            <w:r>
+              <w:rPr>
+                <w:rFonts w:ascii="Times New Roman" w:eastAsia="宋体" w:hAnsi="Times New Roman"/>
+                <w:b w:val="false"/>
+                <w:bCs w:val="false"/>
+                <w:sz w:val="19"/>
+                <w:szCs w:val="19"/>
+              </w:rPr>
+              <w:t xml:space="preserve">幂等</w:t>
+            </w:r>
+          </w:p>
+        </w:tc>
+        <w:tc>
+          <w:tcPr>
+            <w:tcW w:type="dxa" w:w="7619"/>
+            <w:tcMar>
+              <w:top w:type="dxa" w:w="60"/>
+              <w:left w:type="dxa" w:w="90"/>
+              <w:bottom w:type="dxa" w:w="60"/>
+              <w:right w:type="dxa" w:w="90"/>
+            </w:tcMar>
+            <w:vAlign w:val="center"/>
+          </w:tcPr>
+          <w:p>
+            <w:pPr>
+              <w:spacing w:after="0" w:line="280"/>
+            </w:pPr>
+            <w:r>
+              <w:rPr>
+                <w:rFonts w:ascii="Times New Roman" w:eastAsia="宋体" w:hAnsi="Times New Roman"/>
+                <w:b w:val="false"/>
+                <w:bCs w:val="false"/>
+                <w:sz w:val="19"/>
+                <w:szCs w:val="19"/>
+              </w:rPr>
+              <w:t xml:space="preserve">内容没变时再次入库，返回「没有新的可入库内容（已是最新）」</w:t>
+            </w:r>
+          </w:p>
+        </w:tc>
+      </w:tr>
+    </w:tbl>
+    <w:p>
+      <w:pPr>
+        <w:spacing w:after="80" w:before="0" w:line="340"/>
+        <w:ind w:left="420"/>
+      </w:pPr>
+      <w:r>
+        <w:rPr>
+          <w:rFonts w:ascii="Times New Roman" w:eastAsia="宋体" w:hAnsi="Times New Roman"/>
+          <w:b w:val="false"/>
+          <w:bCs w:val="false"/>
+          <w:color w:val="555555"/>
+          <w:sz w:val="19"/>
+          <w:szCs w:val="19"/>
+        </w:rPr>
+        <w:t xml:space="preserve">命令行验收入库：教师令牌调用 POST /api/teacher/ai/kb/sync?courseId=1，GET /api/teacher/ai/kb/status?courseId=1 看文档数与分块数。演示课件由 v2.0/tool/courseware 生成、sql/32_seed_courseware.sql 挂到教学班 201。</w:t>
+      </w:r>
+    </w:p>
+    <w:p>
+      <w:r>
+        <w:br w:type="page"/>
+      </w:r>
+    </w:p>
+    <w:p>
+      <w:pPr>
+        <w:pStyle w:val="Heading1"/>
+        <w:spacing w:after="180" w:before="60" w:line="420"/>
+      </w:pPr>
+      <w:r>
+        <w:rPr>
+          <w:rFonts w:ascii="Times New Roman" w:eastAsia="黑体" w:hAnsi="Times New Roman"/>
+          <w:b/>
+          <w:bCs/>
+          <w:color w:val="000000"/>
+          <w:sz w:val="32"/>
+          <w:szCs w:val="32"/>
+        </w:rPr>
+        <w:t xml:space="preserve">7 测试记录表（打印出来打勾用）</w:t>
+      </w:r>
+    </w:p>
+    <w:p>
+      <w:pPr>
+        <w:spacing w:after="60" w:before="120" w:line="300"/>
+        <w:jc w:val="center"/>
+      </w:pPr>
+      <w:r>
+        <w:rPr>
+          <w:rFonts w:ascii="Times New Roman" w:eastAsia="宋体" w:hAnsi="Times New Roman"/>
+          <w:b/>
+          <w:bCs/>
+          <w:sz w:val="19"/>
+          <w:szCs w:val="19"/>
+        </w:rPr>
+        <w:t xml:space="preserve">表7-1 逐项打勾</w:t>
       </w:r>
     </w:p>
     <w:tbl>
@@ -6670,6 +7780,417 @@
           </w:p>
         </w:tc>
       </w:tr>
+      <w:tr>
+        <w:tc>
+          <w:tcPr>
+            <w:tcW w:type="dxa" w:w="544"/>
+            <w:tcMar>
+              <w:top w:type="dxa" w:w="60"/>
+              <w:left w:type="dxa" w:w="90"/>
+              <w:bottom w:type="dxa" w:w="60"/>
+              <w:right w:type="dxa" w:w="90"/>
+            </w:tcMar>
+            <w:vAlign w:val="center"/>
+          </w:tcPr>
+          <w:p>
+            <w:pPr>
+              <w:spacing w:after="0" w:line="280"/>
+            </w:pPr>
+            <w:r>
+              <w:rPr>
+                <w:rFonts w:ascii="Times New Roman" w:eastAsia="宋体" w:hAnsi="Times New Roman"/>
+                <w:b w:val="false"/>
+                <w:bCs w:val="false"/>
+                <w:sz w:val="19"/>
+                <w:szCs w:val="19"/>
+              </w:rPr>
+              <w:t xml:space="preserve">11</w:t>
+            </w:r>
+          </w:p>
+        </w:tc>
+        <w:tc>
+          <w:tcPr>
+            <w:tcW w:type="dxa" w:w="2358"/>
+            <w:tcMar>
+              <w:top w:type="dxa" w:w="60"/>
+              <w:left w:type="dxa" w:w="90"/>
+              <w:bottom w:type="dxa" w:w="60"/>
+              <w:right w:type="dxa" w:w="90"/>
+            </w:tcMar>
+            <w:vAlign w:val="center"/>
+          </w:tcPr>
+          <w:p>
+            <w:pPr>
+              <w:spacing w:after="0" w:line="280"/>
+            </w:pPr>
+            <w:r>
+              <w:rPr>
+                <w:rFonts w:ascii="Times New Roman" w:eastAsia="宋体" w:hAnsi="Times New Roman"/>
+                <w:b w:val="false"/>
+                <w:bCs w:val="false"/>
+                <w:sz w:val="19"/>
+                <w:szCs w:val="19"/>
+              </w:rPr>
+              <w:t xml:space="preserve">学生 · 课程答疑</w:t>
+            </w:r>
+          </w:p>
+        </w:tc>
+        <w:tc>
+          <w:tcPr>
+            <w:tcW w:type="dxa" w:w="3084"/>
+            <w:tcMar>
+              <w:top w:type="dxa" w:w="60"/>
+              <w:left w:type="dxa" w:w="90"/>
+              <w:bottom w:type="dxa" w:w="60"/>
+              <w:right w:type="dxa" w:w="90"/>
+            </w:tcMar>
+            <w:vAlign w:val="center"/>
+          </w:tcPr>
+          <w:p>
+            <w:pPr>
+              <w:spacing w:after="0" w:line="280"/>
+            </w:pPr>
+            <w:r>
+              <w:rPr>
+                <w:rFonts w:ascii="Times New Roman" w:eastAsia="宋体" w:hAnsi="Times New Roman"/>
+                <w:b w:val="false"/>
+                <w:bCs w:val="false"/>
+                <w:sz w:val="19"/>
+                <w:szCs w:val="19"/>
+              </w:rPr>
+              <w:t xml:space="preserve">「学情预警」→ 详情 → 课程答疑</w:t>
+            </w:r>
+          </w:p>
+        </w:tc>
+        <w:tc>
+          <w:tcPr>
+            <w:tcW w:type="dxa" w:w="726"/>
+            <w:tcMar>
+              <w:top w:type="dxa" w:w="60"/>
+              <w:left w:type="dxa" w:w="90"/>
+              <w:bottom w:type="dxa" w:w="60"/>
+              <w:right w:type="dxa" w:w="90"/>
+            </w:tcMar>
+            <w:vAlign w:val="center"/>
+          </w:tcPr>
+          <w:p>
+            <w:pPr>
+              <w:spacing w:after="0" w:line="280"/>
+            </w:pPr>
+            <w:r>
+              <w:rPr>
+                <w:rFonts w:ascii="Times New Roman" w:eastAsia="宋体" w:hAnsi="Times New Roman"/>
+                <w:b w:val="false"/>
+                <w:bCs w:val="false"/>
+                <w:sz w:val="19"/>
+                <w:szCs w:val="19"/>
+              </w:rPr>
+              <w:t xml:space="preserve">□</w:t>
+            </w:r>
+          </w:p>
+        </w:tc>
+        <w:tc>
+          <w:tcPr>
+            <w:tcW w:type="dxa" w:w="2358"/>
+            <w:tcMar>
+              <w:top w:type="dxa" w:w="60"/>
+              <w:left w:type="dxa" w:w="90"/>
+              <w:bottom w:type="dxa" w:w="60"/>
+              <w:right w:type="dxa" w:w="90"/>
+            </w:tcMar>
+            <w:vAlign w:val="center"/>
+          </w:tcPr>
+          <w:p>
+            <w:pPr>
+              <w:spacing w:after="0" w:line="280"/>
+            </w:pPr>
+            <w:r>
+              <w:rPr>
+                <w:rFonts w:ascii="Times New Roman" w:eastAsia="宋体" w:hAnsi="Times New Roman"/>
+                <w:b w:val="false"/>
+                <w:bCs w:val="false"/>
+                <w:sz w:val="19"/>
+                <w:szCs w:val="19"/>
+              </w:rPr>
+              <w:t xml:space="preserve">结论 + 要点 + 依据（第N页）</w:t>
+            </w:r>
+          </w:p>
+        </w:tc>
+      </w:tr>
+      <w:tr>
+        <w:tc>
+          <w:tcPr>
+            <w:tcW w:type="dxa" w:w="544"/>
+            <w:tcMar>
+              <w:top w:type="dxa" w:w="60"/>
+              <w:left w:type="dxa" w:w="90"/>
+              <w:bottom w:type="dxa" w:w="60"/>
+              <w:right w:type="dxa" w:w="90"/>
+            </w:tcMar>
+            <w:vAlign w:val="center"/>
+          </w:tcPr>
+          <w:p>
+            <w:pPr>
+              <w:spacing w:after="0" w:line="280"/>
+            </w:pPr>
+            <w:r>
+              <w:rPr>
+                <w:rFonts w:ascii="Times New Roman" w:eastAsia="宋体" w:hAnsi="Times New Roman"/>
+                <w:b w:val="false"/>
+                <w:bCs w:val="false"/>
+                <w:sz w:val="19"/>
+                <w:szCs w:val="19"/>
+              </w:rPr>
+              <w:t xml:space="preserve">12</w:t>
+            </w:r>
+          </w:p>
+        </w:tc>
+        <w:tc>
+          <w:tcPr>
+            <w:tcW w:type="dxa" w:w="2358"/>
+            <w:tcMar>
+              <w:top w:type="dxa" w:w="60"/>
+              <w:left w:type="dxa" w:w="90"/>
+              <w:bottom w:type="dxa" w:w="60"/>
+              <w:right w:type="dxa" w:w="90"/>
+            </w:tcMar>
+            <w:vAlign w:val="center"/>
+          </w:tcPr>
+          <w:p>
+            <w:pPr>
+              <w:spacing w:after="0" w:line="280"/>
+            </w:pPr>
+            <w:r>
+              <w:rPr>
+                <w:rFonts w:ascii="Times New Roman" w:eastAsia="宋体" w:hAnsi="Times New Roman"/>
+                <w:b w:val="false"/>
+                <w:bCs w:val="false"/>
+                <w:sz w:val="19"/>
+                <w:szCs w:val="19"/>
+              </w:rPr>
+              <w:t xml:space="preserve">答疑拒答</w:t>
+            </w:r>
+          </w:p>
+        </w:tc>
+        <w:tc>
+          <w:tcPr>
+            <w:tcW w:type="dxa" w:w="3084"/>
+            <w:tcMar>
+              <w:top w:type="dxa" w:w="60"/>
+              <w:left w:type="dxa" w:w="90"/>
+              <w:bottom w:type="dxa" w:w="60"/>
+              <w:right w:type="dxa" w:w="90"/>
+            </w:tcMar>
+            <w:vAlign w:val="center"/>
+          </w:tcPr>
+          <w:p>
+            <w:pPr>
+              <w:spacing w:after="0" w:line="280"/>
+            </w:pPr>
+            <w:r>
+              <w:rPr>
+                <w:rFonts w:ascii="Times New Roman" w:eastAsia="宋体" w:hAnsi="Times New Roman"/>
+                <w:b w:val="false"/>
+                <w:bCs w:val="false"/>
+                <w:sz w:val="19"/>
+                <w:szCs w:val="19"/>
+              </w:rPr>
+              <w:t xml:space="preserve">问「帮我写一份入党申请书」</w:t>
+            </w:r>
+          </w:p>
+        </w:tc>
+        <w:tc>
+          <w:tcPr>
+            <w:tcW w:type="dxa" w:w="726"/>
+            <w:tcMar>
+              <w:top w:type="dxa" w:w="60"/>
+              <w:left w:type="dxa" w:w="90"/>
+              <w:bottom w:type="dxa" w:w="60"/>
+              <w:right w:type="dxa" w:w="90"/>
+            </w:tcMar>
+            <w:vAlign w:val="center"/>
+          </w:tcPr>
+          <w:p>
+            <w:pPr>
+              <w:spacing w:after="0" w:line="280"/>
+            </w:pPr>
+            <w:r>
+              <w:rPr>
+                <w:rFonts w:ascii="Times New Roman" w:eastAsia="宋体" w:hAnsi="Times New Roman"/>
+                <w:b w:val="false"/>
+                <w:bCs w:val="false"/>
+                <w:sz w:val="19"/>
+                <w:szCs w:val="19"/>
+              </w:rPr>
+              <w:t xml:space="preserve">□</w:t>
+            </w:r>
+          </w:p>
+        </w:tc>
+        <w:tc>
+          <w:tcPr>
+            <w:tcW w:type="dxa" w:w="2358"/>
+            <w:tcMar>
+              <w:top w:type="dxa" w:w="60"/>
+              <w:left w:type="dxa" w:w="90"/>
+              <w:bottom w:type="dxa" w:w="60"/>
+              <w:right w:type="dxa" w:w="90"/>
+            </w:tcMar>
+            <w:vAlign w:val="center"/>
+          </w:tcPr>
+          <w:p>
+            <w:pPr>
+              <w:spacing w:after="0" w:line="280"/>
+            </w:pPr>
+            <w:r>
+              <w:rPr>
+                <w:rFonts w:ascii="Times New Roman" w:eastAsia="宋体" w:hAnsi="Times New Roman"/>
+                <w:b w:val="false"/>
+                <w:bCs w:val="false"/>
+                <w:sz w:val="19"/>
+                <w:szCs w:val="19"/>
+              </w:rPr>
+              <w:t xml:space="preserve">返回「没有检索到足够可靠的依据」</w:t>
+            </w:r>
+          </w:p>
+        </w:tc>
+      </w:tr>
+      <w:tr>
+        <w:tc>
+          <w:tcPr>
+            <w:tcW w:type="dxa" w:w="544"/>
+            <w:tcMar>
+              <w:top w:type="dxa" w:w="60"/>
+              <w:left w:type="dxa" w:w="90"/>
+              <w:bottom w:type="dxa" w:w="60"/>
+              <w:right w:type="dxa" w:w="90"/>
+            </w:tcMar>
+            <w:vAlign w:val="center"/>
+          </w:tcPr>
+          <w:p>
+            <w:pPr>
+              <w:spacing w:after="0" w:line="280"/>
+            </w:pPr>
+            <w:r>
+              <w:rPr>
+                <w:rFonts w:ascii="Times New Roman" w:eastAsia="宋体" w:hAnsi="Times New Roman"/>
+                <w:b w:val="false"/>
+                <w:bCs w:val="false"/>
+                <w:sz w:val="19"/>
+                <w:szCs w:val="19"/>
+              </w:rPr>
+              <w:t xml:space="preserve">13</w:t>
+            </w:r>
+          </w:p>
+        </w:tc>
+        <w:tc>
+          <w:tcPr>
+            <w:tcW w:type="dxa" w:w="2358"/>
+            <w:tcMar>
+              <w:top w:type="dxa" w:w="60"/>
+              <w:left w:type="dxa" w:w="90"/>
+              <w:bottom w:type="dxa" w:w="60"/>
+              <w:right w:type="dxa" w:w="90"/>
+            </w:tcMar>
+            <w:vAlign w:val="center"/>
+          </w:tcPr>
+          <w:p>
+            <w:pPr>
+              <w:spacing w:after="0" w:line="280"/>
+            </w:pPr>
+            <w:r>
+              <w:rPr>
+                <w:rFonts w:ascii="Times New Roman" w:eastAsia="宋体" w:hAnsi="Times New Roman"/>
+                <w:b w:val="false"/>
+                <w:bCs w:val="false"/>
+                <w:sz w:val="19"/>
+                <w:szCs w:val="19"/>
+              </w:rPr>
+              <w:t xml:space="preserve">教师 · 课件上传即入库</w:t>
+            </w:r>
+          </w:p>
+        </w:tc>
+        <w:tc>
+          <w:tcPr>
+            <w:tcW w:type="dxa" w:w="3084"/>
+            <w:tcMar>
+              <w:top w:type="dxa" w:w="60"/>
+              <w:left w:type="dxa" w:w="90"/>
+              <w:bottom w:type="dxa" w:w="60"/>
+              <w:right w:type="dxa" w:w="90"/>
+            </w:tcMar>
+            <w:vAlign w:val="center"/>
+          </w:tcPr>
+          <w:p>
+            <w:pPr>
+              <w:spacing w:after="0" w:line="280"/>
+            </w:pPr>
+            <w:r>
+              <w:rPr>
+                <w:rFonts w:ascii="Times New Roman" w:eastAsia="宋体" w:hAnsi="Times New Roman"/>
+                <w:b w:val="false"/>
+                <w:bCs w:val="false"/>
+                <w:sz w:val="19"/>
+                <w:szCs w:val="19"/>
+              </w:rPr>
+              <w:t xml:space="preserve">「课程内容」→ 资料库 → 上传 pptx</w:t>
+            </w:r>
+          </w:p>
+        </w:tc>
+        <w:tc>
+          <w:tcPr>
+            <w:tcW w:type="dxa" w:w="726"/>
+            <w:tcMar>
+              <w:top w:type="dxa" w:w="60"/>
+              <w:left w:type="dxa" w:w="90"/>
+              <w:bottom w:type="dxa" w:w="60"/>
+              <w:right w:type="dxa" w:w="90"/>
+            </w:tcMar>
+            <w:vAlign w:val="center"/>
+          </w:tcPr>
+          <w:p>
+            <w:pPr>
+              <w:spacing w:after="0" w:line="280"/>
+            </w:pPr>
+            <w:r>
+              <w:rPr>
+                <w:rFonts w:ascii="Times New Roman" w:eastAsia="宋体" w:hAnsi="Times New Roman"/>
+                <w:b w:val="false"/>
+                <w:bCs w:val="false"/>
+                <w:sz w:val="19"/>
+                <w:szCs w:val="19"/>
+              </w:rPr>
+              <w:t xml:space="preserve">□</w:t>
+            </w:r>
+          </w:p>
+        </w:tc>
+        <w:tc>
+          <w:tcPr>
+            <w:tcW w:type="dxa" w:w="2358"/>
+            <w:tcMar>
+              <w:top w:type="dxa" w:w="60"/>
+              <w:left w:type="dxa" w:w="90"/>
+              <w:bottom w:type="dxa" w:w="60"/>
+              <w:right w:type="dxa" w:w="90"/>
+            </w:tcMar>
+            <w:vAlign w:val="center"/>
+          </w:tcPr>
+          <w:p>
+            <w:pPr>
+              <w:spacing w:after="0" w:line="280"/>
+            </w:pPr>
+            <w:r>
+              <w:rPr>
+                <w:rFonts w:ascii="Times New Roman" w:eastAsia="宋体" w:hAnsi="Times New Roman"/>
+                <w:b w:val="false"/>
+                <w:bCs w:val="false"/>
+                <w:sz w:val="19"/>
+                <w:szCs w:val="19"/>
+              </w:rPr>
+              <w:t xml:space="preserve">学生端随即能问出该课件内容</w:t>
+            </w:r>
+          </w:p>
+        </w:tc>
+      </w:tr>
     </w:tbl>
     <w:p>
       <w:r>
@@ -6690,7 +8211,7 @@
           <w:sz w:val="32"/>
           <w:szCs w:val="32"/>
         </w:rPr>
-        <w:t xml:space="preserve">7 常见问题排查</w:t>
+        <w:t xml:space="preserve">8 常见问题排查</w:t>
       </w:r>
     </w:p>
     <w:p>
@@ -6706,7 +8227,7 @@
           <w:sz w:val="19"/>
           <w:szCs w:val="19"/>
         </w:rPr>
-        <w:t xml:space="preserve">表7-1 现象与处理</w:t>
+        <w:t xml:space="preserve">表8-1 现象与处理</w:t>
       </w:r>
     </w:p>
     <w:tbl>
@@ -7483,6 +9004,172 @@
           </w:p>
         </w:tc>
       </w:tr>
+      <w:tr>
+        <w:tc>
+          <w:tcPr>
+            <w:tcW w:type="dxa" w:w="2358"/>
+            <w:tcMar>
+              <w:top w:type="dxa" w:w="60"/>
+              <w:left w:type="dxa" w:w="90"/>
+              <w:bottom w:type="dxa" w:w="60"/>
+              <w:right w:type="dxa" w:w="90"/>
+            </w:tcMar>
+            <w:vAlign w:val="center"/>
+          </w:tcPr>
+          <w:p>
+            <w:pPr>
+              <w:spacing w:after="0" w:line="280"/>
+            </w:pPr>
+            <w:r>
+              <w:rPr>
+                <w:rFonts w:ascii="Times New Roman" w:eastAsia="宋体" w:hAnsi="Times New Roman"/>
+                <w:b w:val="false"/>
+                <w:bCs w:val="false"/>
+                <w:sz w:val="19"/>
+                <w:szCs w:val="19"/>
+              </w:rPr>
+              <w:t xml:space="preserve">答疑答得很空 / 一直说资料不足</w:t>
+            </w:r>
+          </w:p>
+        </w:tc>
+        <w:tc>
+          <w:tcPr>
+            <w:tcW w:type="dxa" w:w="2902"/>
+            <w:tcMar>
+              <w:top w:type="dxa" w:w="60"/>
+              <w:left w:type="dxa" w:w="90"/>
+              <w:bottom w:type="dxa" w:w="60"/>
+              <w:right w:type="dxa" w:w="90"/>
+            </w:tcMar>
+            <w:vAlign w:val="center"/>
+          </w:tcPr>
+          <w:p>
+            <w:pPr>
+              <w:spacing w:after="0" w:line="280"/>
+            </w:pPr>
+            <w:r>
+              <w:rPr>
+                <w:rFonts w:ascii="Times New Roman" w:eastAsia="宋体" w:hAnsi="Times New Roman"/>
+                <w:b w:val="false"/>
+                <w:bCs w:val="false"/>
+                <w:sz w:val="19"/>
+                <w:szCs w:val="19"/>
+              </w:rPr>
+              <w:t xml:space="preserve">该课程知识库还没入库，或问题确实不在资料里</w:t>
+            </w:r>
+          </w:p>
+        </w:tc>
+        <w:tc>
+          <w:tcPr>
+            <w:tcW w:type="dxa" w:w="3809"/>
+            <w:tcMar>
+              <w:top w:type="dxa" w:w="60"/>
+              <w:left w:type="dxa" w:w="90"/>
+              <w:bottom w:type="dxa" w:w="60"/>
+              <w:right w:type="dxa" w:w="90"/>
+            </w:tcMar>
+            <w:vAlign w:val="center"/>
+          </w:tcPr>
+          <w:p>
+            <w:pPr>
+              <w:spacing w:after="0" w:line="280"/>
+            </w:pPr>
+            <w:r>
+              <w:rPr>
+                <w:rFonts w:ascii="Times New Roman" w:eastAsia="宋体" w:hAnsi="Times New Roman"/>
+                <w:b w:val="false"/>
+                <w:bCs w:val="false"/>
+                <w:sz w:val="19"/>
+                <w:szCs w:val="19"/>
+              </w:rPr>
+              <w:t xml:space="preserve">教师端触发一次入库（或重新上传课件）；换课件里有的问法</w:t>
+            </w:r>
+          </w:p>
+        </w:tc>
+      </w:tr>
+      <w:tr>
+        <w:tc>
+          <w:tcPr>
+            <w:tcW w:type="dxa" w:w="2358"/>
+            <w:tcMar>
+              <w:top w:type="dxa" w:w="60"/>
+              <w:left w:type="dxa" w:w="90"/>
+              <w:bottom w:type="dxa" w:w="60"/>
+              <w:right w:type="dxa" w:w="90"/>
+            </w:tcMar>
+            <w:vAlign w:val="center"/>
+          </w:tcPr>
+          <w:p>
+            <w:pPr>
+              <w:spacing w:after="0" w:line="280"/>
+            </w:pPr>
+            <w:r>
+              <w:rPr>
+                <w:rFonts w:ascii="Times New Roman" w:eastAsia="宋体" w:hAnsi="Times New Roman"/>
+                <w:b w:val="false"/>
+                <w:bCs w:val="false"/>
+                <w:sz w:val="19"/>
+                <w:szCs w:val="19"/>
+              </w:rPr>
+              <w:t xml:space="preserve">答疑引用的段号对不上原文</w:t>
+            </w:r>
+          </w:p>
+        </w:tc>
+        <w:tc>
+          <w:tcPr>
+            <w:tcW w:type="dxa" w:w="2902"/>
+            <w:tcMar>
+              <w:top w:type="dxa" w:w="60"/>
+              <w:left w:type="dxa" w:w="90"/>
+              <w:bottom w:type="dxa" w:w="60"/>
+              <w:right w:type="dxa" w:w="90"/>
+            </w:tcMar>
+            <w:vAlign w:val="center"/>
+          </w:tcPr>
+          <w:p>
+            <w:pPr>
+              <w:spacing w:after="0" w:line="280"/>
+            </w:pPr>
+            <w:r>
+              <w:rPr>
+                <w:rFonts w:ascii="Times New Roman" w:eastAsia="宋体" w:hAnsi="Times New Roman"/>
+                <w:b w:val="false"/>
+                <w:bCs w:val="false"/>
+                <w:sz w:val="19"/>
+                <w:szCs w:val="19"/>
+              </w:rPr>
+              <w:t xml:space="preserve">命中的是另一次入库留下的旧分块</w:t>
+            </w:r>
+          </w:p>
+        </w:tc>
+        <w:tc>
+          <w:tcPr>
+            <w:tcW w:type="dxa" w:w="3809"/>
+            <w:tcMar>
+              <w:top w:type="dxa" w:w="60"/>
+              <w:left w:type="dxa" w:w="90"/>
+              <w:bottom w:type="dxa" w:w="60"/>
+              <w:right w:type="dxa" w:w="90"/>
+            </w:tcMar>
+            <w:vAlign w:val="center"/>
+          </w:tcPr>
+          <w:p>
+            <w:pPr>
+              <w:spacing w:after="0" w:line="280"/>
+            </w:pPr>
+            <w:r>
+              <w:rPr>
+                <w:rFonts w:ascii="Times New Roman" w:eastAsia="宋体" w:hAnsi="Times New Roman"/>
+                <w:b w:val="false"/>
+                <w:bCs w:val="false"/>
+                <w:sz w:val="19"/>
+                <w:szCs w:val="19"/>
+              </w:rPr>
+              <w:t xml:space="preserve">教师端再触发一次入库（会自动下线过期来源），然后重新提问</w:t>
+            </w:r>
+          </w:p>
+        </w:tc>
+      </w:tr>
     </w:tbl>
     <w:p>
       <w:r>
@@ -7503,7 +9190,7 @@
           <w:sz w:val="32"/>
           <w:szCs w:val="32"/>
         </w:rPr>
-        <w:t xml:space="preserve">8 每个功能答辩时说一句</w:t>
+        <w:t xml:space="preserve">9 每个功能答辩时说一句</w:t>
       </w:r>
     </w:p>
     <w:p>
@@ -7519,7 +9206,7 @@
           <w:sz w:val="19"/>
           <w:szCs w:val="19"/>
         </w:rPr>
-        <w:t xml:space="preserve">表8-1 三分钟闭环演示顺序</w:t>
+        <w:t xml:space="preserve">表9-1 三分钟闭环演示顺序</w:t>
       </w:r>
     </w:p>
     <w:tbl>
@@ -8126,6 +9813,89 @@
                 <w:szCs w:val="19"/>
               </w:rPr>
               <w:t xml:space="preserve">行政班视角：哪门课集中挂、哪个学生多门预警</w:t>
+            </w:r>
+          </w:p>
+        </w:tc>
+      </w:tr>
+      <w:tr>
+        <w:tc>
+          <w:tcPr>
+            <w:tcW w:type="dxa" w:w="907"/>
+            <w:tcMar>
+              <w:top w:type="dxa" w:w="60"/>
+              <w:left w:type="dxa" w:w="90"/>
+              <w:bottom w:type="dxa" w:w="60"/>
+              <w:right w:type="dxa" w:w="90"/>
+            </w:tcMar>
+            <w:vAlign w:val="center"/>
+          </w:tcPr>
+          <w:p>
+            <w:pPr>
+              <w:spacing w:after="0" w:line="280"/>
+            </w:pPr>
+            <w:r>
+              <w:rPr>
+                <w:rFonts w:ascii="Times New Roman" w:eastAsia="宋体" w:hAnsi="Times New Roman"/>
+                <w:b w:val="false"/>
+                <w:bCs w:val="false"/>
+                <w:sz w:val="19"/>
+                <w:szCs w:val="19"/>
+              </w:rPr>
+              <w:t xml:space="preserve">7</w:t>
+            </w:r>
+          </w:p>
+        </w:tc>
+        <w:tc>
+          <w:tcPr>
+            <w:tcW w:type="dxa" w:w="3991"/>
+            <w:tcMar>
+              <w:top w:type="dxa" w:w="60"/>
+              <w:left w:type="dxa" w:w="90"/>
+              <w:bottom w:type="dxa" w:w="60"/>
+              <w:right w:type="dxa" w:w="90"/>
+            </w:tcMar>
+            <w:vAlign w:val="center"/>
+          </w:tcPr>
+          <w:p>
+            <w:pPr>
+              <w:spacing w:after="0" w:line="280"/>
+            </w:pPr>
+            <w:r>
+              <w:rPr>
+                <w:rFonts w:ascii="Times New Roman" w:eastAsia="宋体" w:hAnsi="Times New Roman"/>
+                <w:b w:val="false"/>
+                <w:bCs w:val="false"/>
+                <w:sz w:val="19"/>
+                <w:szCs w:val="19"/>
+              </w:rPr>
+              <w:t xml:space="preserve">学生端学情预警 → 详情 → 课程答疑</w:t>
+            </w:r>
+          </w:p>
+        </w:tc>
+        <w:tc>
+          <w:tcPr>
+            <w:tcW w:type="dxa" w:w="4172"/>
+            <w:tcMar>
+              <w:top w:type="dxa" w:w="60"/>
+              <w:left w:type="dxa" w:w="90"/>
+              <w:bottom w:type="dxa" w:w="60"/>
+              <w:right w:type="dxa" w:w="90"/>
+            </w:tcMar>
+            <w:vAlign w:val="center"/>
+          </w:tcPr>
+          <w:p>
+            <w:pPr>
+              <w:spacing w:after="0" w:line="280"/>
+            </w:pPr>
+            <w:r>
+              <w:rPr>
+                <w:rFonts w:ascii="Times New Roman" w:eastAsia="宋体" w:hAnsi="Times New Roman"/>
+                <w:b w:val="false"/>
+                <w:bCs w:val="false"/>
+                <w:sz w:val="19"/>
+                <w:szCs w:val="19"/>
+              </w:rPr>
+              <w:t xml:space="preserve">模型只依据本课程资料作答，引用到「第几段、课件第几页」，找不到依据就拒答——这就是 RAG 的价值</w:t>
             </w:r>
           </w:p>
         </w:tc>

--- a/v2.0/word/学情预警系统_AI功能测试手册.docx
+++ b/v2.0/word/学情预警系统_AI功能测试手册.docx
@@ -6221,7 +6221,202 @@
           <w:sz w:val="32"/>
           <w:szCs w:val="32"/>
         </w:rPr>
-        <w:t xml:space="preserve">7 测试记录表（打印出来打勾用）</w:t>
+        <w:t xml:space="preserve">7 AI 出题（按课程资料，M14）</w:t>
+      </w:r>
+    </w:p>
+    <w:p>
+      <w:pPr>
+        <w:pStyle w:val="Heading2"/>
+        <w:spacing w:after="120" w:before="220" w:line="380"/>
+      </w:pPr>
+      <w:r>
+        <w:rPr>
+          <w:rFonts w:ascii="Times New Roman" w:eastAsia="黑体" w:hAnsi="Times New Roman"/>
+          <w:b/>
+          <w:bCs/>
+          <w:color w:val="000000"/>
+          <w:sz w:val="28"/>
+          <w:szCs w:val="28"/>
+        </w:rPr>
+        <w:t xml:space="preserve">7.1 打开路径与前置</w:t>
+      </w:r>
+    </w:p>
+    <w:p>
+      <w:pPr>
+        <w:spacing w:after="60" w:line="340"/>
+        <w:ind w:left="420" w:hanging="240"/>
+      </w:pPr>
+      <w:r>
+        <w:rPr>
+          <w:rFonts w:ascii="Times New Roman" w:eastAsia="宋体" w:hAnsi="Times New Roman"/>
+          <w:b w:val="false"/>
+          <w:bCs w:val="false"/>
+          <w:sz w:val="21"/>
+          <w:szCs w:val="21"/>
+        </w:rPr>
+        <w:t xml:space="preserve">1．</w:t>
+      </w:r>
+      <w:r>
+        <w:rPr>
+          <w:rFonts w:ascii="Times New Roman" w:eastAsia="宋体" w:hAnsi="Times New Roman"/>
+          <w:b w:val="false"/>
+          <w:bCs w:val="false"/>
+          <w:sz w:val="21"/>
+          <w:szCs w:val="21"/>
+        </w:rPr>
+        <w:t xml:space="preserve">用 1001 登录，左侧进「</w:t>
+      </w:r>
+      <w:r>
+        <w:rPr>
+          <w:rFonts w:ascii="Times New Roman" w:eastAsia="宋体" w:hAnsi="Times New Roman"/>
+          <w:b/>
+          <w:bCs/>
+          <w:sz w:val="21"/>
+          <w:szCs w:val="21"/>
+        </w:rPr>
+        <w:t xml:space="preserve">测验与作业</w:t>
+      </w:r>
+      <w:r>
+        <w:rPr>
+          <w:rFonts w:ascii="Times New Roman" w:eastAsia="宋体" w:hAnsi="Times New Roman"/>
+          <w:b w:val="false"/>
+          <w:bCs w:val="false"/>
+          <w:sz w:val="21"/>
+          <w:szCs w:val="21"/>
+        </w:rPr>
+        <w:t xml:space="preserve">」（/teacher/papers），先点一份&lt;b&gt;草稿&lt;/b&gt;试卷的「编辑题目」（没有就先「建立草稿」）。</w:t>
+      </w:r>
+    </w:p>
+    <w:p>
+      <w:pPr>
+        <w:spacing w:after="60" w:line="340"/>
+        <w:ind w:left="420" w:hanging="240"/>
+      </w:pPr>
+      <w:r>
+        <w:rPr>
+          <w:rFonts w:ascii="Times New Roman" w:eastAsia="宋体" w:hAnsi="Times New Roman"/>
+          <w:b w:val="false"/>
+          <w:bCs w:val="false"/>
+          <w:sz w:val="21"/>
+          <w:szCs w:val="21"/>
+        </w:rPr>
+        <w:t xml:space="preserve">2．</w:t>
+      </w:r>
+      <w:r>
+        <w:rPr>
+          <w:rFonts w:ascii="Times New Roman" w:eastAsia="宋体" w:hAnsi="Times New Roman"/>
+          <w:b w:val="false"/>
+          <w:bCs w:val="false"/>
+          <w:sz w:val="21"/>
+          <w:szCs w:val="21"/>
+        </w:rPr>
+        <w:t xml:space="preserve">在题目编辑区右上角点「</w:t>
+      </w:r>
+      <w:r>
+        <w:rPr>
+          <w:rFonts w:ascii="Times New Roman" w:eastAsia="宋体" w:hAnsi="Times New Roman"/>
+          <w:b/>
+          <w:bCs/>
+          <w:sz w:val="21"/>
+          <w:szCs w:val="21"/>
+        </w:rPr>
+        <w:t xml:space="preserve">AI 出题（按课程资料）</w:t>
+      </w:r>
+      <w:r>
+        <w:rPr>
+          <w:rFonts w:ascii="Times New Roman" w:eastAsia="宋体" w:hAnsi="Times New Roman"/>
+          <w:b w:val="false"/>
+          <w:bCs w:val="false"/>
+          <w:sz w:val="21"/>
+          <w:szCs w:val="21"/>
+        </w:rPr>
+        <w:t xml:space="preserve">」，弹窗打开。</w:t>
+      </w:r>
+    </w:p>
+    <w:p>
+      <w:pPr>
+        <w:spacing w:after="60" w:line="340"/>
+        <w:ind w:left="420" w:hanging="240"/>
+      </w:pPr>
+      <w:r>
+        <w:rPr>
+          <w:rFonts w:ascii="Times New Roman" w:eastAsia="宋体" w:hAnsi="Times New Roman"/>
+          <w:b w:val="false"/>
+          <w:bCs w:val="false"/>
+          <w:sz w:val="21"/>
+          <w:szCs w:val="21"/>
+        </w:rPr>
+        <w:t xml:space="preserve">3．</w:t>
+      </w:r>
+      <w:r>
+        <w:rPr>
+          <w:rFonts w:ascii="Times New Roman" w:eastAsia="宋体" w:hAnsi="Times New Roman"/>
+          <w:b w:val="false"/>
+          <w:bCs w:val="false"/>
+          <w:sz w:val="21"/>
+          <w:szCs w:val="21"/>
+        </w:rPr>
+        <w:t xml:space="preserve">第一屏勾选「出题范围」（知识库里的课件与资料，会显示各自的分段数），再设题量（1–10）、题型、难度、大题名称与补充要求，点「开始出题」。</w:t>
+      </w:r>
+    </w:p>
+    <w:p>
+      <w:pPr>
+        <w:spacing w:after="60" w:line="340"/>
+        <w:ind w:left="420" w:hanging="240"/>
+      </w:pPr>
+      <w:r>
+        <w:rPr>
+          <w:rFonts w:ascii="Times New Roman" w:eastAsia="宋体" w:hAnsi="Times New Roman"/>
+          <w:b w:val="false"/>
+          <w:bCs w:val="false"/>
+          <w:sz w:val="21"/>
+          <w:szCs w:val="21"/>
+        </w:rPr>
+        <w:t xml:space="preserve">4．</w:t>
+      </w:r>
+      <w:r>
+        <w:rPr>
+          <w:rFonts w:ascii="Times New Roman" w:eastAsia="宋体" w:hAnsi="Times New Roman"/>
+          <w:b w:val="false"/>
+          <w:bCs w:val="false"/>
+          <w:sz w:val="21"/>
+          <w:szCs w:val="21"/>
+        </w:rPr>
+        <w:t xml:space="preserve">等 10–30 秒，出现审题列表（每题带五道闸门结果）。</w:t>
+      </w:r>
+    </w:p>
+    <w:p>
+      <w:pPr>
+        <w:spacing w:after="80" w:before="0" w:line="340"/>
+        <w:ind w:left="420"/>
+      </w:pPr>
+      <w:r>
+        <w:rPr>
+          <w:rFonts w:ascii="Times New Roman" w:eastAsia="宋体" w:hAnsi="Times New Roman"/>
+          <w:b w:val="false"/>
+          <w:bCs w:val="false"/>
+          <w:color w:val="555555"/>
+          <w:sz w:val="19"/>
+          <w:szCs w:val="19"/>
+        </w:rPr>
+        <w:t xml:space="preserve">前置：本课程要已有入库资料。课件在「课程内容 → 资料库」上传后自动入库；演示数据用 v2.0/demo/courseware/ 的两份课件 + sql/32_seed_courseware.sql。</w:t>
+      </w:r>
+    </w:p>
+    <w:p>
+      <w:pPr>
+        <w:pStyle w:val="Heading2"/>
+        <w:spacing w:after="120" w:before="220" w:line="380"/>
+      </w:pPr>
+      <w:r>
+        <w:rPr>
+          <w:rFonts w:ascii="Times New Roman" w:eastAsia="黑体" w:hAnsi="Times New Roman"/>
+          <w:b/>
+          <w:bCs/>
+          <w:color w:val="000000"/>
+          <w:sz w:val="28"/>
+          <w:szCs w:val="28"/>
+        </w:rPr>
+        <w:t xml:space="preserve">7.2 该看到什么</w:t>
       </w:r>
     </w:p>
     <w:p>
@@ -6237,7 +6432,1176 @@
           <w:sz w:val="19"/>
           <w:szCs w:val="19"/>
         </w:rPr>
-        <w:t xml:space="preserve">表7-1 逐项打勾</w:t>
+        <w:t xml:space="preserve">表7-1 AI 出题验收点</w:t>
+      </w:r>
+    </w:p>
+    <w:tbl>
+      <w:tblPr>
+        <w:tblW w:type="dxa" w:w="9070"/>
+        <w:tblBorders>
+          <w:top w:val="single" w:color="808080" w:sz="4"/>
+          <w:left w:val="single" w:color="808080" w:sz="4"/>
+          <w:bottom w:val="single" w:color="808080" w:sz="4"/>
+          <w:right w:val="single" w:color="808080" w:sz="4"/>
+          <w:insideH w:val="single" w:color="808080" w:sz="4"/>
+          <w:insideV w:val="single" w:color="808080" w:sz="4"/>
+        </w:tblBorders>
+        <w:tblLayout w:type="fixed"/>
+      </w:tblPr>
+      <w:tblGrid>
+        <w:gridCol w:w="1451"/>
+        <w:gridCol w:w="7619"/>
+      </w:tblGrid>
+      <w:tr>
+        <w:trPr>
+          <w:tblHeader/>
+        </w:trPr>
+        <w:tc>
+          <w:tcPr>
+            <w:tcW w:type="dxa" w:w="1451"/>
+            <w:shd w:fill="EDF2F7"/>
+            <w:tcMar>
+              <w:top w:type="dxa" w:w="60"/>
+              <w:left w:type="dxa" w:w="90"/>
+              <w:bottom w:type="dxa" w:w="60"/>
+              <w:right w:type="dxa" w:w="90"/>
+            </w:tcMar>
+            <w:vAlign w:val="center"/>
+          </w:tcPr>
+          <w:p>
+            <w:pPr>
+              <w:spacing w:after="0" w:line="280"/>
+              <w:jc w:val="center"/>
+            </w:pPr>
+            <w:r>
+              <w:rPr>
+                <w:rFonts w:ascii="Times New Roman" w:eastAsia="宋体" w:hAnsi="Times New Roman"/>
+                <w:b/>
+                <w:bCs/>
+                <w:sz w:val="19"/>
+                <w:szCs w:val="19"/>
+              </w:rPr>
+              <w:t xml:space="preserve">检查项</w:t>
+            </w:r>
+          </w:p>
+        </w:tc>
+        <w:tc>
+          <w:tcPr>
+            <w:tcW w:type="dxa" w:w="7619"/>
+            <w:shd w:fill="EDF2F7"/>
+            <w:tcMar>
+              <w:top w:type="dxa" w:w="60"/>
+              <w:left w:type="dxa" w:w="90"/>
+              <w:bottom w:type="dxa" w:w="60"/>
+              <w:right w:type="dxa" w:w="90"/>
+            </w:tcMar>
+            <w:vAlign w:val="center"/>
+          </w:tcPr>
+          <w:p>
+            <w:pPr>
+              <w:spacing w:after="0" w:line="280"/>
+              <w:jc w:val="center"/>
+            </w:pPr>
+            <w:r>
+              <w:rPr>
+                <w:rFonts w:ascii="Times New Roman" w:eastAsia="宋体" w:hAnsi="Times New Roman"/>
+                <w:b/>
+                <w:bCs/>
+                <w:sz w:val="19"/>
+                <w:szCs w:val="19"/>
+              </w:rPr>
+              <w:t xml:space="preserve">期望</w:t>
+            </w:r>
+          </w:p>
+        </w:tc>
+      </w:tr>
+      <w:tr>
+        <w:tc>
+          <w:tcPr>
+            <w:tcW w:type="dxa" w:w="1451"/>
+            <w:tcMar>
+              <w:top w:type="dxa" w:w="60"/>
+              <w:left w:type="dxa" w:w="90"/>
+              <w:bottom w:type="dxa" w:w="60"/>
+              <w:right w:type="dxa" w:w="90"/>
+            </w:tcMar>
+            <w:vAlign w:val="center"/>
+          </w:tcPr>
+          <w:p>
+            <w:pPr>
+              <w:spacing w:after="0" w:line="280"/>
+            </w:pPr>
+            <w:r>
+              <w:rPr>
+                <w:rFonts w:ascii="Times New Roman" w:eastAsia="宋体" w:hAnsi="Times New Roman"/>
+                <w:b w:val="false"/>
+                <w:bCs w:val="false"/>
+                <w:sz w:val="19"/>
+                <w:szCs w:val="19"/>
+              </w:rPr>
+              <w:t xml:space="preserve">出题范围可勾选</w:t>
+            </w:r>
+          </w:p>
+        </w:tc>
+        <w:tc>
+          <w:tcPr>
+            <w:tcW w:type="dxa" w:w="7619"/>
+            <w:tcMar>
+              <w:top w:type="dxa" w:w="60"/>
+              <w:left w:type="dxa" w:w="90"/>
+              <w:bottom w:type="dxa" w:w="60"/>
+              <w:right w:type="dxa" w:w="90"/>
+            </w:tcMar>
+            <w:vAlign w:val="center"/>
+          </w:tcPr>
+          <w:p>
+            <w:pPr>
+              <w:spacing w:after="0" w:line="280"/>
+            </w:pPr>
+            <w:r>
+              <w:rPr>
+                <w:rFonts w:ascii="Times New Roman" w:eastAsia="宋体" w:hAnsi="Times New Roman"/>
+                <w:b w:val="false"/>
+                <w:bCs w:val="false"/>
+                <w:sz w:val="19"/>
+                <w:szCs w:val="19"/>
+              </w:rPr>
+              <w:t xml:space="preserve">资料列表来自本课程知识库，标注「课件/资料」或「导学」与分段数；不勾 = 用全部资料</w:t>
+            </w:r>
+          </w:p>
+        </w:tc>
+      </w:tr>
+      <w:tr>
+        <w:tc>
+          <w:tcPr>
+            <w:tcW w:type="dxa" w:w="1451"/>
+            <w:tcMar>
+              <w:top w:type="dxa" w:w="60"/>
+              <w:left w:type="dxa" w:w="90"/>
+              <w:bottom w:type="dxa" w:w="60"/>
+              <w:right w:type="dxa" w:w="90"/>
+            </w:tcMar>
+            <w:vAlign w:val="center"/>
+          </w:tcPr>
+          <w:p>
+            <w:pPr>
+              <w:spacing w:after="0" w:line="280"/>
+            </w:pPr>
+            <w:r>
+              <w:rPr>
+                <w:rFonts w:ascii="Times New Roman" w:eastAsia="宋体" w:hAnsi="Times New Roman"/>
+                <w:b w:val="false"/>
+                <w:bCs w:val="false"/>
+                <w:sz w:val="19"/>
+                <w:szCs w:val="19"/>
+              </w:rPr>
+              <w:t xml:space="preserve">每题可溯源</w:t>
+            </w:r>
+          </w:p>
+        </w:tc>
+        <w:tc>
+          <w:tcPr>
+            <w:tcW w:type="dxa" w:w="7619"/>
+            <w:tcMar>
+              <w:top w:type="dxa" w:w="60"/>
+              <w:left w:type="dxa" w:w="90"/>
+              <w:bottom w:type="dxa" w:w="60"/>
+              <w:right w:type="dxa" w:w="90"/>
+            </w:tcMar>
+            <w:vAlign w:val="center"/>
+          </w:tcPr>
+          <w:p>
+            <w:pPr>
+              <w:spacing w:after="0" w:line="280"/>
+            </w:pPr>
+            <w:r>
+              <w:rPr>
+                <w:rFonts w:ascii="Times New Roman" w:eastAsia="宋体" w:hAnsi="Times New Roman"/>
+                <w:b w:val="false"/>
+                <w:bCs w:val="false"/>
+                <w:sz w:val="19"/>
+                <w:szCs w:val="19"/>
+              </w:rPr>
+              <w:t xml:space="preserve">每题底部有「依据：文档名 第N段（第N页）」，页码等于课件实际页序</w:t>
+            </w:r>
+          </w:p>
+        </w:tc>
+      </w:tr>
+      <w:tr>
+        <w:tc>
+          <w:tcPr>
+            <w:tcW w:type="dxa" w:w="1451"/>
+            <w:tcMar>
+              <w:top w:type="dxa" w:w="60"/>
+              <w:left w:type="dxa" w:w="90"/>
+              <w:bottom w:type="dxa" w:w="60"/>
+              <w:right w:type="dxa" w:w="90"/>
+            </w:tcMar>
+            <w:vAlign w:val="center"/>
+          </w:tcPr>
+          <w:p>
+            <w:pPr>
+              <w:spacing w:after="0" w:line="280"/>
+            </w:pPr>
+            <w:r>
+              <w:rPr>
+                <w:rFonts w:ascii="Times New Roman" w:eastAsia="宋体" w:hAnsi="Times New Roman"/>
+                <w:b w:val="false"/>
+                <w:bCs w:val="false"/>
+                <w:sz w:val="19"/>
+                <w:szCs w:val="19"/>
+              </w:rPr>
+              <w:t xml:space="preserve">闸门结果可见</w:t>
+            </w:r>
+          </w:p>
+        </w:tc>
+        <w:tc>
+          <w:tcPr>
+            <w:tcW w:type="dxa" w:w="7619"/>
+            <w:tcMar>
+              <w:top w:type="dxa" w:w="60"/>
+              <w:left w:type="dxa" w:w="90"/>
+              <w:bottom w:type="dxa" w:w="60"/>
+              <w:right w:type="dxa" w:w="90"/>
+            </w:tcMar>
+            <w:vAlign w:val="center"/>
+          </w:tcPr>
+          <w:p>
+            <w:pPr>
+              <w:spacing w:after="0" w:line="280"/>
+            </w:pPr>
+            <w:r>
+              <w:rPr>
+                <w:rFonts w:ascii="Times New Roman" w:eastAsia="宋体" w:hAnsi="Times New Roman"/>
+                <w:b w:val="false"/>
+                <w:bCs w:val="false"/>
+                <w:sz w:val="19"/>
+                <w:szCs w:val="19"/>
+              </w:rPr>
+              <w:t xml:space="preserve">每题 5 个徽标：结构完整 / 答案自洽 / 出处可核 / 不照抄不重复 / 难度与分值，未通过的显示「未通过：闸门名」</w:t>
+            </w:r>
+          </w:p>
+        </w:tc>
+      </w:tr>
+      <w:tr>
+        <w:tc>
+          <w:tcPr>
+            <w:tcW w:type="dxa" w:w="1451"/>
+            <w:tcMar>
+              <w:top w:type="dxa" w:w="60"/>
+              <w:left w:type="dxa" w:w="90"/>
+              <w:bottom w:type="dxa" w:w="60"/>
+              <w:right w:type="dxa" w:w="90"/>
+            </w:tcMar>
+            <w:vAlign w:val="center"/>
+          </w:tcPr>
+          <w:p>
+            <w:pPr>
+              <w:spacing w:after="0" w:line="280"/>
+            </w:pPr>
+            <w:r>
+              <w:rPr>
+                <w:rFonts w:ascii="Times New Roman" w:eastAsia="宋体" w:hAnsi="Times New Roman"/>
+                <w:b w:val="false"/>
+                <w:bCs w:val="false"/>
+                <w:sz w:val="19"/>
+                <w:szCs w:val="19"/>
+              </w:rPr>
+              <w:t xml:space="preserve">可改可弃</w:t>
+            </w:r>
+          </w:p>
+        </w:tc>
+        <w:tc>
+          <w:tcPr>
+            <w:tcW w:type="dxa" w:w="7619"/>
+            <w:tcMar>
+              <w:top w:type="dxa" w:w="60"/>
+              <w:left w:type="dxa" w:w="90"/>
+              <w:bottom w:type="dxa" w:w="60"/>
+              <w:right w:type="dxa" w:w="90"/>
+            </w:tcMar>
+            <w:vAlign w:val="center"/>
+          </w:tcPr>
+          <w:p>
+            <w:pPr>
+              <w:spacing w:after="0" w:line="280"/>
+            </w:pPr>
+            <w:r>
+              <w:rPr>
+                <w:rFonts w:ascii="Times New Roman" w:eastAsia="宋体" w:hAnsi="Times New Roman"/>
+                <w:b w:val="false"/>
+                <w:bCs w:val="false"/>
+                <w:sz w:val="19"/>
+                <w:szCs w:val="19"/>
+              </w:rPr>
+              <w:t xml:space="preserve">题干、选项、答案、解析、分值都能就地改；点「弃用」该题置为 REJECTED 且不再参与采纳</w:t>
+            </w:r>
+          </w:p>
+        </w:tc>
+      </w:tr>
+      <w:tr>
+        <w:tc>
+          <w:tcPr>
+            <w:tcW w:type="dxa" w:w="1451"/>
+            <w:tcMar>
+              <w:top w:type="dxa" w:w="60"/>
+              <w:left w:type="dxa" w:w="90"/>
+              <w:bottom w:type="dxa" w:w="60"/>
+              <w:right w:type="dxa" w:w="90"/>
+            </w:tcMar>
+            <w:vAlign w:val="center"/>
+          </w:tcPr>
+          <w:p>
+            <w:pPr>
+              <w:spacing w:after="0" w:line="280"/>
+            </w:pPr>
+            <w:r>
+              <w:rPr>
+                <w:rFonts w:ascii="Times New Roman" w:eastAsia="宋体" w:hAnsi="Times New Roman"/>
+                <w:b w:val="false"/>
+                <w:bCs w:val="false"/>
+                <w:sz w:val="19"/>
+                <w:szCs w:val="19"/>
+              </w:rPr>
+              <w:t xml:space="preserve">默认勾选策略</w:t>
+            </w:r>
+          </w:p>
+        </w:tc>
+        <w:tc>
+          <w:tcPr>
+            <w:tcW w:type="dxa" w:w="7619"/>
+            <w:tcMar>
+              <w:top w:type="dxa" w:w="60"/>
+              <w:left w:type="dxa" w:w="90"/>
+              <w:bottom w:type="dxa" w:w="60"/>
+              <w:right w:type="dxa" w:w="90"/>
+            </w:tcMar>
+            <w:vAlign w:val="center"/>
+          </w:tcPr>
+          <w:p>
+            <w:pPr>
+              <w:spacing w:after="0" w:line="280"/>
+            </w:pPr>
+            <w:r>
+              <w:rPr>
+                <w:rFonts w:ascii="Times New Roman" w:eastAsia="宋体" w:hAnsi="Times New Roman"/>
+                <w:b w:val="false"/>
+                <w:bCs w:val="false"/>
+                <w:sz w:val="19"/>
+                <w:szCs w:val="19"/>
+              </w:rPr>
+              <w:t xml:space="preserve">通过闸门的题默认勾选，未通过的默认不勾（要采纳需自己勾）</w:t>
+            </w:r>
+          </w:p>
+        </w:tc>
+      </w:tr>
+      <w:tr>
+        <w:tc>
+          <w:tcPr>
+            <w:tcW w:type="dxa" w:w="1451"/>
+            <w:tcMar>
+              <w:top w:type="dxa" w:w="60"/>
+              <w:left w:type="dxa" w:w="90"/>
+              <w:bottom w:type="dxa" w:w="60"/>
+              <w:right w:type="dxa" w:w="90"/>
+            </w:tcMar>
+            <w:vAlign w:val="center"/>
+          </w:tcPr>
+          <w:p>
+            <w:pPr>
+              <w:spacing w:after="0" w:line="280"/>
+            </w:pPr>
+            <w:r>
+              <w:rPr>
+                <w:rFonts w:ascii="Times New Roman" w:eastAsia="宋体" w:hAnsi="Times New Roman"/>
+                <w:b w:val="false"/>
+                <w:bCs w:val="false"/>
+                <w:sz w:val="19"/>
+                <w:szCs w:val="19"/>
+              </w:rPr>
+              <w:t xml:space="preserve">采纳后入卷</w:t>
+            </w:r>
+          </w:p>
+        </w:tc>
+        <w:tc>
+          <w:tcPr>
+            <w:tcW w:type="dxa" w:w="7619"/>
+            <w:tcMar>
+              <w:top w:type="dxa" w:w="60"/>
+              <w:left w:type="dxa" w:w="90"/>
+              <w:bottom w:type="dxa" w:w="60"/>
+              <w:right w:type="dxa" w:w="90"/>
+            </w:tcMar>
+            <w:vAlign w:val="center"/>
+          </w:tcPr>
+          <w:p>
+            <w:pPr>
+              <w:spacing w:after="0" w:line="280"/>
+            </w:pPr>
+            <w:r>
+              <w:rPr>
+                <w:rFonts w:ascii="Times New Roman" w:eastAsia="宋体" w:hAnsi="Times New Roman"/>
+                <w:b w:val="false"/>
+                <w:bCs w:val="false"/>
+                <w:sz w:val="19"/>
+                <w:szCs w:val="19"/>
+              </w:rPr>
+              <w:t xml:space="preserve">勾选 → 「采纳选中」（草稿置 ADOPTED 留痕）→ 题目追加到试卷编辑区 → 点「保存题目」才真正写库</w:t>
+            </w:r>
+          </w:p>
+        </w:tc>
+      </w:tr>
+    </w:tbl>
+    <w:p>
+      <w:pPr>
+        <w:pStyle w:val="Heading2"/>
+        <w:spacing w:after="120" w:before="220" w:line="380"/>
+      </w:pPr>
+      <w:r>
+        <w:rPr>
+          <w:rFonts w:ascii="Times New Roman" w:eastAsia="黑体" w:hAnsi="Times New Roman"/>
+          <w:b/>
+          <w:bCs/>
+          <w:color w:val="000000"/>
+          <w:sz w:val="28"/>
+          <w:szCs w:val="28"/>
+        </w:rPr>
+        <w:t xml:space="preserve">7.3 五道闸门（为什么可以信 AI 出的题）</w:t>
+      </w:r>
+    </w:p>
+    <w:p>
+      <w:pPr>
+        <w:spacing w:after="60" w:before="120" w:line="300"/>
+        <w:jc w:val="center"/>
+      </w:pPr>
+      <w:r>
+        <w:rPr>
+          <w:rFonts w:ascii="Times New Roman" w:eastAsia="宋体" w:hAnsi="Times New Roman"/>
+          <w:b/>
+          <w:bCs/>
+          <w:sz w:val="19"/>
+          <w:szCs w:val="19"/>
+        </w:rPr>
+        <w:t xml:space="preserve">表7-2 闸门与判据</w:t>
+      </w:r>
+    </w:p>
+    <w:tbl>
+      <w:tblPr>
+        <w:tblW w:type="dxa" w:w="9070"/>
+        <w:tblBorders>
+          <w:top w:val="single" w:color="808080" w:sz="4"/>
+          <w:left w:val="single" w:color="808080" w:sz="4"/>
+          <w:bottom w:val="single" w:color="808080" w:sz="4"/>
+          <w:right w:val="single" w:color="808080" w:sz="4"/>
+          <w:insideH w:val="single" w:color="808080" w:sz="4"/>
+          <w:insideV w:val="single" w:color="808080" w:sz="4"/>
+        </w:tblBorders>
+        <w:tblLayout w:type="fixed"/>
+      </w:tblPr>
+      <w:tblGrid>
+        <w:gridCol w:w="1995"/>
+        <w:gridCol w:w="4535"/>
+        <w:gridCol w:w="2540"/>
+      </w:tblGrid>
+      <w:tr>
+        <w:trPr>
+          <w:tblHeader/>
+        </w:trPr>
+        <w:tc>
+          <w:tcPr>
+            <w:tcW w:type="dxa" w:w="1995"/>
+            <w:shd w:fill="EDF2F7"/>
+            <w:tcMar>
+              <w:top w:type="dxa" w:w="60"/>
+              <w:left w:type="dxa" w:w="90"/>
+              <w:bottom w:type="dxa" w:w="60"/>
+              <w:right w:type="dxa" w:w="90"/>
+            </w:tcMar>
+            <w:vAlign w:val="center"/>
+          </w:tcPr>
+          <w:p>
+            <w:pPr>
+              <w:spacing w:after="0" w:line="280"/>
+              <w:jc w:val="center"/>
+            </w:pPr>
+            <w:r>
+              <w:rPr>
+                <w:rFonts w:ascii="Times New Roman" w:eastAsia="宋体" w:hAnsi="Times New Roman"/>
+                <w:b/>
+                <w:bCs/>
+                <w:sz w:val="19"/>
+                <w:szCs w:val="19"/>
+              </w:rPr>
+              <w:t xml:space="preserve">闸门</w:t>
+            </w:r>
+          </w:p>
+        </w:tc>
+        <w:tc>
+          <w:tcPr>
+            <w:tcW w:type="dxa" w:w="4535"/>
+            <w:shd w:fill="EDF2F7"/>
+            <w:tcMar>
+              <w:top w:type="dxa" w:w="60"/>
+              <w:left w:type="dxa" w:w="90"/>
+              <w:bottom w:type="dxa" w:w="60"/>
+              <w:right w:type="dxa" w:w="90"/>
+            </w:tcMar>
+            <w:vAlign w:val="center"/>
+          </w:tcPr>
+          <w:p>
+            <w:pPr>
+              <w:spacing w:after="0" w:line="280"/>
+              <w:jc w:val="center"/>
+            </w:pPr>
+            <w:r>
+              <w:rPr>
+                <w:rFonts w:ascii="Times New Roman" w:eastAsia="宋体" w:hAnsi="Times New Roman"/>
+                <w:b/>
+                <w:bCs/>
+                <w:sz w:val="19"/>
+                <w:szCs w:val="19"/>
+              </w:rPr>
+              <w:t xml:space="preserve">判据</w:t>
+            </w:r>
+          </w:p>
+        </w:tc>
+        <w:tc>
+          <w:tcPr>
+            <w:tcW w:type="dxa" w:w="2540"/>
+            <w:shd w:fill="EDF2F7"/>
+            <w:tcMar>
+              <w:top w:type="dxa" w:w="60"/>
+              <w:left w:type="dxa" w:w="90"/>
+              <w:bottom w:type="dxa" w:w="60"/>
+              <w:right w:type="dxa" w:w="90"/>
+            </w:tcMar>
+            <w:vAlign w:val="center"/>
+          </w:tcPr>
+          <w:p>
+            <w:pPr>
+              <w:spacing w:after="0" w:line="280"/>
+              <w:jc w:val="center"/>
+            </w:pPr>
+            <w:r>
+              <w:rPr>
+                <w:rFonts w:ascii="Times New Roman" w:eastAsia="宋体" w:hAnsi="Times New Roman"/>
+                <w:b/>
+                <w:bCs/>
+                <w:sz w:val="19"/>
+                <w:szCs w:val="19"/>
+              </w:rPr>
+              <w:t xml:space="preserve">不过会怎样</w:t>
+            </w:r>
+          </w:p>
+        </w:tc>
+      </w:tr>
+      <w:tr>
+        <w:tc>
+          <w:tcPr>
+            <w:tcW w:type="dxa" w:w="1995"/>
+            <w:tcMar>
+              <w:top w:type="dxa" w:w="60"/>
+              <w:left w:type="dxa" w:w="90"/>
+              <w:bottom w:type="dxa" w:w="60"/>
+              <w:right w:type="dxa" w:w="90"/>
+            </w:tcMar>
+            <w:vAlign w:val="center"/>
+          </w:tcPr>
+          <w:p>
+            <w:pPr>
+              <w:spacing w:after="0" w:line="280"/>
+            </w:pPr>
+            <w:r>
+              <w:rPr>
+                <w:rFonts w:ascii="Times New Roman" w:eastAsia="宋体" w:hAnsi="Times New Roman"/>
+                <w:b w:val="false"/>
+                <w:bCs w:val="false"/>
+                <w:sz w:val="19"/>
+                <w:szCs w:val="19"/>
+              </w:rPr>
+              <w:t xml:space="preserve">STRUCT 结构完整</w:t>
+            </w:r>
+          </w:p>
+        </w:tc>
+        <w:tc>
+          <w:tcPr>
+            <w:tcW w:type="dxa" w:w="4535"/>
+            <w:tcMar>
+              <w:top w:type="dxa" w:w="60"/>
+              <w:left w:type="dxa" w:w="90"/>
+              <w:bottom w:type="dxa" w:w="60"/>
+              <w:right w:type="dxa" w:w="90"/>
+            </w:tcMar>
+            <w:vAlign w:val="center"/>
+          </w:tcPr>
+          <w:p>
+            <w:pPr>
+              <w:spacing w:after="0" w:line="280"/>
+            </w:pPr>
+            <w:r>
+              <w:rPr>
+                <w:rFonts w:ascii="Times New Roman" w:eastAsia="宋体" w:hAnsi="Times New Roman"/>
+                <w:b w:val="false"/>
+                <w:bCs w:val="false"/>
+                <w:sz w:val="19"/>
+                <w:szCs w:val="19"/>
+              </w:rPr>
+              <w:t xml:space="preserve">题干 ≥ 8 字；选择题至少 3 个选项；各题型必备字段齐全</w:t>
+            </w:r>
+          </w:p>
+        </w:tc>
+        <w:tc>
+          <w:tcPr>
+            <w:tcW w:type="dxa" w:w="2540"/>
+            <w:tcMar>
+              <w:top w:type="dxa" w:w="60"/>
+              <w:left w:type="dxa" w:w="90"/>
+              <w:bottom w:type="dxa" w:w="60"/>
+              <w:right w:type="dxa" w:w="90"/>
+            </w:tcMar>
+            <w:vAlign w:val="center"/>
+          </w:tcPr>
+          <w:p>
+            <w:pPr>
+              <w:spacing w:after="0" w:line="280"/>
+            </w:pPr>
+            <w:r>
+              <w:rPr>
+                <w:rFonts w:ascii="Times New Roman" w:eastAsia="宋体" w:hAnsi="Times New Roman"/>
+                <w:b w:val="false"/>
+                <w:bCs w:val="false"/>
+                <w:sz w:val="19"/>
+                <w:szCs w:val="19"/>
+              </w:rPr>
+              <w:t xml:space="preserve">标记未通过，默认不勾选</w:t>
+            </w:r>
+          </w:p>
+        </w:tc>
+      </w:tr>
+      <w:tr>
+        <w:tc>
+          <w:tcPr>
+            <w:tcW w:type="dxa" w:w="1995"/>
+            <w:tcMar>
+              <w:top w:type="dxa" w:w="60"/>
+              <w:left w:type="dxa" w:w="90"/>
+              <w:bottom w:type="dxa" w:w="60"/>
+              <w:right w:type="dxa" w:w="90"/>
+            </w:tcMar>
+            <w:vAlign w:val="center"/>
+          </w:tcPr>
+          <w:p>
+            <w:pPr>
+              <w:spacing w:after="0" w:line="280"/>
+            </w:pPr>
+            <w:r>
+              <w:rPr>
+                <w:rFonts w:ascii="Times New Roman" w:eastAsia="宋体" w:hAnsi="Times New Roman"/>
+                <w:b w:val="false"/>
+                <w:bCs w:val="false"/>
+                <w:sz w:val="19"/>
+                <w:szCs w:val="19"/>
+              </w:rPr>
+              <w:t xml:space="preserve">ANSWER 答案自洽</w:t>
+            </w:r>
+          </w:p>
+        </w:tc>
+        <w:tc>
+          <w:tcPr>
+            <w:tcW w:type="dxa" w:w="4535"/>
+            <w:tcMar>
+              <w:top w:type="dxa" w:w="60"/>
+              <w:left w:type="dxa" w:w="90"/>
+              <w:bottom w:type="dxa" w:w="60"/>
+              <w:right w:type="dxa" w:w="90"/>
+            </w:tcMar>
+            <w:vAlign w:val="center"/>
+          </w:tcPr>
+          <w:p>
+            <w:pPr>
+              <w:spacing w:after="0" w:line="280"/>
+            </w:pPr>
+            <w:r>
+              <w:rPr>
+                <w:rFonts w:ascii="Times New Roman" w:eastAsia="宋体" w:hAnsi="Times New Roman"/>
+                <w:b w:val="false"/>
+                <w:bCs w:val="false"/>
+                <w:sz w:val="19"/>
+                <w:szCs w:val="19"/>
+              </w:rPr>
+              <w:t xml:space="preserve">单选答案唯一且在选项里；多选 ≥ 2 项且在选项里；判断能解析成对/错；填空/简答有答案</w:t>
+            </w:r>
+          </w:p>
+        </w:tc>
+        <w:tc>
+          <w:tcPr>
+            <w:tcW w:type="dxa" w:w="2540"/>
+            <w:tcMar>
+              <w:top w:type="dxa" w:w="60"/>
+              <w:left w:type="dxa" w:w="90"/>
+              <w:bottom w:type="dxa" w:w="60"/>
+              <w:right w:type="dxa" w:w="90"/>
+            </w:tcMar>
+            <w:vAlign w:val="center"/>
+          </w:tcPr>
+          <w:p>
+            <w:pPr>
+              <w:spacing w:after="0" w:line="280"/>
+            </w:pPr>
+            <w:r>
+              <w:rPr>
+                <w:rFonts w:ascii="Times New Roman" w:eastAsia="宋体" w:hAnsi="Times New Roman"/>
+                <w:b w:val="false"/>
+                <w:bCs w:val="false"/>
+                <w:sz w:val="19"/>
+                <w:szCs w:val="19"/>
+              </w:rPr>
+              <w:t xml:space="preserve">标记未通过（答案矛盾的题不能进卷）</w:t>
+            </w:r>
+          </w:p>
+        </w:tc>
+      </w:tr>
+      <w:tr>
+        <w:tc>
+          <w:tcPr>
+            <w:tcW w:type="dxa" w:w="1995"/>
+            <w:tcMar>
+              <w:top w:type="dxa" w:w="60"/>
+              <w:left w:type="dxa" w:w="90"/>
+              <w:bottom w:type="dxa" w:w="60"/>
+              <w:right w:type="dxa" w:w="90"/>
+            </w:tcMar>
+            <w:vAlign w:val="center"/>
+          </w:tcPr>
+          <w:p>
+            <w:pPr>
+              <w:spacing w:after="0" w:line="280"/>
+            </w:pPr>
+            <w:r>
+              <w:rPr>
+                <w:rFonts w:ascii="Times New Roman" w:eastAsia="宋体" w:hAnsi="Times New Roman"/>
+                <w:b w:val="false"/>
+                <w:bCs w:val="false"/>
+                <w:sz w:val="19"/>
+                <w:szCs w:val="19"/>
+              </w:rPr>
+              <w:t xml:space="preserve">SOURCE 出处可核</w:t>
+            </w:r>
+          </w:p>
+        </w:tc>
+        <w:tc>
+          <w:tcPr>
+            <w:tcW w:type="dxa" w:w="4535"/>
+            <w:tcMar>
+              <w:top w:type="dxa" w:w="60"/>
+              <w:left w:type="dxa" w:w="90"/>
+              <w:bottom w:type="dxa" w:w="60"/>
+              <w:right w:type="dxa" w:w="90"/>
+            </w:tcMar>
+            <w:vAlign w:val="center"/>
+          </w:tcPr>
+          <w:p>
+            <w:pPr>
+              <w:spacing w:after="0" w:line="280"/>
+            </w:pPr>
+            <w:r>
+              <w:rPr>
+                <w:rFonts w:ascii="Times New Roman" w:eastAsia="宋体" w:hAnsi="Times New Roman"/>
+                <w:b w:val="false"/>
+                <w:bCs w:val="false"/>
+                <w:sz w:val="19"/>
+                <w:szCs w:val="19"/>
+              </w:rPr>
+              <w:t xml:space="preserve">依据必须对上本次素材的「文档名 + 第N段」，对不上视为编造</w:t>
+            </w:r>
+          </w:p>
+        </w:tc>
+        <w:tc>
+          <w:tcPr>
+            <w:tcW w:type="dxa" w:w="2540"/>
+            <w:tcMar>
+              <w:top w:type="dxa" w:w="60"/>
+              <w:left w:type="dxa" w:w="90"/>
+              <w:bottom w:type="dxa" w:w="60"/>
+              <w:right w:type="dxa" w:w="90"/>
+            </w:tcMar>
+            <w:vAlign w:val="center"/>
+          </w:tcPr>
+          <w:p>
+            <w:pPr>
+              <w:spacing w:after="0" w:line="280"/>
+            </w:pPr>
+            <w:r>
+              <w:rPr>
+                <w:rFonts w:ascii="Times New Roman" w:eastAsia="宋体" w:hAnsi="Times New Roman"/>
+                <w:b w:val="false"/>
+                <w:bCs w:val="false"/>
+                <w:sz w:val="19"/>
+                <w:szCs w:val="19"/>
+              </w:rPr>
+              <w:t xml:space="preserve">标记未通过，且不给页码</w:t>
+            </w:r>
+          </w:p>
+        </w:tc>
+      </w:tr>
+      <w:tr>
+        <w:tc>
+          <w:tcPr>
+            <w:tcW w:type="dxa" w:w="1995"/>
+            <w:tcMar>
+              <w:top w:type="dxa" w:w="60"/>
+              <w:left w:type="dxa" w:w="90"/>
+              <w:bottom w:type="dxa" w:w="60"/>
+              <w:right w:type="dxa" w:w="90"/>
+            </w:tcMar>
+            <w:vAlign w:val="center"/>
+          </w:tcPr>
+          <w:p>
+            <w:pPr>
+              <w:spacing w:after="0" w:line="280"/>
+            </w:pPr>
+            <w:r>
+              <w:rPr>
+                <w:rFonts w:ascii="Times New Roman" w:eastAsia="宋体" w:hAnsi="Times New Roman"/>
+                <w:b w:val="false"/>
+                <w:bCs w:val="false"/>
+                <w:sz w:val="19"/>
+                <w:szCs w:val="19"/>
+              </w:rPr>
+              <w:t xml:space="preserve">DUP 不照抄不重复</w:t>
+            </w:r>
+          </w:p>
+        </w:tc>
+        <w:tc>
+          <w:tcPr>
+            <w:tcW w:type="dxa" w:w="4535"/>
+            <w:tcMar>
+              <w:top w:type="dxa" w:w="60"/>
+              <w:left w:type="dxa" w:w="90"/>
+              <w:bottom w:type="dxa" w:w="60"/>
+              <w:right w:type="dxa" w:w="90"/>
+            </w:tcMar>
+            <w:vAlign w:val="center"/>
+          </w:tcPr>
+          <w:p>
+            <w:pPr>
+              <w:spacing w:after="0" w:line="280"/>
+            </w:pPr>
+            <w:r>
+              <w:rPr>
+                <w:rFonts w:ascii="Times New Roman" w:eastAsia="宋体" w:hAnsi="Times New Roman"/>
+                <w:b w:val="false"/>
+                <w:bCs w:val="false"/>
+                <w:sz w:val="19"/>
+                <w:szCs w:val="19"/>
+              </w:rPr>
+              <w:t xml:space="preserve">题干与原文 2 字片段重合 ≤ 75%；与历史草稿相似 ≤ 80%</w:t>
+            </w:r>
+          </w:p>
+        </w:tc>
+        <w:tc>
+          <w:tcPr>
+            <w:tcW w:type="dxa" w:w="2540"/>
+            <w:tcMar>
+              <w:top w:type="dxa" w:w="60"/>
+              <w:left w:type="dxa" w:w="90"/>
+              <w:bottom w:type="dxa" w:w="60"/>
+              <w:right w:type="dxa" w:w="90"/>
+            </w:tcMar>
+            <w:vAlign w:val="center"/>
+          </w:tcPr>
+          <w:p>
+            <w:pPr>
+              <w:spacing w:after="0" w:line="280"/>
+            </w:pPr>
+            <w:r>
+              <w:rPr>
+                <w:rFonts w:ascii="Times New Roman" w:eastAsia="宋体" w:hAnsi="Times New Roman"/>
+                <w:b w:val="false"/>
+                <w:bCs w:val="false"/>
+                <w:sz w:val="19"/>
+                <w:szCs w:val="19"/>
+              </w:rPr>
+              <w:t xml:space="preserve">标记未通过（照抄原文的题让学生无法思考）</w:t>
+            </w:r>
+          </w:p>
+        </w:tc>
+      </w:tr>
+      <w:tr>
+        <w:tc>
+          <w:tcPr>
+            <w:tcW w:type="dxa" w:w="1995"/>
+            <w:tcMar>
+              <w:top w:type="dxa" w:w="60"/>
+              <w:left w:type="dxa" w:w="90"/>
+              <w:bottom w:type="dxa" w:w="60"/>
+              <w:right w:type="dxa" w:w="90"/>
+            </w:tcMar>
+            <w:vAlign w:val="center"/>
+          </w:tcPr>
+          <w:p>
+            <w:pPr>
+              <w:spacing w:after="0" w:line="280"/>
+            </w:pPr>
+            <w:r>
+              <w:rPr>
+                <w:rFonts w:ascii="Times New Roman" w:eastAsia="宋体" w:hAnsi="Times New Roman"/>
+                <w:b w:val="false"/>
+                <w:bCs w:val="false"/>
+                <w:sz w:val="19"/>
+                <w:szCs w:val="19"/>
+              </w:rPr>
+              <w:t xml:space="preserve">SCORE 难度与分值</w:t>
+            </w:r>
+          </w:p>
+        </w:tc>
+        <w:tc>
+          <w:tcPr>
+            <w:tcW w:type="dxa" w:w="4535"/>
+            <w:tcMar>
+              <w:top w:type="dxa" w:w="60"/>
+              <w:left w:type="dxa" w:w="90"/>
+              <w:bottom w:type="dxa" w:w="60"/>
+              <w:right w:type="dxa" w:w="90"/>
+            </w:tcMar>
+            <w:vAlign w:val="center"/>
+          </w:tcPr>
+          <w:p>
+            <w:pPr>
+              <w:spacing w:after="0" w:line="280"/>
+            </w:pPr>
+            <w:r>
+              <w:rPr>
+                <w:rFonts w:ascii="Times New Roman" w:eastAsia="宋体" w:hAnsi="Times New Roman"/>
+                <w:b w:val="false"/>
+                <w:bCs w:val="false"/>
+                <w:sz w:val="19"/>
+                <w:szCs w:val="19"/>
+              </w:rPr>
+              <w:t xml:space="preserve">难度合法、分值按题型给默认值（单选/判断 2 分、多选 3 分、简答 5 分）</w:t>
+            </w:r>
+          </w:p>
+        </w:tc>
+        <w:tc>
+          <w:tcPr>
+            <w:tcW w:type="dxa" w:w="2540"/>
+            <w:tcMar>
+              <w:top w:type="dxa" w:w="60"/>
+              <w:left w:type="dxa" w:w="90"/>
+              <w:bottom w:type="dxa" w:w="60"/>
+              <w:right w:type="dxa" w:w="90"/>
+            </w:tcMar>
+            <w:vAlign w:val="center"/>
+          </w:tcPr>
+          <w:p>
+            <w:pPr>
+              <w:spacing w:after="0" w:line="280"/>
+            </w:pPr>
+            <w:r>
+              <w:rPr>
+                <w:rFonts w:ascii="Times New Roman" w:eastAsia="宋体" w:hAnsi="Times New Roman"/>
+                <w:b w:val="false"/>
+                <w:bCs w:val="false"/>
+                <w:sz w:val="19"/>
+                <w:szCs w:val="19"/>
+              </w:rPr>
+              <w:t xml:space="preserve">自动回退并留痕，提醒教师确认</w:t>
+            </w:r>
+          </w:p>
+        </w:tc>
+      </w:tr>
+    </w:tbl>
+    <w:p>
+      <w:pPr>
+        <w:spacing w:after="80" w:before="0" w:line="340"/>
+        <w:ind w:left="420"/>
+      </w:pPr>
+      <w:r>
+        <w:rPr>
+          <w:rFonts w:ascii="Times New Roman" w:eastAsia="宋体" w:hAnsi="Times New Roman"/>
+          <w:b w:val="false"/>
+          <w:bCs w:val="false"/>
+          <w:color w:val="555555"/>
+          <w:sz w:val="19"/>
+          <w:szCs w:val="19"/>
+        </w:rPr>
+        <w:t xml:space="preserve">这五道闸门有单测钉死：QuestionGenServiceGateTest（7 个用例：正常题全 PASS、结构/答案/出处/照抄各拦一次、难度回退、五种题型解析），跑 gradlew test --tests "*QuestionGenServiceGateTest*" 即可复现。</w:t>
+      </w:r>
+    </w:p>
+    <w:p>
+      <w:pPr>
+        <w:pStyle w:val="Heading2"/>
+        <w:spacing w:after="120" w:before="220" w:line="380"/>
+      </w:pPr>
+      <w:r>
+        <w:rPr>
+          <w:rFonts w:ascii="Times New Roman" w:eastAsia="黑体" w:hAnsi="Times New Roman"/>
+          <w:b/>
+          <w:bCs/>
+          <w:color w:val="000000"/>
+          <w:sz w:val="28"/>
+          <w:szCs w:val="28"/>
+        </w:rPr>
+        <w:t xml:space="preserve">7.4 采纳与入卷</w:t>
+      </w:r>
+    </w:p>
+    <w:p>
+      <w:pPr>
+        <w:spacing w:after="60" w:line="340"/>
+        <w:ind w:left="420" w:hanging="240"/>
+      </w:pPr>
+      <w:r>
+        <w:rPr>
+          <w:rFonts w:ascii="Times New Roman" w:eastAsia="宋体" w:hAnsi="Times New Roman"/>
+          <w:b w:val="false"/>
+          <w:bCs w:val="false"/>
+          <w:sz w:val="21"/>
+          <w:szCs w:val="21"/>
+        </w:rPr>
+        <w:t xml:space="preserve">1．</w:t>
+      </w:r>
+      <w:r>
+        <w:rPr>
+          <w:rFonts w:ascii="Times New Roman" w:eastAsia="宋体" w:hAnsi="Times New Roman"/>
+          <w:b w:val="false"/>
+          <w:bCs w:val="false"/>
+          <w:sz w:val="21"/>
+          <w:szCs w:val="21"/>
+        </w:rPr>
+        <w:t xml:space="preserve">勾选要用的题（默认已勾通过闸门的），可先就地改题干与答案。</w:t>
+      </w:r>
+    </w:p>
+    <w:p>
+      <w:pPr>
+        <w:spacing w:after="60" w:line="340"/>
+        <w:ind w:left="420" w:hanging="240"/>
+      </w:pPr>
+      <w:r>
+        <w:rPr>
+          <w:rFonts w:ascii="Times New Roman" w:eastAsia="宋体" w:hAnsi="Times New Roman"/>
+          <w:b w:val="false"/>
+          <w:bCs w:val="false"/>
+          <w:sz w:val="21"/>
+          <w:szCs w:val="21"/>
+        </w:rPr>
+        <w:t xml:space="preserve">2．</w:t>
+      </w:r>
+      <w:r>
+        <w:rPr>
+          <w:rFonts w:ascii="Times New Roman" w:eastAsia="宋体" w:hAnsi="Times New Roman"/>
+          <w:b w:val="false"/>
+          <w:bCs w:val="false"/>
+          <w:sz w:val="21"/>
+          <w:szCs w:val="21"/>
+        </w:rPr>
+        <w:t xml:space="preserve">点「采纳选中（N 题）加入试卷」：草稿状态变 ADOPTED，题目出现在下面的试卷编辑区。</w:t>
+      </w:r>
+    </w:p>
+    <w:p>
+      <w:pPr>
+        <w:spacing w:after="60" w:line="340"/>
+        <w:ind w:left="420" w:hanging="240"/>
+      </w:pPr>
+      <w:r>
+        <w:rPr>
+          <w:rFonts w:ascii="Times New Roman" w:eastAsia="宋体" w:hAnsi="Times New Roman"/>
+          <w:b w:val="false"/>
+          <w:bCs w:val="false"/>
+          <w:sz w:val="21"/>
+          <w:szCs w:val="21"/>
+        </w:rPr>
+        <w:t xml:space="preserve">3．</w:t>
+      </w:r>
+      <w:r>
+        <w:rPr>
+          <w:rFonts w:ascii="Times New Roman" w:eastAsia="宋体" w:hAnsi="Times New Roman"/>
+          <w:b w:val="false"/>
+          <w:bCs w:val="false"/>
+          <w:sz w:val="21"/>
+          <w:szCs w:val="21"/>
+        </w:rPr>
+        <w:t xml:space="preserve">在试卷编辑区继续校对分值/大题名称，点右上「保存题目」——走的仍是原有保存接口，满分自动重算。</w:t>
+      </w:r>
+    </w:p>
+    <w:p>
+      <w:pPr>
+        <w:spacing w:after="60" w:line="340"/>
+        <w:ind w:left="420" w:hanging="240"/>
+      </w:pPr>
+      <w:r>
+        <w:rPr>
+          <w:rFonts w:ascii="Times New Roman" w:eastAsia="宋体" w:hAnsi="Times New Roman"/>
+          <w:b w:val="false"/>
+          <w:bCs w:val="false"/>
+          <w:sz w:val="21"/>
+          <w:szCs w:val="21"/>
+        </w:rPr>
+        <w:t xml:space="preserve">4．</w:t>
+      </w:r>
+      <w:r>
+        <w:rPr>
+          <w:rFonts w:ascii="Times New Roman" w:eastAsia="宋体" w:hAnsi="Times New Roman"/>
+          <w:b w:val="false"/>
+          <w:bCs w:val="false"/>
+          <w:sz w:val="21"/>
+          <w:szCs w:val="21"/>
+        </w:rPr>
+        <w:t xml:space="preserve">之后按常规流程「发布」，学生端就能作答。</w:t>
+      </w:r>
+    </w:p>
+    <w:p>
+      <w:pPr>
+        <w:spacing w:after="80" w:before="0" w:line="340"/>
+        <w:ind w:left="420"/>
+      </w:pPr>
+      <w:r>
+        <w:rPr>
+          <w:rFonts w:ascii="Times New Roman" w:eastAsia="宋体" w:hAnsi="Times New Roman"/>
+          <w:b w:val="false"/>
+          <w:bCs w:val="false"/>
+          <w:color w:val="555555"/>
+          <w:sz w:val="19"/>
+          <w:szCs w:val="19"/>
+        </w:rPr>
+        <w:t xml:space="preserve">实测参照（教学班 201 · 第2讲_Excel函数与图表.pptx，出 5 题）：3 单选 + 2 判断全部通过五道闸门，tokens 3119、约 0.0047 元；采纳前 2 题入卷后，草稿试卷题数 2、满分 4 分，与手工建卷一致；题目内容（$A$1 绝对引用、VLOOKUP 返回列号、图表选择、SUMIF 引号、RANK 绝对引用）都能在课件对应页找到原文。</w:t>
+      </w:r>
+    </w:p>
+    <w:p>
+      <w:r>
+        <w:br w:type="page"/>
+      </w:r>
+    </w:p>
+    <w:p>
+      <w:pPr>
+        <w:pStyle w:val="Heading1"/>
+        <w:spacing w:after="180" w:before="60" w:line="420"/>
+      </w:pPr>
+      <w:r>
+        <w:rPr>
+          <w:rFonts w:ascii="Times New Roman" w:eastAsia="黑体" w:hAnsi="Times New Roman"/>
+          <w:b/>
+          <w:bCs/>
+          <w:color w:val="000000"/>
+          <w:sz w:val="32"/>
+          <w:szCs w:val="32"/>
+        </w:rPr>
+        <w:t xml:space="preserve">8 测试记录表（打印出来打勾用）</w:t>
+      </w:r>
+    </w:p>
+    <w:p>
+      <w:pPr>
+        <w:spacing w:after="60" w:before="120" w:line="300"/>
+        <w:jc w:val="center"/>
+      </w:pPr>
+      <w:r>
+        <w:rPr>
+          <w:rFonts w:ascii="Times New Roman" w:eastAsia="宋体" w:hAnsi="Times New Roman"/>
+          <w:b/>
+          <w:bCs/>
+          <w:sz w:val="19"/>
+          <w:szCs w:val="19"/>
+        </w:rPr>
+        <w:t xml:space="preserve">表8-1 逐项打勾</w:t>
       </w:r>
     </w:p>
     <w:tbl>
@@ -8191,6 +9555,417 @@
           </w:p>
         </w:tc>
       </w:tr>
+      <w:tr>
+        <w:tc>
+          <w:tcPr>
+            <w:tcW w:type="dxa" w:w="544"/>
+            <w:tcMar>
+              <w:top w:type="dxa" w:w="60"/>
+              <w:left w:type="dxa" w:w="90"/>
+              <w:bottom w:type="dxa" w:w="60"/>
+              <w:right w:type="dxa" w:w="90"/>
+            </w:tcMar>
+            <w:vAlign w:val="center"/>
+          </w:tcPr>
+          <w:p>
+            <w:pPr>
+              <w:spacing w:after="0" w:line="280"/>
+            </w:pPr>
+            <w:r>
+              <w:rPr>
+                <w:rFonts w:ascii="Times New Roman" w:eastAsia="宋体" w:hAnsi="Times New Roman"/>
+                <w:b w:val="false"/>
+                <w:bCs w:val="false"/>
+                <w:sz w:val="19"/>
+                <w:szCs w:val="19"/>
+              </w:rPr>
+              <w:t xml:space="preserve">14</w:t>
+            </w:r>
+          </w:p>
+        </w:tc>
+        <w:tc>
+          <w:tcPr>
+            <w:tcW w:type="dxa" w:w="2358"/>
+            <w:tcMar>
+              <w:top w:type="dxa" w:w="60"/>
+              <w:left w:type="dxa" w:w="90"/>
+              <w:bottom w:type="dxa" w:w="60"/>
+              <w:right w:type="dxa" w:w="90"/>
+            </w:tcMar>
+            <w:vAlign w:val="center"/>
+          </w:tcPr>
+          <w:p>
+            <w:pPr>
+              <w:spacing w:after="0" w:line="280"/>
+            </w:pPr>
+            <w:r>
+              <w:rPr>
+                <w:rFonts w:ascii="Times New Roman" w:eastAsia="宋体" w:hAnsi="Times New Roman"/>
+                <w:b w:val="false"/>
+                <w:bCs w:val="false"/>
+                <w:sz w:val="19"/>
+                <w:szCs w:val="19"/>
+              </w:rPr>
+              <w:t xml:space="preserve">AI 出题 · 生成草稿</w:t>
+            </w:r>
+          </w:p>
+        </w:tc>
+        <w:tc>
+          <w:tcPr>
+            <w:tcW w:type="dxa" w:w="3084"/>
+            <w:tcMar>
+              <w:top w:type="dxa" w:w="60"/>
+              <w:left w:type="dxa" w:w="90"/>
+              <w:bottom w:type="dxa" w:w="60"/>
+              <w:right w:type="dxa" w:w="90"/>
+            </w:tcMar>
+            <w:vAlign w:val="center"/>
+          </w:tcPr>
+          <w:p>
+            <w:pPr>
+              <w:spacing w:after="0" w:line="280"/>
+            </w:pPr>
+            <w:r>
+              <w:rPr>
+                <w:rFonts w:ascii="Times New Roman" w:eastAsia="宋体" w:hAnsi="Times New Roman"/>
+                <w:b w:val="false"/>
+                <w:bCs w:val="false"/>
+                <w:sz w:val="19"/>
+                <w:szCs w:val="19"/>
+              </w:rPr>
+              <w:t xml:space="preserve">「测验与作业」→ 编辑草稿 → AI 出题</w:t>
+            </w:r>
+          </w:p>
+        </w:tc>
+        <w:tc>
+          <w:tcPr>
+            <w:tcW w:type="dxa" w:w="726"/>
+            <w:tcMar>
+              <w:top w:type="dxa" w:w="60"/>
+              <w:left w:type="dxa" w:w="90"/>
+              <w:bottom w:type="dxa" w:w="60"/>
+              <w:right w:type="dxa" w:w="90"/>
+            </w:tcMar>
+            <w:vAlign w:val="center"/>
+          </w:tcPr>
+          <w:p>
+            <w:pPr>
+              <w:spacing w:after="0" w:line="280"/>
+            </w:pPr>
+            <w:r>
+              <w:rPr>
+                <w:rFonts w:ascii="Times New Roman" w:eastAsia="宋体" w:hAnsi="Times New Roman"/>
+                <w:b w:val="false"/>
+                <w:bCs w:val="false"/>
+                <w:sz w:val="19"/>
+                <w:szCs w:val="19"/>
+              </w:rPr>
+              <w:t xml:space="preserve">□</w:t>
+            </w:r>
+          </w:p>
+        </w:tc>
+        <w:tc>
+          <w:tcPr>
+            <w:tcW w:type="dxa" w:w="2358"/>
+            <w:tcMar>
+              <w:top w:type="dxa" w:w="60"/>
+              <w:left w:type="dxa" w:w="90"/>
+              <w:bottom w:type="dxa" w:w="60"/>
+              <w:right w:type="dxa" w:w="90"/>
+            </w:tcMar>
+            <w:vAlign w:val="center"/>
+          </w:tcPr>
+          <w:p>
+            <w:pPr>
+              <w:spacing w:after="0" w:line="280"/>
+            </w:pPr>
+            <w:r>
+              <w:rPr>
+                <w:rFonts w:ascii="Times New Roman" w:eastAsia="宋体" w:hAnsi="Times New Roman"/>
+                <w:b w:val="false"/>
+                <w:bCs w:val="false"/>
+                <w:sz w:val="19"/>
+                <w:szCs w:val="19"/>
+              </w:rPr>
+              <w:t xml:space="preserve">5 题 + 每题闸门结果</w:t>
+            </w:r>
+          </w:p>
+        </w:tc>
+      </w:tr>
+      <w:tr>
+        <w:tc>
+          <w:tcPr>
+            <w:tcW w:type="dxa" w:w="544"/>
+            <w:tcMar>
+              <w:top w:type="dxa" w:w="60"/>
+              <w:left w:type="dxa" w:w="90"/>
+              <w:bottom w:type="dxa" w:w="60"/>
+              <w:right w:type="dxa" w:w="90"/>
+            </w:tcMar>
+            <w:vAlign w:val="center"/>
+          </w:tcPr>
+          <w:p>
+            <w:pPr>
+              <w:spacing w:after="0" w:line="280"/>
+            </w:pPr>
+            <w:r>
+              <w:rPr>
+                <w:rFonts w:ascii="Times New Roman" w:eastAsia="宋体" w:hAnsi="Times New Roman"/>
+                <w:b w:val="false"/>
+                <w:bCs w:val="false"/>
+                <w:sz w:val="19"/>
+                <w:szCs w:val="19"/>
+              </w:rPr>
+              <w:t xml:space="preserve">15</w:t>
+            </w:r>
+          </w:p>
+        </w:tc>
+        <w:tc>
+          <w:tcPr>
+            <w:tcW w:type="dxa" w:w="2358"/>
+            <w:tcMar>
+              <w:top w:type="dxa" w:w="60"/>
+              <w:left w:type="dxa" w:w="90"/>
+              <w:bottom w:type="dxa" w:w="60"/>
+              <w:right w:type="dxa" w:w="90"/>
+            </w:tcMar>
+            <w:vAlign w:val="center"/>
+          </w:tcPr>
+          <w:p>
+            <w:pPr>
+              <w:spacing w:after="0" w:line="280"/>
+            </w:pPr>
+            <w:r>
+              <w:rPr>
+                <w:rFonts w:ascii="Times New Roman" w:eastAsia="宋体" w:hAnsi="Times New Roman"/>
+                <w:b w:val="false"/>
+                <w:bCs w:val="false"/>
+                <w:sz w:val="19"/>
+                <w:szCs w:val="19"/>
+              </w:rPr>
+              <w:t xml:space="preserve">AI 出题 · 五道闸门</w:t>
+            </w:r>
+          </w:p>
+        </w:tc>
+        <w:tc>
+          <w:tcPr>
+            <w:tcW w:type="dxa" w:w="3084"/>
+            <w:tcMar>
+              <w:top w:type="dxa" w:w="60"/>
+              <w:left w:type="dxa" w:w="90"/>
+              <w:bottom w:type="dxa" w:w="60"/>
+              <w:right w:type="dxa" w:w="90"/>
+            </w:tcMar>
+            <w:vAlign w:val="center"/>
+          </w:tcPr>
+          <w:p>
+            <w:pPr>
+              <w:spacing w:after="0" w:line="280"/>
+            </w:pPr>
+            <w:r>
+              <w:rPr>
+                <w:rFonts w:ascii="Times New Roman" w:eastAsia="宋体" w:hAnsi="Times New Roman"/>
+                <w:b w:val="false"/>
+                <w:bCs w:val="false"/>
+                <w:sz w:val="19"/>
+                <w:szCs w:val="19"/>
+              </w:rPr>
+              <w:t xml:space="preserve">看每题的 ✓/✗ 徽标</w:t>
+            </w:r>
+          </w:p>
+        </w:tc>
+        <w:tc>
+          <w:tcPr>
+            <w:tcW w:type="dxa" w:w="726"/>
+            <w:tcMar>
+              <w:top w:type="dxa" w:w="60"/>
+              <w:left w:type="dxa" w:w="90"/>
+              <w:bottom w:type="dxa" w:w="60"/>
+              <w:right w:type="dxa" w:w="90"/>
+            </w:tcMar>
+            <w:vAlign w:val="center"/>
+          </w:tcPr>
+          <w:p>
+            <w:pPr>
+              <w:spacing w:after="0" w:line="280"/>
+            </w:pPr>
+            <w:r>
+              <w:rPr>
+                <w:rFonts w:ascii="Times New Roman" w:eastAsia="宋体" w:hAnsi="Times New Roman"/>
+                <w:b w:val="false"/>
+                <w:bCs w:val="false"/>
+                <w:sz w:val="19"/>
+                <w:szCs w:val="19"/>
+              </w:rPr>
+              <w:t xml:space="preserve">□</w:t>
+            </w:r>
+          </w:p>
+        </w:tc>
+        <w:tc>
+          <w:tcPr>
+            <w:tcW w:type="dxa" w:w="2358"/>
+            <w:tcMar>
+              <w:top w:type="dxa" w:w="60"/>
+              <w:left w:type="dxa" w:w="90"/>
+              <w:bottom w:type="dxa" w:w="60"/>
+              <w:right w:type="dxa" w:w="90"/>
+            </w:tcMar>
+            <w:vAlign w:val="center"/>
+          </w:tcPr>
+          <w:p>
+            <w:pPr>
+              <w:spacing w:after="0" w:line="280"/>
+            </w:pPr>
+            <w:r>
+              <w:rPr>
+                <w:rFonts w:ascii="Times New Roman" w:eastAsia="宋体" w:hAnsi="Times New Roman"/>
+                <w:b w:val="false"/>
+                <w:bCs w:val="false"/>
+                <w:sz w:val="19"/>
+                <w:szCs w:val="19"/>
+              </w:rPr>
+              <w:t xml:space="preserve">结构/答案/出处/照抄/分值都判定</w:t>
+            </w:r>
+          </w:p>
+        </w:tc>
+      </w:tr>
+      <w:tr>
+        <w:tc>
+          <w:tcPr>
+            <w:tcW w:type="dxa" w:w="544"/>
+            <w:tcMar>
+              <w:top w:type="dxa" w:w="60"/>
+              <w:left w:type="dxa" w:w="90"/>
+              <w:bottom w:type="dxa" w:w="60"/>
+              <w:right w:type="dxa" w:w="90"/>
+            </w:tcMar>
+            <w:vAlign w:val="center"/>
+          </w:tcPr>
+          <w:p>
+            <w:pPr>
+              <w:spacing w:after="0" w:line="280"/>
+            </w:pPr>
+            <w:r>
+              <w:rPr>
+                <w:rFonts w:ascii="Times New Roman" w:eastAsia="宋体" w:hAnsi="Times New Roman"/>
+                <w:b w:val="false"/>
+                <w:bCs w:val="false"/>
+                <w:sz w:val="19"/>
+                <w:szCs w:val="19"/>
+              </w:rPr>
+              <w:t xml:space="preserve">16</w:t>
+            </w:r>
+          </w:p>
+        </w:tc>
+        <w:tc>
+          <w:tcPr>
+            <w:tcW w:type="dxa" w:w="2358"/>
+            <w:tcMar>
+              <w:top w:type="dxa" w:w="60"/>
+              <w:left w:type="dxa" w:w="90"/>
+              <w:bottom w:type="dxa" w:w="60"/>
+              <w:right w:type="dxa" w:w="90"/>
+            </w:tcMar>
+            <w:vAlign w:val="center"/>
+          </w:tcPr>
+          <w:p>
+            <w:pPr>
+              <w:spacing w:after="0" w:line="280"/>
+            </w:pPr>
+            <w:r>
+              <w:rPr>
+                <w:rFonts w:ascii="Times New Roman" w:eastAsia="宋体" w:hAnsi="Times New Roman"/>
+                <w:b w:val="false"/>
+                <w:bCs w:val="false"/>
+                <w:sz w:val="19"/>
+                <w:szCs w:val="19"/>
+              </w:rPr>
+              <w:t xml:space="preserve">AI 出题 · 采纳入卷</w:t>
+            </w:r>
+          </w:p>
+        </w:tc>
+        <w:tc>
+          <w:tcPr>
+            <w:tcW w:type="dxa" w:w="3084"/>
+            <w:tcMar>
+              <w:top w:type="dxa" w:w="60"/>
+              <w:left w:type="dxa" w:w="90"/>
+              <w:bottom w:type="dxa" w:w="60"/>
+              <w:right w:type="dxa" w:w="90"/>
+            </w:tcMar>
+            <w:vAlign w:val="center"/>
+          </w:tcPr>
+          <w:p>
+            <w:pPr>
+              <w:spacing w:after="0" w:line="280"/>
+            </w:pPr>
+            <w:r>
+              <w:rPr>
+                <w:rFonts w:ascii="Times New Roman" w:eastAsia="宋体" w:hAnsi="Times New Roman"/>
+                <w:b w:val="false"/>
+                <w:bCs w:val="false"/>
+                <w:sz w:val="19"/>
+                <w:szCs w:val="19"/>
+              </w:rPr>
+              <w:t xml:space="preserve">勾 2 题采纳 → 保存题目</w:t>
+            </w:r>
+          </w:p>
+        </w:tc>
+        <w:tc>
+          <w:tcPr>
+            <w:tcW w:type="dxa" w:w="726"/>
+            <w:tcMar>
+              <w:top w:type="dxa" w:w="60"/>
+              <w:left w:type="dxa" w:w="90"/>
+              <w:bottom w:type="dxa" w:w="60"/>
+              <w:right w:type="dxa" w:w="90"/>
+            </w:tcMar>
+            <w:vAlign w:val="center"/>
+          </w:tcPr>
+          <w:p>
+            <w:pPr>
+              <w:spacing w:after="0" w:line="280"/>
+            </w:pPr>
+            <w:r>
+              <w:rPr>
+                <w:rFonts w:ascii="Times New Roman" w:eastAsia="宋体" w:hAnsi="Times New Roman"/>
+                <w:b w:val="false"/>
+                <w:bCs w:val="false"/>
+                <w:sz w:val="19"/>
+                <w:szCs w:val="19"/>
+              </w:rPr>
+              <w:t xml:space="preserve">□</w:t>
+            </w:r>
+          </w:p>
+        </w:tc>
+        <w:tc>
+          <w:tcPr>
+            <w:tcW w:type="dxa" w:w="2358"/>
+            <w:tcMar>
+              <w:top w:type="dxa" w:w="60"/>
+              <w:left w:type="dxa" w:w="90"/>
+              <w:bottom w:type="dxa" w:w="60"/>
+              <w:right w:type="dxa" w:w="90"/>
+            </w:tcMar>
+            <w:vAlign w:val="center"/>
+          </w:tcPr>
+          <w:p>
+            <w:pPr>
+              <w:spacing w:after="0" w:line="280"/>
+            </w:pPr>
+            <w:r>
+              <w:rPr>
+                <w:rFonts w:ascii="Times New Roman" w:eastAsia="宋体" w:hAnsi="Times New Roman"/>
+                <w:b w:val="false"/>
+                <w:bCs w:val="false"/>
+                <w:sz w:val="19"/>
+                <w:szCs w:val="19"/>
+              </w:rPr>
+              <w:t xml:space="preserve">试卷题数与满分正确</w:t>
+            </w:r>
+          </w:p>
+        </w:tc>
+      </w:tr>
     </w:tbl>
     <w:p>
       <w:r>
@@ -8211,7 +9986,7 @@
           <w:sz w:val="32"/>
           <w:szCs w:val="32"/>
         </w:rPr>
-        <w:t xml:space="preserve">8 常见问题排查</w:t>
+        <w:t xml:space="preserve">9 常见问题排查</w:t>
       </w:r>
     </w:p>
     <w:p>
@@ -8227,7 +10002,7 @@
           <w:sz w:val="19"/>
           <w:szCs w:val="19"/>
         </w:rPr>
-        <w:t xml:space="preserve">表8-1 现象与处理</w:t>
+        <w:t xml:space="preserve">表9-1 现象与处理</w:t>
       </w:r>
     </w:p>
     <w:tbl>
@@ -9170,6 +10945,255 @@
           </w:p>
         </w:tc>
       </w:tr>
+      <w:tr>
+        <w:tc>
+          <w:tcPr>
+            <w:tcW w:type="dxa" w:w="2358"/>
+            <w:tcMar>
+              <w:top w:type="dxa" w:w="60"/>
+              <w:left w:type="dxa" w:w="90"/>
+              <w:bottom w:type="dxa" w:w="60"/>
+              <w:right w:type="dxa" w:w="90"/>
+            </w:tcMar>
+            <w:vAlign w:val="center"/>
+          </w:tcPr>
+          <w:p>
+            <w:pPr>
+              <w:spacing w:after="0" w:line="280"/>
+            </w:pPr>
+            <w:r>
+              <w:rPr>
+                <w:rFonts w:ascii="Times New Roman" w:eastAsia="宋体" w:hAnsi="Times New Roman"/>
+                <w:b w:val="false"/>
+                <w:bCs w:val="false"/>
+                <w:sz w:val="19"/>
+                <w:szCs w:val="19"/>
+              </w:rPr>
+              <w:t xml:space="preserve">AI 出题弹窗里没有资料</w:t>
+            </w:r>
+          </w:p>
+        </w:tc>
+        <w:tc>
+          <w:tcPr>
+            <w:tcW w:type="dxa" w:w="2902"/>
+            <w:tcMar>
+              <w:top w:type="dxa" w:w="60"/>
+              <w:left w:type="dxa" w:w="90"/>
+              <w:bottom w:type="dxa" w:w="60"/>
+              <w:right w:type="dxa" w:w="90"/>
+            </w:tcMar>
+            <w:vAlign w:val="center"/>
+          </w:tcPr>
+          <w:p>
+            <w:pPr>
+              <w:spacing w:after="0" w:line="280"/>
+            </w:pPr>
+            <w:r>
+              <w:rPr>
+                <w:rFonts w:ascii="Times New Roman" w:eastAsia="宋体" w:hAnsi="Times New Roman"/>
+                <w:b w:val="false"/>
+                <w:bCs w:val="false"/>
+                <w:sz w:val="19"/>
+                <w:szCs w:val="19"/>
+              </w:rPr>
+              <w:t xml:space="preserve">本课程知识库还没入库</w:t>
+            </w:r>
+          </w:p>
+        </w:tc>
+        <w:tc>
+          <w:tcPr>
+            <w:tcW w:type="dxa" w:w="3809"/>
+            <w:tcMar>
+              <w:top w:type="dxa" w:w="60"/>
+              <w:left w:type="dxa" w:w="90"/>
+              <w:bottom w:type="dxa" w:w="60"/>
+              <w:right w:type="dxa" w:w="90"/>
+            </w:tcMar>
+            <w:vAlign w:val="center"/>
+          </w:tcPr>
+          <w:p>
+            <w:pPr>
+              <w:spacing w:after="0" w:line="280"/>
+            </w:pPr>
+            <w:r>
+              <w:rPr>
+                <w:rFonts w:ascii="Times New Roman" w:eastAsia="宋体" w:hAnsi="Times New Roman"/>
+                <w:b w:val="false"/>
+                <w:bCs w:val="false"/>
+                <w:sz w:val="19"/>
+                <w:szCs w:val="19"/>
+              </w:rPr>
+              <w:t xml:space="preserve">「课程内容 → 资料库」上传课件（上传即入库），或教师端触发一次知识库同步</w:t>
+            </w:r>
+          </w:p>
+        </w:tc>
+      </w:tr>
+      <w:tr>
+        <w:tc>
+          <w:tcPr>
+            <w:tcW w:type="dxa" w:w="2358"/>
+            <w:tcMar>
+              <w:top w:type="dxa" w:w="60"/>
+              <w:left w:type="dxa" w:w="90"/>
+              <w:bottom w:type="dxa" w:w="60"/>
+              <w:right w:type="dxa" w:w="90"/>
+            </w:tcMar>
+            <w:vAlign w:val="center"/>
+          </w:tcPr>
+          <w:p>
+            <w:pPr>
+              <w:spacing w:after="0" w:line="280"/>
+            </w:pPr>
+            <w:r>
+              <w:rPr>
+                <w:rFonts w:ascii="Times New Roman" w:eastAsia="宋体" w:hAnsi="Times New Roman"/>
+                <w:b w:val="false"/>
+                <w:bCs w:val="false"/>
+                <w:sz w:val="19"/>
+                <w:szCs w:val="19"/>
+              </w:rPr>
+              <w:t xml:space="preserve">AI 出题报「模型通道未配置」</w:t>
+            </w:r>
+          </w:p>
+        </w:tc>
+        <w:tc>
+          <w:tcPr>
+            <w:tcW w:type="dxa" w:w="2902"/>
+            <w:tcMar>
+              <w:top w:type="dxa" w:w="60"/>
+              <w:left w:type="dxa" w:w="90"/>
+              <w:bottom w:type="dxa" w:w="60"/>
+              <w:right w:type="dxa" w:w="90"/>
+            </w:tcMar>
+            <w:vAlign w:val="center"/>
+          </w:tcPr>
+          <w:p>
+            <w:pPr>
+              <w:spacing w:after="0" w:line="280"/>
+            </w:pPr>
+            <w:r>
+              <w:rPr>
+                <w:rFonts w:ascii="Times New Roman" w:eastAsia="宋体" w:hAnsi="Times New Roman"/>
+                <w:b w:val="false"/>
+                <w:bCs w:val="false"/>
+                <w:sz w:val="19"/>
+                <w:szCs w:val="19"/>
+              </w:rPr>
+              <w:t xml:space="preserve">AI_LLM_KEY 没配</w:t>
+            </w:r>
+          </w:p>
+        </w:tc>
+        <w:tc>
+          <w:tcPr>
+            <w:tcW w:type="dxa" w:w="3809"/>
+            <w:tcMar>
+              <w:top w:type="dxa" w:w="60"/>
+              <w:left w:type="dxa" w:w="90"/>
+              <w:bottom w:type="dxa" w:w="60"/>
+              <w:right w:type="dxa" w:w="90"/>
+            </w:tcMar>
+            <w:vAlign w:val="center"/>
+          </w:tcPr>
+          <w:p>
+            <w:pPr>
+              <w:spacing w:after="0" w:line="280"/>
+            </w:pPr>
+            <w:r>
+              <w:rPr>
+                <w:rFonts w:ascii="Times New Roman" w:eastAsia="宋体" w:hAnsi="Times New Roman"/>
+                <w:b w:val="false"/>
+                <w:bCs w:val="false"/>
+                <w:sz w:val="19"/>
+                <w:szCs w:val="19"/>
+              </w:rPr>
+              <w:t xml:space="preserve">按 v2.0/ai/README.md 配好 AI_LLM_* 再重启后端</w:t>
+            </w:r>
+          </w:p>
+        </w:tc>
+      </w:tr>
+      <w:tr>
+        <w:tc>
+          <w:tcPr>
+            <w:tcW w:type="dxa" w:w="2358"/>
+            <w:tcMar>
+              <w:top w:type="dxa" w:w="60"/>
+              <w:left w:type="dxa" w:w="90"/>
+              <w:bottom w:type="dxa" w:w="60"/>
+              <w:right w:type="dxa" w:w="90"/>
+            </w:tcMar>
+            <w:vAlign w:val="center"/>
+          </w:tcPr>
+          <w:p>
+            <w:pPr>
+              <w:spacing w:after="0" w:line="280"/>
+            </w:pPr>
+            <w:r>
+              <w:rPr>
+                <w:rFonts w:ascii="Times New Roman" w:eastAsia="宋体" w:hAnsi="Times New Roman"/>
+                <w:b w:val="false"/>
+                <w:bCs w:val="false"/>
+                <w:sz w:val="19"/>
+                <w:szCs w:val="19"/>
+              </w:rPr>
+              <w:t xml:space="preserve">AI 出的题全被闸门拦下</w:t>
+            </w:r>
+          </w:p>
+        </w:tc>
+        <w:tc>
+          <w:tcPr>
+            <w:tcW w:type="dxa" w:w="2902"/>
+            <w:tcMar>
+              <w:top w:type="dxa" w:w="60"/>
+              <w:left w:type="dxa" w:w="90"/>
+              <w:bottom w:type="dxa" w:w="60"/>
+              <w:right w:type="dxa" w:w="90"/>
+            </w:tcMar>
+            <w:vAlign w:val="center"/>
+          </w:tcPr>
+          <w:p>
+            <w:pPr>
+              <w:spacing w:after="0" w:line="280"/>
+            </w:pPr>
+            <w:r>
+              <w:rPr>
+                <w:rFonts w:ascii="Times New Roman" w:eastAsia="宋体" w:hAnsi="Times New Roman"/>
+                <w:b w:val="false"/>
+                <w:bCs w:val="false"/>
+                <w:sz w:val="19"/>
+                <w:szCs w:val="19"/>
+              </w:rPr>
+              <w:t xml:space="preserve">资料太薄（一段几十字）或要求太偏</w:t>
+            </w:r>
+          </w:p>
+        </w:tc>
+        <w:tc>
+          <w:tcPr>
+            <w:tcW w:type="dxa" w:w="3809"/>
+            <w:tcMar>
+              <w:top w:type="dxa" w:w="60"/>
+              <w:left w:type="dxa" w:w="90"/>
+              <w:bottom w:type="dxa" w:w="60"/>
+              <w:right w:type="dxa" w:w="90"/>
+            </w:tcMar>
+            <w:vAlign w:val="center"/>
+          </w:tcPr>
+          <w:p>
+            <w:pPr>
+              <w:spacing w:after="0" w:line="280"/>
+            </w:pPr>
+            <w:r>
+              <w:rPr>
+                <w:rFonts w:ascii="Times New Roman" w:eastAsia="宋体" w:hAnsi="Times New Roman"/>
+                <w:b w:val="false"/>
+                <w:bCs w:val="false"/>
+                <w:sz w:val="19"/>
+                <w:szCs w:val="19"/>
+              </w:rPr>
+              <w:t xml:space="preserve">换更完整的课件；把题量降到 3、题型只留单选再试</w:t>
+            </w:r>
+          </w:p>
+        </w:tc>
+      </w:tr>
     </w:tbl>
     <w:p>
       <w:r>
@@ -9190,7 +11214,7 @@
           <w:sz w:val="32"/>
           <w:szCs w:val="32"/>
         </w:rPr>
-        <w:t xml:space="preserve">9 每个功能答辩时说一句</w:t>
+        <w:t xml:space="preserve">10 每个功能答辩时说一句</w:t>
       </w:r>
     </w:p>
     <w:p>
@@ -9206,7 +11230,7 @@
           <w:sz w:val="19"/>
           <w:szCs w:val="19"/>
         </w:rPr>
-        <w:t xml:space="preserve">表9-1 三分钟闭环演示顺序</w:t>
+        <w:t xml:space="preserve">表10-1 三分钟闭环演示顺序</w:t>
       </w:r>
     </w:p>
     <w:tbl>
@@ -9896,6 +11920,89 @@
                 <w:szCs w:val="19"/>
               </w:rPr>
               <w:t xml:space="preserve">模型只依据本课程资料作答，引用到「第几段、课件第几页」，找不到依据就拒答——这就是 RAG 的价值</w:t>
+            </w:r>
+          </w:p>
+        </w:tc>
+      </w:tr>
+      <w:tr>
+        <w:tc>
+          <w:tcPr>
+            <w:tcW w:type="dxa" w:w="907"/>
+            <w:tcMar>
+              <w:top w:type="dxa" w:w="60"/>
+              <w:left w:type="dxa" w:w="90"/>
+              <w:bottom w:type="dxa" w:w="60"/>
+              <w:right w:type="dxa" w:w="90"/>
+            </w:tcMar>
+            <w:vAlign w:val="center"/>
+          </w:tcPr>
+          <w:p>
+            <w:pPr>
+              <w:spacing w:after="0" w:line="280"/>
+            </w:pPr>
+            <w:r>
+              <w:rPr>
+                <w:rFonts w:ascii="Times New Roman" w:eastAsia="宋体" w:hAnsi="Times New Roman"/>
+                <w:b w:val="false"/>
+                <w:bCs w:val="false"/>
+                <w:sz w:val="19"/>
+                <w:szCs w:val="19"/>
+              </w:rPr>
+              <w:t xml:space="preserve">8</w:t>
+            </w:r>
+          </w:p>
+        </w:tc>
+        <w:tc>
+          <w:tcPr>
+            <w:tcW w:type="dxa" w:w="3991"/>
+            <w:tcMar>
+              <w:top w:type="dxa" w:w="60"/>
+              <w:left w:type="dxa" w:w="90"/>
+              <w:bottom w:type="dxa" w:w="60"/>
+              <w:right w:type="dxa" w:w="90"/>
+            </w:tcMar>
+            <w:vAlign w:val="center"/>
+          </w:tcPr>
+          <w:p>
+            <w:pPr>
+              <w:spacing w:after="0" w:line="280"/>
+            </w:pPr>
+            <w:r>
+              <w:rPr>
+                <w:rFonts w:ascii="Times New Roman" w:eastAsia="宋体" w:hAnsi="Times New Roman"/>
+                <w:b w:val="false"/>
+                <w:bCs w:val="false"/>
+                <w:sz w:val="19"/>
+                <w:szCs w:val="19"/>
+              </w:rPr>
+              <w:t xml:space="preserve">教师端测验与作业 → 编辑草稿 → AI 出题</w:t>
+            </w:r>
+          </w:p>
+        </w:tc>
+        <w:tc>
+          <w:tcPr>
+            <w:tcW w:type="dxa" w:w="4172"/>
+            <w:tcMar>
+              <w:top w:type="dxa" w:w="60"/>
+              <w:left w:type="dxa" w:w="90"/>
+              <w:bottom w:type="dxa" w:w="60"/>
+              <w:right w:type="dxa" w:w="90"/>
+            </w:tcMar>
+            <w:vAlign w:val="center"/>
+          </w:tcPr>
+          <w:p>
+            <w:pPr>
+              <w:spacing w:after="0" w:line="280"/>
+            </w:pPr>
+            <w:r>
+              <w:rPr>
+                <w:rFonts w:ascii="Times New Roman" w:eastAsia="宋体" w:hAnsi="Times New Roman"/>
+                <w:b w:val="false"/>
+                <w:bCs w:val="false"/>
+                <w:sz w:val="19"/>
+                <w:szCs w:val="19"/>
+              </w:rPr>
+              <w:t xml:space="preserve">AI 只出草稿：五道闸门先筛一遍（结构/答案/出处/照抄/分值），教师改完采纳才进卷——减负，但不放权</w:t>
             </w:r>
           </w:p>
         </w:tc>

--- a/v2.0/word/学情预警系统_AI功能测试手册.docx
+++ b/v2.0/word/学情预警系统_AI功能测试手册.docx
@@ -7585,7 +7585,159 @@
           <w:sz w:val="32"/>
           <w:szCs w:val="32"/>
         </w:rPr>
-        <w:t xml:space="preserve">8 测试记录表（打印出来打勾用）</w:t>
+        <w:t xml:space="preserve">8 AI 批改辅助（主观题建议分，M15）</w:t>
+      </w:r>
+    </w:p>
+    <w:p>
+      <w:pPr>
+        <w:pStyle w:val="Heading2"/>
+        <w:spacing w:after="120" w:before="220" w:line="380"/>
+      </w:pPr>
+      <w:r>
+        <w:rPr>
+          <w:rFonts w:ascii="Times New Roman" w:eastAsia="黑体" w:hAnsi="Times New Roman"/>
+          <w:b/>
+          <w:bCs/>
+          <w:color w:val="000000"/>
+          <w:sz w:val="28"/>
+          <w:szCs w:val="28"/>
+        </w:rPr>
+        <w:t xml:space="preserve">8.1 打开路径</w:t>
+      </w:r>
+    </w:p>
+    <w:p>
+      <w:pPr>
+        <w:spacing w:after="60" w:line="340"/>
+        <w:ind w:left="420" w:hanging="240"/>
+      </w:pPr>
+      <w:r>
+        <w:rPr>
+          <w:rFonts w:ascii="Times New Roman" w:eastAsia="宋体" w:hAnsi="Times New Roman"/>
+          <w:b w:val="false"/>
+          <w:bCs w:val="false"/>
+          <w:sz w:val="21"/>
+          <w:szCs w:val="21"/>
+        </w:rPr>
+        <w:t xml:space="preserve">1．</w:t>
+      </w:r>
+      <w:r>
+        <w:rPr>
+          <w:rFonts w:ascii="Times New Roman" w:eastAsia="宋体" w:hAnsi="Times New Roman"/>
+          <w:b w:val="false"/>
+          <w:bCs w:val="false"/>
+          <w:sz w:val="21"/>
+          <w:szCs w:val="21"/>
+        </w:rPr>
+        <w:t xml:space="preserve">用 1001 登录 →「测验与作业」→ 找到「</w:t>
+      </w:r>
+      <w:r>
+        <w:rPr>
+          <w:rFonts w:ascii="Times New Roman" w:eastAsia="宋体" w:hAnsi="Times New Roman"/>
+          <w:b/>
+          <w:bCs/>
+          <w:sz w:val="21"/>
+          <w:szCs w:val="21"/>
+        </w:rPr>
+        <w:t xml:space="preserve">AI 批改演示卷 · Excel 函数与图表</w:t>
+      </w:r>
+      <w:r>
+        <w:rPr>
+          <w:rFonts w:ascii="Times New Roman" w:eastAsia="宋体" w:hAnsi="Times New Roman"/>
+          <w:b w:val="false"/>
+          <w:bCs w:val="false"/>
+          <w:sz w:val="21"/>
+          <w:szCs w:val="21"/>
+        </w:rPr>
+        <w:t xml:space="preserve">」→ 点「交卷与批改」。</w:t>
+      </w:r>
+    </w:p>
+    <w:p>
+      <w:pPr>
+        <w:spacing w:after="60" w:line="340"/>
+        <w:ind w:left="420" w:hanging="240"/>
+      </w:pPr>
+      <w:r>
+        <w:rPr>
+          <w:rFonts w:ascii="Times New Roman" w:eastAsia="宋体" w:hAnsi="Times New Roman"/>
+          <w:b w:val="false"/>
+          <w:bCs w:val="false"/>
+          <w:sz w:val="21"/>
+          <w:szCs w:val="21"/>
+        </w:rPr>
+        <w:t xml:space="preserve">2．</w:t>
+      </w:r>
+      <w:r>
+        <w:rPr>
+          <w:rFonts w:ascii="Times New Roman" w:eastAsia="宋体" w:hAnsi="Times New Roman"/>
+          <w:b w:val="false"/>
+          <w:bCs w:val="false"/>
+          <w:sz w:val="21"/>
+          <w:szCs w:val="21"/>
+        </w:rPr>
+        <w:t xml:space="preserve">列表里点学生 20250001 的「批改」，弹窗里是两道简答题（填空同理）。</w:t>
+      </w:r>
+    </w:p>
+    <w:p>
+      <w:pPr>
+        <w:spacing w:after="60" w:line="340"/>
+        <w:ind w:left="420" w:hanging="240"/>
+      </w:pPr>
+      <w:r>
+        <w:rPr>
+          <w:rFonts w:ascii="Times New Roman" w:eastAsia="宋体" w:hAnsi="Times New Roman"/>
+          <w:b w:val="false"/>
+          <w:bCs w:val="false"/>
+          <w:sz w:val="21"/>
+          <w:szCs w:val="21"/>
+        </w:rPr>
+        <w:t xml:space="preserve">3．</w:t>
+      </w:r>
+      <w:r>
+        <w:rPr>
+          <w:rFonts w:ascii="Times New Roman" w:eastAsia="宋体" w:hAnsi="Times New Roman"/>
+          <w:b w:val="false"/>
+          <w:bCs w:val="false"/>
+          <w:sz w:val="21"/>
+          <w:szCs w:val="21"/>
+        </w:rPr>
+        <w:t xml:space="preserve">弹窗底部点「</w:t>
+      </w:r>
+      <w:r>
+        <w:rPr>
+          <w:rFonts w:ascii="Times New Roman" w:eastAsia="宋体" w:hAnsi="Times New Roman"/>
+          <w:b/>
+          <w:bCs/>
+          <w:sz w:val="21"/>
+          <w:szCs w:val="21"/>
+        </w:rPr>
+        <w:t xml:space="preserve">AI 批改建议</w:t>
+      </w:r>
+      <w:r>
+        <w:rPr>
+          <w:rFonts w:ascii="Times New Roman" w:eastAsia="宋体" w:hAnsi="Times New Roman"/>
+          <w:b w:val="false"/>
+          <w:bCs w:val="false"/>
+          <w:sz w:val="21"/>
+          <w:szCs w:val="21"/>
+        </w:rPr>
+        <w:t xml:space="preserve">」，等 3–6 秒，每道题下面出现一条建议：建议分、评语、给分依据、三个校验徽标。</w:t>
+      </w:r>
+    </w:p>
+    <w:p>
+      <w:pPr>
+        <w:pStyle w:val="Heading2"/>
+        <w:spacing w:after="120" w:before="220" w:line="380"/>
+      </w:pPr>
+      <w:r>
+        <w:rPr>
+          <w:rFonts w:ascii="Times New Roman" w:eastAsia="黑体" w:hAnsi="Times New Roman"/>
+          <w:b/>
+          <w:bCs/>
+          <w:color w:val="000000"/>
+          <w:sz w:val="28"/>
+          <w:szCs w:val="28"/>
+        </w:rPr>
+        <w:t xml:space="preserve">8.2 该看到什么</w:t>
       </w:r>
     </w:p>
     <w:p>
@@ -7601,7 +7753,574 @@
           <w:sz w:val="19"/>
           <w:szCs w:val="19"/>
         </w:rPr>
-        <w:t xml:space="preserve">表8-1 逐项打勾</w:t>
+        <w:t xml:space="preserve">表8-1 AI 批改验收点</w:t>
+      </w:r>
+    </w:p>
+    <w:tbl>
+      <w:tblPr>
+        <w:tblW w:type="dxa" w:w="9070"/>
+        <w:tblBorders>
+          <w:top w:val="single" w:color="808080" w:sz="4"/>
+          <w:left w:val="single" w:color="808080" w:sz="4"/>
+          <w:bottom w:val="single" w:color="808080" w:sz="4"/>
+          <w:right w:val="single" w:color="808080" w:sz="4"/>
+          <w:insideH w:val="single" w:color="808080" w:sz="4"/>
+          <w:insideV w:val="single" w:color="808080" w:sz="4"/>
+        </w:tblBorders>
+        <w:tblLayout w:type="fixed"/>
+      </w:tblPr>
+      <w:tblGrid>
+        <w:gridCol w:w="1633"/>
+        <w:gridCol w:w="7437"/>
+      </w:tblGrid>
+      <w:tr>
+        <w:trPr>
+          <w:tblHeader/>
+        </w:trPr>
+        <w:tc>
+          <w:tcPr>
+            <w:tcW w:type="dxa" w:w="1633"/>
+            <w:shd w:fill="EDF2F7"/>
+            <w:tcMar>
+              <w:top w:type="dxa" w:w="60"/>
+              <w:left w:type="dxa" w:w="90"/>
+              <w:bottom w:type="dxa" w:w="60"/>
+              <w:right w:type="dxa" w:w="90"/>
+            </w:tcMar>
+            <w:vAlign w:val="center"/>
+          </w:tcPr>
+          <w:p>
+            <w:pPr>
+              <w:spacing w:after="0" w:line="280"/>
+              <w:jc w:val="center"/>
+            </w:pPr>
+            <w:r>
+              <w:rPr>
+                <w:rFonts w:ascii="Times New Roman" w:eastAsia="宋体" w:hAnsi="Times New Roman"/>
+                <w:b/>
+                <w:bCs/>
+                <w:sz w:val="19"/>
+                <w:szCs w:val="19"/>
+              </w:rPr>
+              <w:t xml:space="preserve">检查项</w:t>
+            </w:r>
+          </w:p>
+        </w:tc>
+        <w:tc>
+          <w:tcPr>
+            <w:tcW w:type="dxa" w:w="7437"/>
+            <w:shd w:fill="EDF2F7"/>
+            <w:tcMar>
+              <w:top w:type="dxa" w:w="60"/>
+              <w:left w:type="dxa" w:w="90"/>
+              <w:bottom w:type="dxa" w:w="60"/>
+              <w:right w:type="dxa" w:w="90"/>
+            </w:tcMar>
+            <w:vAlign w:val="center"/>
+          </w:tcPr>
+          <w:p>
+            <w:pPr>
+              <w:spacing w:after="0" w:line="280"/>
+              <w:jc w:val="center"/>
+            </w:pPr>
+            <w:r>
+              <w:rPr>
+                <w:rFonts w:ascii="Times New Roman" w:eastAsia="宋体" w:hAnsi="Times New Roman"/>
+                <w:b/>
+                <w:bCs/>
+                <w:sz w:val="19"/>
+                <w:szCs w:val="19"/>
+              </w:rPr>
+              <w:t xml:space="preserve">期望</w:t>
+            </w:r>
+          </w:p>
+        </w:tc>
+      </w:tr>
+      <w:tr>
+        <w:tc>
+          <w:tcPr>
+            <w:tcW w:type="dxa" w:w="1633"/>
+            <w:tcMar>
+              <w:top w:type="dxa" w:w="60"/>
+              <w:left w:type="dxa" w:w="90"/>
+              <w:bottom w:type="dxa" w:w="60"/>
+              <w:right w:type="dxa" w:w="90"/>
+            </w:tcMar>
+            <w:vAlign w:val="center"/>
+          </w:tcPr>
+          <w:p>
+            <w:pPr>
+              <w:spacing w:after="0" w:line="280"/>
+            </w:pPr>
+            <w:r>
+              <w:rPr>
+                <w:rFonts w:ascii="Times New Roman" w:eastAsia="宋体" w:hAnsi="Times New Roman"/>
+                <w:b w:val="false"/>
+                <w:bCs w:val="false"/>
+                <w:sz w:val="19"/>
+                <w:szCs w:val="19"/>
+              </w:rPr>
+              <w:t xml:space="preserve">建议分在满分内</w:t>
+            </w:r>
+          </w:p>
+        </w:tc>
+        <w:tc>
+          <w:tcPr>
+            <w:tcW w:type="dxa" w:w="7437"/>
+            <w:tcMar>
+              <w:top w:type="dxa" w:w="60"/>
+              <w:left w:type="dxa" w:w="90"/>
+              <w:bottom w:type="dxa" w:w="60"/>
+              <w:right w:type="dxa" w:w="90"/>
+            </w:tcMar>
+            <w:vAlign w:val="center"/>
+          </w:tcPr>
+          <w:p>
+            <w:pPr>
+              <w:spacing w:after="0" w:line="280"/>
+            </w:pPr>
+            <w:r>
+              <w:rPr>
+                <w:rFonts w:ascii="Times New Roman" w:eastAsia="宋体" w:hAnsi="Times New Roman"/>
+                <w:b w:val="false"/>
+                <w:bCs w:val="false"/>
+                <w:sz w:val="19"/>
+                <w:szCs w:val="19"/>
+              </w:rPr>
+              <w:t xml:space="preserve">每题建议分 ≤ 满分（本题 5 分，实测第 1 题 3 分、第 2 题 1 分）</w:t>
+            </w:r>
+          </w:p>
+        </w:tc>
+      </w:tr>
+      <w:tr>
+        <w:tc>
+          <w:tcPr>
+            <w:tcW w:type="dxa" w:w="1633"/>
+            <w:tcMar>
+              <w:top w:type="dxa" w:w="60"/>
+              <w:left w:type="dxa" w:w="90"/>
+              <w:bottom w:type="dxa" w:w="60"/>
+              <w:right w:type="dxa" w:w="90"/>
+            </w:tcMar>
+            <w:vAlign w:val="center"/>
+          </w:tcPr>
+          <w:p>
+            <w:pPr>
+              <w:spacing w:after="0" w:line="280"/>
+            </w:pPr>
+            <w:r>
+              <w:rPr>
+                <w:rFonts w:ascii="Times New Roman" w:eastAsia="宋体" w:hAnsi="Times New Roman"/>
+                <w:b w:val="false"/>
+                <w:bCs w:val="false"/>
+                <w:sz w:val="19"/>
+                <w:szCs w:val="19"/>
+              </w:rPr>
+              <w:t xml:space="preserve">评语点出缺失</w:t>
+            </w:r>
+          </w:p>
+        </w:tc>
+        <w:tc>
+          <w:tcPr>
+            <w:tcW w:type="dxa" w:w="7437"/>
+            <w:tcMar>
+              <w:top w:type="dxa" w:w="60"/>
+              <w:left w:type="dxa" w:w="90"/>
+              <w:bottom w:type="dxa" w:w="60"/>
+              <w:right w:type="dxa" w:w="90"/>
+            </w:tcMar>
+            <w:vAlign w:val="center"/>
+          </w:tcPr>
+          <w:p>
+            <w:pPr>
+              <w:spacing w:after="0" w:line="280"/>
+            </w:pPr>
+            <w:r>
+              <w:rPr>
+                <w:rFonts w:ascii="Times New Roman" w:eastAsia="宋体" w:hAnsi="Times New Roman"/>
+                <w:b w:val="false"/>
+                <w:bCs w:val="false"/>
+                <w:sz w:val="19"/>
+                <w:szCs w:val="19"/>
+              </w:rPr>
+              <w:t xml:space="preserve">评语先说答对的部分，再指出缺哪条要点（不是"继续努力"这类空话）</w:t>
+            </w:r>
+          </w:p>
+        </w:tc>
+      </w:tr>
+      <w:tr>
+        <w:tc>
+          <w:tcPr>
+            <w:tcW w:type="dxa" w:w="1633"/>
+            <w:tcMar>
+              <w:top w:type="dxa" w:w="60"/>
+              <w:left w:type="dxa" w:w="90"/>
+              <w:bottom w:type="dxa" w:w="60"/>
+              <w:right w:type="dxa" w:w="90"/>
+            </w:tcMar>
+            <w:vAlign w:val="center"/>
+          </w:tcPr>
+          <w:p>
+            <w:pPr>
+              <w:spacing w:after="0" w:line="280"/>
+            </w:pPr>
+            <w:r>
+              <w:rPr>
+                <w:rFonts w:ascii="Times New Roman" w:eastAsia="宋体" w:hAnsi="Times New Roman"/>
+                <w:b w:val="false"/>
+                <w:bCs w:val="false"/>
+                <w:sz w:val="19"/>
+                <w:szCs w:val="19"/>
+              </w:rPr>
+              <w:t xml:space="preserve">给分依据可查</w:t>
+            </w:r>
+          </w:p>
+        </w:tc>
+        <w:tc>
+          <w:tcPr>
+            <w:tcW w:type="dxa" w:w="7437"/>
+            <w:tcMar>
+              <w:top w:type="dxa" w:w="60"/>
+              <w:left w:type="dxa" w:w="90"/>
+              <w:bottom w:type="dxa" w:w="60"/>
+              <w:right w:type="dxa" w:w="90"/>
+            </w:tcMar>
+            <w:vAlign w:val="center"/>
+          </w:tcPr>
+          <w:p>
+            <w:pPr>
+              <w:spacing w:after="0" w:line="280"/>
+            </w:pPr>
+            <w:r>
+              <w:rPr>
+                <w:rFonts w:ascii="Times New Roman" w:eastAsia="宋体" w:hAnsi="Times New Roman"/>
+                <w:b w:val="false"/>
+                <w:bCs w:val="false"/>
+                <w:sz w:val="19"/>
+                <w:szCs w:val="19"/>
+              </w:rPr>
+              <w:t xml:space="preserve">每条建议带一行「给分依据」，说明哪条要点答到、哪条没答到</w:t>
+            </w:r>
+          </w:p>
+        </w:tc>
+      </w:tr>
+      <w:tr>
+        <w:tc>
+          <w:tcPr>
+            <w:tcW w:type="dxa" w:w="1633"/>
+            <w:tcMar>
+              <w:top w:type="dxa" w:w="60"/>
+              <w:left w:type="dxa" w:w="90"/>
+              <w:bottom w:type="dxa" w:w="60"/>
+              <w:right w:type="dxa" w:w="90"/>
+            </w:tcMar>
+            <w:vAlign w:val="center"/>
+          </w:tcPr>
+          <w:p>
+            <w:pPr>
+              <w:spacing w:after="0" w:line="280"/>
+            </w:pPr>
+            <w:r>
+              <w:rPr>
+                <w:rFonts w:ascii="Times New Roman" w:eastAsia="宋体" w:hAnsi="Times New Roman"/>
+                <w:b w:val="false"/>
+                <w:bCs w:val="false"/>
+                <w:sz w:val="19"/>
+                <w:szCs w:val="19"/>
+              </w:rPr>
+              <w:t xml:space="preserve">三道校验</w:t>
+            </w:r>
+          </w:p>
+        </w:tc>
+        <w:tc>
+          <w:tcPr>
+            <w:tcW w:type="dxa" w:w="7437"/>
+            <w:tcMar>
+              <w:top w:type="dxa" w:w="60"/>
+              <w:left w:type="dxa" w:w="90"/>
+              <w:bottom w:type="dxa" w:w="60"/>
+              <w:right w:type="dxa" w:w="90"/>
+            </w:tcMar>
+            <w:vAlign w:val="center"/>
+          </w:tcPr>
+          <w:p>
+            <w:pPr>
+              <w:spacing w:after="0" w:line="280"/>
+            </w:pPr>
+            <w:r>
+              <w:rPr>
+                <w:rFonts w:ascii="Times New Roman" w:eastAsia="宋体" w:hAnsi="Times New Roman"/>
+                <w:b w:val="false"/>
+                <w:bCs w:val="false"/>
+                <w:sz w:val="19"/>
+                <w:szCs w:val="19"/>
+              </w:rPr>
+              <w:t xml:space="preserve">分数在满分内 / 评语不编造数字 / 有参考要点，未通过的标 ✗ 并给原因</w:t>
+            </w:r>
+          </w:p>
+        </w:tc>
+      </w:tr>
+      <w:tr>
+        <w:tc>
+          <w:tcPr>
+            <w:tcW w:type="dxa" w:w="1633"/>
+            <w:tcMar>
+              <w:top w:type="dxa" w:w="60"/>
+              <w:left w:type="dxa" w:w="90"/>
+              <w:bottom w:type="dxa" w:w="60"/>
+              <w:right w:type="dxa" w:w="90"/>
+            </w:tcMar>
+            <w:vAlign w:val="center"/>
+          </w:tcPr>
+          <w:p>
+            <w:pPr>
+              <w:spacing w:after="0" w:line="280"/>
+            </w:pPr>
+            <w:r>
+              <w:rPr>
+                <w:rFonts w:ascii="Times New Roman" w:eastAsia="宋体" w:hAnsi="Times New Roman"/>
+                <w:b w:val="false"/>
+                <w:bCs w:val="false"/>
+                <w:sz w:val="19"/>
+                <w:szCs w:val="19"/>
+              </w:rPr>
+              <w:t xml:space="preserve">AI 不直接改分</w:t>
+            </w:r>
+          </w:p>
+        </w:tc>
+        <w:tc>
+          <w:tcPr>
+            <w:tcW w:type="dxa" w:w="7437"/>
+            <w:tcMar>
+              <w:top w:type="dxa" w:w="60"/>
+              <w:left w:type="dxa" w:w="90"/>
+              <w:bottom w:type="dxa" w:w="60"/>
+              <w:right w:type="dxa" w:w="90"/>
+            </w:tcMar>
+            <w:vAlign w:val="center"/>
+          </w:tcPr>
+          <w:p>
+            <w:pPr>
+              <w:spacing w:after="0" w:line="280"/>
+            </w:pPr>
+            <w:r>
+              <w:rPr>
+                <w:rFonts w:ascii="Times New Roman" w:eastAsia="宋体" w:hAnsi="Times New Roman"/>
+                <w:b w:val="false"/>
+                <w:bCs w:val="false"/>
+                <w:sz w:val="19"/>
+                <w:szCs w:val="19"/>
+              </w:rPr>
+              <w:t xml:space="preserve">点「填入评分框」只是把建议值填进输入框，仍要点「提交批改」才写入分数</w:t>
+            </w:r>
+          </w:p>
+        </w:tc>
+      </w:tr>
+      <w:tr>
+        <w:tc>
+          <w:tcPr>
+            <w:tcW w:type="dxa" w:w="1633"/>
+            <w:tcMar>
+              <w:top w:type="dxa" w:w="60"/>
+              <w:left w:type="dxa" w:w="90"/>
+              <w:bottom w:type="dxa" w:w="60"/>
+              <w:right w:type="dxa" w:w="90"/>
+            </w:tcMar>
+            <w:vAlign w:val="center"/>
+          </w:tcPr>
+          <w:p>
+            <w:pPr>
+              <w:spacing w:after="0" w:line="280"/>
+            </w:pPr>
+            <w:r>
+              <w:rPr>
+                <w:rFonts w:ascii="Times New Roman" w:eastAsia="宋体" w:hAnsi="Times New Roman"/>
+                <w:b w:val="false"/>
+                <w:bCs w:val="false"/>
+                <w:sz w:val="19"/>
+                <w:szCs w:val="19"/>
+              </w:rPr>
+              <w:t xml:space="preserve">留痕可对照</w:t>
+            </w:r>
+          </w:p>
+        </w:tc>
+        <w:tc>
+          <w:tcPr>
+            <w:tcW w:type="dxa" w:w="7437"/>
+            <w:tcMar>
+              <w:top w:type="dxa" w:w="60"/>
+              <w:left w:type="dxa" w:w="90"/>
+              <w:bottom w:type="dxa" w:w="60"/>
+              <w:right w:type="dxa" w:w="90"/>
+            </w:tcMar>
+            <w:vAlign w:val="center"/>
+          </w:tcPr>
+          <w:p>
+            <w:pPr>
+              <w:spacing w:after="0" w:line="280"/>
+            </w:pPr>
+            <w:r>
+              <w:rPr>
+                <w:rFonts w:ascii="Times New Roman" w:eastAsia="宋体" w:hAnsi="Times New Roman"/>
+                <w:b w:val="false"/>
+                <w:bCs w:val="false"/>
+                <w:sz w:val="19"/>
+                <w:szCs w:val="19"/>
+              </w:rPr>
+              <w:t xml:space="preserve">采纳后显示「已采纳（教师定稿 X 分）」，落 ai_grading_suggest.final_score</w:t>
+            </w:r>
+          </w:p>
+        </w:tc>
+      </w:tr>
+    </w:tbl>
+    <w:p>
+      <w:pPr>
+        <w:spacing w:after="80" w:before="0" w:line="340"/>
+        <w:ind w:left="420"/>
+      </w:pPr>
+      <w:r>
+        <w:rPr>
+          <w:rFonts w:ascii="Times New Roman" w:eastAsia="宋体" w:hAnsi="Times New Roman"/>
+          <w:b w:val="false"/>
+          <w:bCs w:val="false"/>
+          <w:color w:val="555555"/>
+          <w:sz w:val="19"/>
+          <w:szCs w:val="19"/>
+        </w:rPr>
+        <w:t xml:space="preserve">实测（教学班 201 · AI 批改演示卷）：2 条建议（3/5、1/5 分），tokens 984、约 0.0015 元、4.5 秒；采纳 + 提交批改后主观 4 分、总分 4 分，判卷人写入本人。演示数据由 sql/34_seed_grading_demo.sql 幂等生成。</w:t>
+      </w:r>
+    </w:p>
+    <w:p>
+      <w:pPr>
+        <w:pStyle w:val="Heading2"/>
+        <w:spacing w:after="120" w:before="220" w:line="380"/>
+      </w:pPr>
+      <w:r>
+        <w:rPr>
+          <w:rFonts w:ascii="Times New Roman" w:eastAsia="黑体" w:hAnsi="Times New Roman"/>
+          <w:b/>
+          <w:bCs/>
+          <w:color w:val="000000"/>
+          <w:sz w:val="28"/>
+          <w:szCs w:val="28"/>
+        </w:rPr>
+        <w:t xml:space="preserve">8.3 为什么可以放心用</w:t>
+      </w:r>
+    </w:p>
+    <w:p>
+      <w:pPr>
+        <w:spacing w:after="60" w:line="340"/>
+        <w:ind w:left="420" w:hanging="200"/>
+      </w:pPr>
+      <w:r>
+        <w:rPr>
+          <w:rFonts w:ascii="Times New Roman" w:eastAsia="宋体" w:hAnsi="Times New Roman"/>
+          <w:b w:val="false"/>
+          <w:bCs w:val="false"/>
+          <w:sz w:val="21"/>
+          <w:szCs w:val="21"/>
+        </w:rPr>
+        <w:t xml:space="preserve">● </w:t>
+      </w:r>
+      <w:r>
+        <w:rPr>
+          <w:rFonts w:ascii="Times New Roman" w:eastAsia="宋体" w:hAnsi="Times New Roman"/>
+          <w:b w:val="false"/>
+          <w:bCs w:val="false"/>
+          <w:sz w:val="21"/>
+          <w:szCs w:val="21"/>
+        </w:rPr>
+        <w:t xml:space="preserve">空作答不走模型：直接 0 分 + "未作答"，避免模型给同情分。</w:t>
+      </w:r>
+    </w:p>
+    <w:p>
+      <w:pPr>
+        <w:spacing w:after="60" w:line="340"/>
+        <w:ind w:left="420" w:hanging="200"/>
+      </w:pPr>
+      <w:r>
+        <w:rPr>
+          <w:rFonts w:ascii="Times New Roman" w:eastAsia="宋体" w:hAnsi="Times New Roman"/>
+          <w:b w:val="false"/>
+          <w:bCs w:val="false"/>
+          <w:sz w:val="21"/>
+          <w:szCs w:val="21"/>
+        </w:rPr>
+        <w:t xml:space="preserve">● </w:t>
+      </w:r>
+      <w:r>
+        <w:rPr>
+          <w:rFonts w:ascii="Times New Roman" w:eastAsia="宋体" w:hAnsi="Times New Roman"/>
+          <w:b w:val="false"/>
+          <w:bCs w:val="false"/>
+          <w:sz w:val="21"/>
+          <w:szCs w:val="21"/>
+        </w:rPr>
+        <w:t xml:space="preserve">模型没返回有效分数的题会进 skipped，页面提示"请人工评分"——不拿 0 分冒充建议。</w:t>
+      </w:r>
+    </w:p>
+    <w:p>
+      <w:pPr>
+        <w:spacing w:after="60" w:line="340"/>
+        <w:ind w:left="420" w:hanging="200"/>
+      </w:pPr>
+      <w:r>
+        <w:rPr>
+          <w:rFonts w:ascii="Times New Roman" w:eastAsia="宋体" w:hAnsi="Times New Roman"/>
+          <w:b w:val="false"/>
+          <w:bCs w:val="false"/>
+          <w:sz w:val="21"/>
+          <w:szCs w:val="21"/>
+        </w:rPr>
+        <w:t xml:space="preserve">● </w:t>
+      </w:r>
+      <w:r>
+        <w:rPr>
+          <w:rFonts w:ascii="Times New Roman" w:eastAsia="宋体" w:hAnsi="Times New Roman"/>
+          <w:b w:val="false"/>
+          <w:bCs w:val="false"/>
+          <w:sz w:val="21"/>
+          <w:szCs w:val="21"/>
+        </w:rPr>
+        <w:t xml:space="preserve">写分永远走原有批改接口：submission_answer.marked_by_type = TEACHER，判卷人与批改时间照旧。</w:t>
+      </w:r>
+    </w:p>
+    <w:p>
+      <w:r>
+        <w:br w:type="page"/>
+      </w:r>
+    </w:p>
+    <w:p>
+      <w:pPr>
+        <w:pStyle w:val="Heading1"/>
+        <w:spacing w:after="180" w:before="60" w:line="420"/>
+      </w:pPr>
+      <w:r>
+        <w:rPr>
+          <w:rFonts w:ascii="Times New Roman" w:eastAsia="黑体" w:hAnsi="Times New Roman"/>
+          <w:b/>
+          <w:bCs/>
+          <w:color w:val="000000"/>
+          <w:sz w:val="32"/>
+          <w:szCs w:val="32"/>
+        </w:rPr>
+        <w:t xml:space="preserve">9 测试记录表（打印出来打勾用）</w:t>
+      </w:r>
+    </w:p>
+    <w:p>
+      <w:pPr>
+        <w:spacing w:after="60" w:before="120" w:line="300"/>
+        <w:jc w:val="center"/>
+      </w:pPr>
+      <w:r>
+        <w:rPr>
+          <w:rFonts w:ascii="Times New Roman" w:eastAsia="宋体" w:hAnsi="Times New Roman"/>
+          <w:b/>
+          <w:bCs/>
+          <w:sz w:val="19"/>
+          <w:szCs w:val="19"/>
+        </w:rPr>
+        <w:t xml:space="preserve">表9-1 逐项打勾</w:t>
       </w:r>
     </w:p>
     <w:tbl>
@@ -9966,6 +10685,280 @@
           </w:p>
         </w:tc>
       </w:tr>
+      <w:tr>
+        <w:tc>
+          <w:tcPr>
+            <w:tcW w:type="dxa" w:w="544"/>
+            <w:tcMar>
+              <w:top w:type="dxa" w:w="60"/>
+              <w:left w:type="dxa" w:w="90"/>
+              <w:bottom w:type="dxa" w:w="60"/>
+              <w:right w:type="dxa" w:w="90"/>
+            </w:tcMar>
+            <w:vAlign w:val="center"/>
+          </w:tcPr>
+          <w:p>
+            <w:pPr>
+              <w:spacing w:after="0" w:line="280"/>
+            </w:pPr>
+            <w:r>
+              <w:rPr>
+                <w:rFonts w:ascii="Times New Roman" w:eastAsia="宋体" w:hAnsi="Times New Roman"/>
+                <w:b w:val="false"/>
+                <w:bCs w:val="false"/>
+                <w:sz w:val="19"/>
+                <w:szCs w:val="19"/>
+              </w:rPr>
+              <w:t xml:space="preserve">17</w:t>
+            </w:r>
+          </w:p>
+        </w:tc>
+        <w:tc>
+          <w:tcPr>
+            <w:tcW w:type="dxa" w:w="2358"/>
+            <w:tcMar>
+              <w:top w:type="dxa" w:w="60"/>
+              <w:left w:type="dxa" w:w="90"/>
+              <w:bottom w:type="dxa" w:w="60"/>
+              <w:right w:type="dxa" w:w="90"/>
+            </w:tcMar>
+            <w:vAlign w:val="center"/>
+          </w:tcPr>
+          <w:p>
+            <w:pPr>
+              <w:spacing w:after="0" w:line="280"/>
+            </w:pPr>
+            <w:r>
+              <w:rPr>
+                <w:rFonts w:ascii="Times New Roman" w:eastAsia="宋体" w:hAnsi="Times New Roman"/>
+                <w:b w:val="false"/>
+                <w:bCs w:val="false"/>
+                <w:sz w:val="19"/>
+                <w:szCs w:val="19"/>
+              </w:rPr>
+              <w:t xml:space="preserve">AI 批改 · 建议分</w:t>
+            </w:r>
+          </w:p>
+        </w:tc>
+        <w:tc>
+          <w:tcPr>
+            <w:tcW w:type="dxa" w:w="3084"/>
+            <w:tcMar>
+              <w:top w:type="dxa" w:w="60"/>
+              <w:left w:type="dxa" w:w="90"/>
+              <w:bottom w:type="dxa" w:w="60"/>
+              <w:right w:type="dxa" w:w="90"/>
+            </w:tcMar>
+            <w:vAlign w:val="center"/>
+          </w:tcPr>
+          <w:p>
+            <w:pPr>
+              <w:spacing w:after="0" w:line="280"/>
+            </w:pPr>
+            <w:r>
+              <w:rPr>
+                <w:rFonts w:ascii="Times New Roman" w:eastAsia="宋体" w:hAnsi="Times New Roman"/>
+                <w:b w:val="false"/>
+                <w:bCs w:val="false"/>
+                <w:sz w:val="19"/>
+                <w:szCs w:val="19"/>
+              </w:rPr>
+              <w:t xml:space="preserve">「交卷与批改」→ 打开一份 → AI 批改建议</w:t>
+            </w:r>
+          </w:p>
+        </w:tc>
+        <w:tc>
+          <w:tcPr>
+            <w:tcW w:type="dxa" w:w="726"/>
+            <w:tcMar>
+              <w:top w:type="dxa" w:w="60"/>
+              <w:left w:type="dxa" w:w="90"/>
+              <w:bottom w:type="dxa" w:w="60"/>
+              <w:right w:type="dxa" w:w="90"/>
+            </w:tcMar>
+            <w:vAlign w:val="center"/>
+          </w:tcPr>
+          <w:p>
+            <w:pPr>
+              <w:spacing w:after="0" w:line="280"/>
+            </w:pPr>
+            <w:r>
+              <w:rPr>
+                <w:rFonts w:ascii="Times New Roman" w:eastAsia="宋体" w:hAnsi="Times New Roman"/>
+                <w:b w:val="false"/>
+                <w:bCs w:val="false"/>
+                <w:sz w:val="19"/>
+                <w:szCs w:val="19"/>
+              </w:rPr>
+              <w:t xml:space="preserve">□</w:t>
+            </w:r>
+          </w:p>
+        </w:tc>
+        <w:tc>
+          <w:tcPr>
+            <w:tcW w:type="dxa" w:w="2358"/>
+            <w:tcMar>
+              <w:top w:type="dxa" w:w="60"/>
+              <w:left w:type="dxa" w:w="90"/>
+              <w:bottom w:type="dxa" w:w="60"/>
+              <w:right w:type="dxa" w:w="90"/>
+            </w:tcMar>
+            <w:vAlign w:val="center"/>
+          </w:tcPr>
+          <w:p>
+            <w:pPr>
+              <w:spacing w:after="0" w:line="280"/>
+            </w:pPr>
+            <w:r>
+              <w:rPr>
+                <w:rFonts w:ascii="Times New Roman" w:eastAsia="宋体" w:hAnsi="Times New Roman"/>
+                <w:b w:val="false"/>
+                <w:bCs w:val="false"/>
+                <w:sz w:val="19"/>
+                <w:szCs w:val="19"/>
+              </w:rPr>
+              <w:t xml:space="preserve">2 条建议 + 三个校验</w:t>
+            </w:r>
+          </w:p>
+        </w:tc>
+      </w:tr>
+      <w:tr>
+        <w:tc>
+          <w:tcPr>
+            <w:tcW w:type="dxa" w:w="544"/>
+            <w:tcMar>
+              <w:top w:type="dxa" w:w="60"/>
+              <w:left w:type="dxa" w:w="90"/>
+              <w:bottom w:type="dxa" w:w="60"/>
+              <w:right w:type="dxa" w:w="90"/>
+            </w:tcMar>
+            <w:vAlign w:val="center"/>
+          </w:tcPr>
+          <w:p>
+            <w:pPr>
+              <w:spacing w:after="0" w:line="280"/>
+            </w:pPr>
+            <w:r>
+              <w:rPr>
+                <w:rFonts w:ascii="Times New Roman" w:eastAsia="宋体" w:hAnsi="Times New Roman"/>
+                <w:b w:val="false"/>
+                <w:bCs w:val="false"/>
+                <w:sz w:val="19"/>
+                <w:szCs w:val="19"/>
+              </w:rPr>
+              <w:t xml:space="preserve">18</w:t>
+            </w:r>
+          </w:p>
+        </w:tc>
+        <w:tc>
+          <w:tcPr>
+            <w:tcW w:type="dxa" w:w="2358"/>
+            <w:tcMar>
+              <w:top w:type="dxa" w:w="60"/>
+              <w:left w:type="dxa" w:w="90"/>
+              <w:bottom w:type="dxa" w:w="60"/>
+              <w:right w:type="dxa" w:w="90"/>
+            </w:tcMar>
+            <w:vAlign w:val="center"/>
+          </w:tcPr>
+          <w:p>
+            <w:pPr>
+              <w:spacing w:after="0" w:line="280"/>
+            </w:pPr>
+            <w:r>
+              <w:rPr>
+                <w:rFonts w:ascii="Times New Roman" w:eastAsia="宋体" w:hAnsi="Times New Roman"/>
+                <w:b w:val="false"/>
+                <w:bCs w:val="false"/>
+                <w:sz w:val="19"/>
+                <w:szCs w:val="19"/>
+              </w:rPr>
+              <w:t xml:space="preserve">AI 批改 · 采纳留痕</w:t>
+            </w:r>
+          </w:p>
+        </w:tc>
+        <w:tc>
+          <w:tcPr>
+            <w:tcW w:type="dxa" w:w="3084"/>
+            <w:tcMar>
+              <w:top w:type="dxa" w:w="60"/>
+              <w:left w:type="dxa" w:w="90"/>
+              <w:bottom w:type="dxa" w:w="60"/>
+              <w:right w:type="dxa" w:w="90"/>
+            </w:tcMar>
+            <w:vAlign w:val="center"/>
+          </w:tcPr>
+          <w:p>
+            <w:pPr>
+              <w:spacing w:after="0" w:line="280"/>
+            </w:pPr>
+            <w:r>
+              <w:rPr>
+                <w:rFonts w:ascii="Times New Roman" w:eastAsia="宋体" w:hAnsi="Times New Roman"/>
+                <w:b w:val="false"/>
+                <w:bCs w:val="false"/>
+                <w:sz w:val="19"/>
+                <w:szCs w:val="19"/>
+              </w:rPr>
+              <w:t xml:space="preserve">点「填入评分框」→ 提交批改</w:t>
+            </w:r>
+          </w:p>
+        </w:tc>
+        <w:tc>
+          <w:tcPr>
+            <w:tcW w:type="dxa" w:w="726"/>
+            <w:tcMar>
+              <w:top w:type="dxa" w:w="60"/>
+              <w:left w:type="dxa" w:w="90"/>
+              <w:bottom w:type="dxa" w:w="60"/>
+              <w:right w:type="dxa" w:w="90"/>
+            </w:tcMar>
+            <w:vAlign w:val="center"/>
+          </w:tcPr>
+          <w:p>
+            <w:pPr>
+              <w:spacing w:after="0" w:line="280"/>
+            </w:pPr>
+            <w:r>
+              <w:rPr>
+                <w:rFonts w:ascii="Times New Roman" w:eastAsia="宋体" w:hAnsi="Times New Roman"/>
+                <w:b w:val="false"/>
+                <w:bCs w:val="false"/>
+                <w:sz w:val="19"/>
+                <w:szCs w:val="19"/>
+              </w:rPr>
+              <w:t xml:space="preserve">□</w:t>
+            </w:r>
+          </w:p>
+        </w:tc>
+        <w:tc>
+          <w:tcPr>
+            <w:tcW w:type="dxa" w:w="2358"/>
+            <w:tcMar>
+              <w:top w:type="dxa" w:w="60"/>
+              <w:left w:type="dxa" w:w="90"/>
+              <w:bottom w:type="dxa" w:w="60"/>
+              <w:right w:type="dxa" w:w="90"/>
+            </w:tcMar>
+            <w:vAlign w:val="center"/>
+          </w:tcPr>
+          <w:p>
+            <w:pPr>
+              <w:spacing w:after="0" w:line="280"/>
+            </w:pPr>
+            <w:r>
+              <w:rPr>
+                <w:rFonts w:ascii="Times New Roman" w:eastAsia="宋体" w:hAnsi="Times New Roman"/>
+                <w:b w:val="false"/>
+                <w:bCs w:val="false"/>
+                <w:sz w:val="19"/>
+                <w:szCs w:val="19"/>
+              </w:rPr>
+              <w:t xml:space="preserve">分数写入且判卷人是本人</w:t>
+            </w:r>
+          </w:p>
+        </w:tc>
+      </w:tr>
     </w:tbl>
     <w:p>
       <w:r>
@@ -9986,7 +10979,7 @@
           <w:sz w:val="32"/>
           <w:szCs w:val="32"/>
         </w:rPr>
-        <w:t xml:space="preserve">9 常见问题排查</w:t>
+        <w:t xml:space="preserve">10 常见问题排查</w:t>
       </w:r>
     </w:p>
     <w:p>
@@ -10002,7 +10995,7 @@
           <w:sz w:val="19"/>
           <w:szCs w:val="19"/>
         </w:rPr>
-        <w:t xml:space="preserve">表9-1 现象与处理</w:t>
+        <w:t xml:space="preserve">表10-1 现象与处理</w:t>
       </w:r>
     </w:p>
     <w:tbl>
@@ -11194,6 +12187,172 @@
           </w:p>
         </w:tc>
       </w:tr>
+      <w:tr>
+        <w:tc>
+          <w:tcPr>
+            <w:tcW w:type="dxa" w:w="2358"/>
+            <w:tcMar>
+              <w:top w:type="dxa" w:w="60"/>
+              <w:left w:type="dxa" w:w="90"/>
+              <w:bottom w:type="dxa" w:w="60"/>
+              <w:right w:type="dxa" w:w="90"/>
+            </w:tcMar>
+            <w:vAlign w:val="center"/>
+          </w:tcPr>
+          <w:p>
+            <w:pPr>
+              <w:spacing w:after="0" w:line="280"/>
+            </w:pPr>
+            <w:r>
+              <w:rPr>
+                <w:rFonts w:ascii="Times New Roman" w:eastAsia="宋体" w:hAnsi="Times New Roman"/>
+                <w:b w:val="false"/>
+                <w:bCs w:val="false"/>
+                <w:sz w:val="19"/>
+                <w:szCs w:val="19"/>
+              </w:rPr>
+              <w:t xml:space="preserve">AI 批改报「这张卷子没有主观题」</w:t>
+            </w:r>
+          </w:p>
+        </w:tc>
+        <w:tc>
+          <w:tcPr>
+            <w:tcW w:type="dxa" w:w="2902"/>
+            <w:tcMar>
+              <w:top w:type="dxa" w:w="60"/>
+              <w:left w:type="dxa" w:w="90"/>
+              <w:bottom w:type="dxa" w:w="60"/>
+              <w:right w:type="dxa" w:w="90"/>
+            </w:tcMar>
+            <w:vAlign w:val="center"/>
+          </w:tcPr>
+          <w:p>
+            <w:pPr>
+              <w:spacing w:after="0" w:line="280"/>
+            </w:pPr>
+            <w:r>
+              <w:rPr>
+                <w:rFonts w:ascii="Times New Roman" w:eastAsia="宋体" w:hAnsi="Times New Roman"/>
+                <w:b w:val="false"/>
+                <w:bCs w:val="false"/>
+                <w:sz w:val="19"/>
+                <w:szCs w:val="19"/>
+              </w:rPr>
+              <w:t xml:space="preserve">该卷只有选择题/判断题</w:t>
+            </w:r>
+          </w:p>
+        </w:tc>
+        <w:tc>
+          <w:tcPr>
+            <w:tcW w:type="dxa" w:w="3809"/>
+            <w:tcMar>
+              <w:top w:type="dxa" w:w="60"/>
+              <w:left w:type="dxa" w:w="90"/>
+              <w:bottom w:type="dxa" w:w="60"/>
+              <w:right w:type="dxa" w:w="90"/>
+            </w:tcMar>
+            <w:vAlign w:val="center"/>
+          </w:tcPr>
+          <w:p>
+            <w:pPr>
+              <w:spacing w:after="0" w:line="280"/>
+            </w:pPr>
+            <w:r>
+              <w:rPr>
+                <w:rFonts w:ascii="Times New Roman" w:eastAsia="宋体" w:hAnsi="Times New Roman"/>
+                <w:b w:val="false"/>
+                <w:bCs w:val="false"/>
+                <w:sz w:val="19"/>
+                <w:szCs w:val="19"/>
+              </w:rPr>
+              <w:t xml:space="preserve">AI 批改只针对填空与简答；客观题由系统判分</w:t>
+            </w:r>
+          </w:p>
+        </w:tc>
+      </w:tr>
+      <w:tr>
+        <w:tc>
+          <w:tcPr>
+            <w:tcW w:type="dxa" w:w="2358"/>
+            <w:tcMar>
+              <w:top w:type="dxa" w:w="60"/>
+              <w:left w:type="dxa" w:w="90"/>
+              <w:bottom w:type="dxa" w:w="60"/>
+              <w:right w:type="dxa" w:w="90"/>
+            </w:tcMar>
+            <w:vAlign w:val="center"/>
+          </w:tcPr>
+          <w:p>
+            <w:pPr>
+              <w:spacing w:after="0" w:line="280"/>
+            </w:pPr>
+            <w:r>
+              <w:rPr>
+                <w:rFonts w:ascii="Times New Roman" w:eastAsia="宋体" w:hAnsi="Times New Roman"/>
+                <w:b w:val="false"/>
+                <w:bCs w:val="false"/>
+                <w:sz w:val="19"/>
+                <w:szCs w:val="19"/>
+              </w:rPr>
+              <w:t xml:space="preserve">AI 批改的分数和老师判断不一致</w:t>
+            </w:r>
+          </w:p>
+        </w:tc>
+        <w:tc>
+          <w:tcPr>
+            <w:tcW w:type="dxa" w:w="2902"/>
+            <w:tcMar>
+              <w:top w:type="dxa" w:w="60"/>
+              <w:left w:type="dxa" w:w="90"/>
+              <w:bottom w:type="dxa" w:w="60"/>
+              <w:right w:type="dxa" w:w="90"/>
+            </w:tcMar>
+            <w:vAlign w:val="center"/>
+          </w:tcPr>
+          <w:p>
+            <w:pPr>
+              <w:spacing w:after="0" w:line="280"/>
+            </w:pPr>
+            <w:r>
+              <w:rPr>
+                <w:rFonts w:ascii="Times New Roman" w:eastAsia="宋体" w:hAnsi="Times New Roman"/>
+                <w:b w:val="false"/>
+                <w:bCs w:val="false"/>
+                <w:sz w:val="19"/>
+                <w:szCs w:val="19"/>
+              </w:rPr>
+              <w:t xml:space="preserve">正常——AI 只给建议</w:t>
+            </w:r>
+          </w:p>
+        </w:tc>
+        <w:tc>
+          <w:tcPr>
+            <w:tcW w:type="dxa" w:w="3809"/>
+            <w:tcMar>
+              <w:top w:type="dxa" w:w="60"/>
+              <w:left w:type="dxa" w:w="90"/>
+              <w:bottom w:type="dxa" w:w="60"/>
+              <w:right w:type="dxa" w:w="90"/>
+            </w:tcMar>
+            <w:vAlign w:val="center"/>
+          </w:tcPr>
+          <w:p>
+            <w:pPr>
+              <w:spacing w:after="0" w:line="280"/>
+            </w:pPr>
+            <w:r>
+              <w:rPr>
+                <w:rFonts w:ascii="Times New Roman" w:eastAsia="宋体" w:hAnsi="Times New Roman"/>
+                <w:b w:val="false"/>
+                <w:bCs w:val="false"/>
+                <w:sz w:val="19"/>
+                <w:szCs w:val="19"/>
+              </w:rPr>
+              <w:t xml:space="preserve">直接在输入框改分再提交；改完的分记在 final_score，方便对照</w:t>
+            </w:r>
+          </w:p>
+        </w:tc>
+      </w:tr>
     </w:tbl>
     <w:p>
       <w:r>
@@ -11214,7 +12373,7 @@
           <w:sz w:val="32"/>
           <w:szCs w:val="32"/>
         </w:rPr>
-        <w:t xml:space="preserve">10 每个功能答辩时说一句</w:t>
+        <w:t xml:space="preserve">11 每个功能答辩时说一句</w:t>
       </w:r>
     </w:p>
     <w:p>
@@ -11230,7 +12389,7 @@
           <w:sz w:val="19"/>
           <w:szCs w:val="19"/>
         </w:rPr>
-        <w:t xml:space="preserve">表10-1 三分钟闭环演示顺序</w:t>
+        <w:t xml:space="preserve">表11-1 三分钟闭环演示顺序</w:t>
       </w:r>
     </w:p>
     <w:tbl>
@@ -12003,6 +13162,89 @@
                 <w:szCs w:val="19"/>
               </w:rPr>
               <w:t xml:space="preserve">AI 只出草稿：五道闸门先筛一遍（结构/答案/出处/照抄/分值），教师改完采纳才进卷——减负，但不放权</w:t>
+            </w:r>
+          </w:p>
+        </w:tc>
+      </w:tr>
+      <w:tr>
+        <w:tc>
+          <w:tcPr>
+            <w:tcW w:type="dxa" w:w="907"/>
+            <w:tcMar>
+              <w:top w:type="dxa" w:w="60"/>
+              <w:left w:type="dxa" w:w="90"/>
+              <w:bottom w:type="dxa" w:w="60"/>
+              <w:right w:type="dxa" w:w="90"/>
+            </w:tcMar>
+            <w:vAlign w:val="center"/>
+          </w:tcPr>
+          <w:p>
+            <w:pPr>
+              <w:spacing w:after="0" w:line="280"/>
+            </w:pPr>
+            <w:r>
+              <w:rPr>
+                <w:rFonts w:ascii="Times New Roman" w:eastAsia="宋体" w:hAnsi="Times New Roman"/>
+                <w:b w:val="false"/>
+                <w:bCs w:val="false"/>
+                <w:sz w:val="19"/>
+                <w:szCs w:val="19"/>
+              </w:rPr>
+              <w:t xml:space="preserve">9</w:t>
+            </w:r>
+          </w:p>
+        </w:tc>
+        <w:tc>
+          <w:tcPr>
+            <w:tcW w:type="dxa" w:w="3991"/>
+            <w:tcMar>
+              <w:top w:type="dxa" w:w="60"/>
+              <w:left w:type="dxa" w:w="90"/>
+              <w:bottom w:type="dxa" w:w="60"/>
+              <w:right w:type="dxa" w:w="90"/>
+            </w:tcMar>
+            <w:vAlign w:val="center"/>
+          </w:tcPr>
+          <w:p>
+            <w:pPr>
+              <w:spacing w:after="0" w:line="280"/>
+            </w:pPr>
+            <w:r>
+              <w:rPr>
+                <w:rFonts w:ascii="Times New Roman" w:eastAsia="宋体" w:hAnsi="Times New Roman"/>
+                <w:b w:val="false"/>
+                <w:bCs w:val="false"/>
+                <w:sz w:val="19"/>
+                <w:szCs w:val="19"/>
+              </w:rPr>
+              <w:t xml:space="preserve">交卷与批改 → AI 批改建议 → 提交批改</w:t>
+            </w:r>
+          </w:p>
+        </w:tc>
+        <w:tc>
+          <w:tcPr>
+            <w:tcW w:type="dxa" w:w="4172"/>
+            <w:tcMar>
+              <w:top w:type="dxa" w:w="60"/>
+              <w:left w:type="dxa" w:w="90"/>
+              <w:bottom w:type="dxa" w:w="60"/>
+              <w:right w:type="dxa" w:w="90"/>
+            </w:tcMar>
+            <w:vAlign w:val="center"/>
+          </w:tcPr>
+          <w:p>
+            <w:pPr>
+              <w:spacing w:after="0" w:line="280"/>
+            </w:pPr>
+            <w:r>
+              <w:rPr>
+                <w:rFonts w:ascii="Times New Roman" w:eastAsia="宋体" w:hAnsi="Times New Roman"/>
+                <w:b w:val="false"/>
+                <w:bCs w:val="false"/>
+                <w:sz w:val="19"/>
+                <w:szCs w:val="19"/>
+              </w:rPr>
+              <w:t xml:space="preserve">AI 只给建议分与评语（还告诉你扣在哪条要点），写分与判卷人仍是教师——可解释、可追责</w:t>
             </w:r>
           </w:p>
         </w:tc>
